--- a/docs/report-docs/Report 1-Phân tích datasets.docx
+++ b/docs/report-docs/Report 1-Phân tích datasets.docx
@@ -8,14 +8,21 @@
           <w:b/>
           <w:bCs/>
         </w:rPr>
-        <w:t>-sub.txt</w:t>
+        <w:t>1.</w:t>
       </w:r>
       <w:r>
         <w:rPr>
           <w:b/>
           <w:bCs/>
         </w:rPr>
-        <w:t xml:space="preserve"> :</w:t>
+        <w:t xml:space="preserve"> </w:t>
+      </w:r>
+      <w:r>
+        <w:rPr>
+          <w:b/>
+          <w:bCs/>
+        </w:rPr>
+        <w:t>sub.txt :</w:t>
       </w:r>
       <w:r>
         <w:t xml:space="preserve"> Thông tin Báo cáo&amp;Công ty</w:t>
@@ -36,6 +43,15 @@
       <w:r>
         <w:t xml:space="preserve"> (CIK) : Mã SEC cung cấp để nhận diện các công ty, quỹ đầu tư hoặc cá nhân khi nộp báo cáo tài chính công khai trên hệ thống dữ liệu của SEC</w:t>
       </w:r>
+      <w:r>
+        <w:t xml:space="preserve"> </w:t>
+      </w:r>
+      <w:r>
+        <w:t>(Ví dụ: Apple là 0000320193</w:t>
+      </w:r>
+      <w:r>
+        <w:t>)</w:t>
+      </w:r>
     </w:p>
     <w:p>
       <w:r>
@@ -52,6 +68,279 @@
       </w:r>
       <w:r>
         <w:t xml:space="preserve">-&gt; phân biệt các báo cáo tài chính của công ty </w:t>
+      </w:r>
+      <w:r>
+        <w:t>-&gt; khoá chính(primary key)</w:t>
+      </w:r>
+    </w:p>
+    <w:p>
+      <w:r>
+        <w:t xml:space="preserve">+ Sic </w:t>
+      </w:r>
+      <w:r>
+        <w:t>: Mã ngành nghề kinh doanh (Standard Industrial Classification)</w:t>
+      </w:r>
+      <w:r>
+        <w:t xml:space="preserve"> </w:t>
+      </w:r>
+      <w:r>
+        <w:t>(ví dụ:</w:t>
+      </w:r>
+      <w:r>
+        <w:t xml:space="preserve"> ngân hàng, công nghệ</w:t>
+      </w:r>
+      <w:r>
+        <w:t>).</w:t>
+      </w:r>
+    </w:p>
+    <w:p>
+      <w:r>
+        <w:t xml:space="preserve">+ </w:t>
+      </w:r>
+      <w:r>
+        <w:t>form: Loại báo cáo (10-K là báo cáo năm, 10-Q là báo cáo quý).</w:t>
+      </w:r>
+    </w:p>
+    <w:p>
+      <w:r>
+        <w:t xml:space="preserve">+ </w:t>
+      </w:r>
+      <w:r>
+        <w:t>fy và fp (Fiscal Year &amp; Fiscal Period): Năm tài chính và Kỳ tài chính (Q1, Q2, Q3, FY).</w:t>
+      </w:r>
+    </w:p>
+    <w:p>
+      <w:r>
+        <w:rPr>
+          <w:b/>
+          <w:bCs/>
+        </w:rPr>
+        <w:t>2. num.txt</w:t>
+      </w:r>
+      <w:r>
+        <w:t> (Dữ liệu Số liệu - Quan trọng nhất)</w:t>
+      </w:r>
+    </w:p>
+    <w:p>
+      <w:r>
+        <w:t>-</w:t>
+      </w:r>
+      <w:r>
+        <w:t xml:space="preserve"> </w:t>
+      </w:r>
+      <w:r>
+        <w:t xml:space="preserve"> </w:t>
+      </w:r>
+      <w:r>
+        <w:t>C</w:t>
+      </w:r>
+      <w:r>
+        <w:t>hứa toàn bộ con số. Một báo cáo (adsh) sẽ có hàng trăm dòng trong file này.</w:t>
+      </w:r>
+    </w:p>
+    <w:p>
+      <w:r>
+        <w:t>-</w:t>
+      </w:r>
+      <w:r>
+        <w:t xml:space="preserve"> </w:t>
+      </w:r>
+      <w:r>
+        <w:t>adsh: Khóa ngoại liên kết về sub.txt.</w:t>
+      </w:r>
+    </w:p>
+    <w:p>
+      <w:r>
+        <w:t>-</w:t>
+      </w:r>
+      <w:r>
+        <w:t xml:space="preserve"> </w:t>
+      </w:r>
+      <w:r>
+        <w:t>tag: Tên chỉ số tài chính (Ví dụ: NetIncomeLoss, Assets).</w:t>
+      </w:r>
+    </w:p>
+    <w:p>
+      <w:r>
+        <w:t>-</w:t>
+      </w:r>
+      <w:r>
+        <w:t xml:space="preserve"> </w:t>
+      </w:r>
+      <w:r>
+        <w:t>ddate (Data Date): Ngày chốt sổ của con số này (thường là ngày cuối quý, ví dụ 20250331).</w:t>
+      </w:r>
+    </w:p>
+    <w:p>
+      <w:r>
+        <w:t>-</w:t>
+      </w:r>
+      <w:r>
+        <w:t xml:space="preserve"> </w:t>
+      </w:r>
+      <w:r>
+        <w:t>qtrs (Quarters): Biểu thị khoảng thời gian của con số.</w:t>
+      </w:r>
+    </w:p>
+    <w:p>
+      <w:r>
+        <w:t xml:space="preserve">+ </w:t>
+      </w:r>
+      <w:r>
+        <w:t>qtrs = 0: Dành cho các chỉ số chốt tại 1 thời điểm như Bảng Cân đối Kế toán (Tổng tài sản, Tổng nợ).</w:t>
+      </w:r>
+    </w:p>
+    <w:p>
+      <w:r>
+        <w:t xml:space="preserve">+ </w:t>
+      </w:r>
+      <w:r>
+        <w:t>qtrs = 1: Dành cho các chỉ số phát sinh trong 1 quý như Kết quả Kinh doanh (Doanh thu, Lợi nhuận).</w:t>
+      </w:r>
+    </w:p>
+    <w:p>
+      <w:r>
+        <w:t xml:space="preserve">+ </w:t>
+      </w:r>
+      <w:r>
+        <w:t>qtrs = 4: Phát sinh trong cả 1 năm (dành cho báo cáo 10-K).</w:t>
+      </w:r>
+    </w:p>
+    <w:p>
+      <w:r>
+        <w:t xml:space="preserve">- </w:t>
+      </w:r>
+      <w:r>
+        <w:t>uom (Unit of Measure): Đơn vị tính (thường là USD, hoặc shares nếu là số lượng cổ phiếu).</w:t>
+      </w:r>
+    </w:p>
+    <w:p>
+      <w:r>
+        <w:t xml:space="preserve">- </w:t>
+      </w:r>
+      <w:r>
+        <w:t>value: Giá trị thực tế của con số.</w:t>
+      </w:r>
+    </w:p>
+    <w:p/>
+    <w:p>
+      <w:pPr>
+        <w:rPr>
+          <w:b/>
+          <w:bCs/>
+        </w:rPr>
+      </w:pPr>
+      <w:r>
+        <w:rPr>
+          <w:b/>
+          <w:bCs/>
+        </w:rPr>
+        <w:lastRenderedPageBreak/>
+        <w:t>3. tag.txt</w:t>
+      </w:r>
+    </w:p>
+    <w:p>
+      <w:r>
+        <w:t>- B</w:t>
+      </w:r>
+      <w:r>
+        <w:t xml:space="preserve">ảng danh mục tham chiếu (Reference Table), có chức năng cung cấp định nghĩa cấu trúc cho các chỉ số tài chính. </w:t>
+      </w:r>
+    </w:p>
+    <w:p>
+      <w:r>
+        <w:t xml:space="preserve">- </w:t>
+      </w:r>
+      <w:r>
+        <w:t>tag (Khóa chính): sử dụng để liên kết (join) với tập dữ liệu num.txt.</w:t>
+      </w:r>
+    </w:p>
+    <w:p>
+      <w:r>
+        <w:t xml:space="preserve">- </w:t>
+      </w:r>
+      <w:r>
+        <w:t>datatype (Kiểu dữ liệu): Xác định định dạng của giá trị (ví dụ: monetary - tiền tệ, shares - cổ phiếu, pure - tỷ lệ) nhằm phục vụ quá trình parse và chuẩn hóa dữ liệu.</w:t>
+      </w:r>
+    </w:p>
+    <w:p>
+      <w:r>
+        <w:t xml:space="preserve">- </w:t>
+      </w:r>
+      <w:r>
+        <w:t>crdr (Cờ quy đổi): Chứa giá trị C (Credit) hoặc D (Debit), đóng vai trò là tham số logic để xác định việc chuyển đổi dấu (âm/dương) trong các thuật toán tổng hợp dữ liệu.</w:t>
+      </w:r>
+    </w:p>
+    <w:p>
+      <w:r>
+        <w:t xml:space="preserve">- </w:t>
+      </w:r>
+      <w:r>
+        <w:t>tlabel &amp; doc (Dữ liệu hiển thị): Cột tlabel cung cấp nhãn hiển thị rút gọn dành cho giao diện người dùng (UI). Cột doc chứa văn bản mô tả chi tiết ý nghĩa nghiệp vụ của chỉ số.</w:t>
+      </w:r>
+    </w:p>
+    <w:p>
+      <w:r>
+        <w:rPr>
+          <w:b/>
+          <w:bCs/>
+        </w:rPr>
+        <w:t>4. pre.txt </w:t>
+      </w:r>
+      <w:r>
+        <w:t>(Cấu trúc Trình bày - Presentation)</w:t>
+      </w:r>
+    </w:p>
+    <w:p>
+      <w:r>
+        <w:t>-</w:t>
+      </w:r>
+      <w:r>
+        <w:t xml:space="preserve"> </w:t>
+      </w:r>
+      <w:r>
+        <w:t>Giúp</w:t>
+      </w:r>
+      <w:r>
+        <w:t xml:space="preserve"> tái tạo lại nguyên bản giao diện tờ báo cáo nếu muốn in ra màn hình.</w:t>
+      </w:r>
+    </w:p>
+    <w:p>
+      <w:r>
+        <w:t xml:space="preserve">- </w:t>
+      </w:r>
+      <w:r>
+        <w:t>stmt (Statement Type): </w:t>
+      </w:r>
+      <w:r>
+        <w:t>Cho</w:t>
+      </w:r>
+      <w:r>
+        <w:t xml:space="preserve"> biết con số này nằm ở bảng nào. BS (Balance Sheet - Cân đối kế toán), IS (Income Statement - KQ Kinh doanh), CF (Cash Flows - Lưu chuyển tiền tệ).</w:t>
+      </w:r>
+    </w:p>
+    <w:p>
+      <w:r>
+        <w:t xml:space="preserve">- </w:t>
+      </w:r>
+      <w:r>
+        <w:t>line: Thứ tự dòng hiển thị từ trên xuống dưới.</w:t>
+      </w:r>
+    </w:p>
+    <w:p>
+      <w:r>
+        <w:t xml:space="preserve">- </w:t>
+      </w:r>
+      <w:r>
+        <w:t>inpth (Indent Depth): Độ thụt lề. Ví dụ "Tài sản ngắn hạn" thụt lề cấp 1, bên trong có "Tiền mặt" thụt lề cấp 2.</w:t>
+      </w:r>
+    </w:p>
+    <w:p>
+      <w:r>
+        <w:t xml:space="preserve">- </w:t>
+      </w:r>
+      <w:r>
+        <w:t>negating: Nếu bằng 1, khi hiển thị ra màn hình UI phải đổi dấu giá trị đó (ví dụ hiển thị số âm cho khoản mục Chi phí mặc dù trong num.txt nó được lưu là số dương).</w:t>
       </w:r>
     </w:p>
     <w:p/>
@@ -63,6 +352,1284 @@
     </w:sectPr>
   </w:body>
 </w:document>
+</file>
+
+<file path=word/numbering.xml><?xml version="1.0" encoding="utf-8"?>
+<w:numbering xmlns:wpc="http://schemas.microsoft.com/office/word/2010/wordprocessingCanvas" xmlns:cx="http://schemas.microsoft.com/office/drawing/2014/chartex" xmlns:cx1="http://schemas.microsoft.com/office/drawing/2015/9/8/chartex" xmlns:cx2="http://schemas.microsoft.com/office/drawing/2015/10/21/chartex" xmlns:cx3="http://schemas.microsoft.com/office/drawing/2016/5/9/chartex" xmlns:cx4="http://schemas.microsoft.com/office/drawing/2016/5/10/chartex" xmlns:cx5="http://schemas.microsoft.com/office/drawing/2016/5/11/chartex" xmlns:cx6="http://schemas.microsoft.com/office/drawing/2016/5/12/chartex" xmlns:cx7="http://schemas.microsoft.com/office/drawing/2016/5/13/chartex" xmlns:cx8="http://schemas.microsoft.com/office/drawing/2016/5/14/chartex" xmlns:mc="http://schemas.openxmlformats.org/markup-compatibility/2006" xmlns:aink="http://schemas.microsoft.com/office/drawing/2016/ink" xmlns:am3d="http://schemas.microsoft.com/office/drawing/2017/model3d" xmlns:o="urn:schemas-microsoft-com:office:office" xmlns:oel="http://schemas.microsoft.com/office/2019/extlst" xmlns:r="http://schemas.openxmlformats.org/officeDocument/2006/relationships" xmlns:m="http://schemas.openxmlformats.org/officeDocument/2006/math" xmlns:v="urn:schemas-microsoft-com:vml" xmlns:wp14="http://schemas.microsoft.com/office/word/2010/wordprocessingDrawing" xmlns:wp="http://schemas.openxmlformats.org/drawingml/2006/wordprocessingDrawing" xmlns:w10="urn:schemas-microsoft-com:office:word" xmlns:w="http://schemas.openxmlformats.org/wordprocessingml/2006/main" xmlns:w14="http://schemas.microsoft.com/office/word/2010/wordml" xmlns:w15="http://schemas.microsoft.com/office/word/2012/wordml" xmlns:w16cex="http://schemas.microsoft.com/office/word/2018/wordml/cex" xmlns:w16cid="http://schemas.microsoft.com/office/word/2016/wordml/cid" xmlns:w16="http://schemas.microsoft.com/office/word/2018/wordml" xmlns:w16du="http://schemas.microsoft.com/office/word/2023/wordml/word16du" xmlns:w16sdtdh="http://schemas.microsoft.com/office/word/2020/wordml/sdtdatahash" xmlns:w16sdtfl="http://schemas.microsoft.com/office/word/2024/wordml/sdtformatlock" xmlns:w16se="http://schemas.microsoft.com/office/word/2015/wordml/symex" xmlns:wpg="http://schemas.microsoft.com/office/word/2010/wordprocessingGroup" xmlns:wpi="http://schemas.microsoft.com/office/word/2010/wordprocessingInk" xmlns:wne="http://schemas.microsoft.com/office/word/2006/wordml" xmlns:wps="http://schemas.microsoft.com/office/word/2010/wordprocessingShape" mc:Ignorable="w14 w15 w16se w16cid w16 w16cex w16sdtdh w16sdtfl w16du wp14">
+  <w:abstractNum w:abstractNumId="0" w15:restartNumberingAfterBreak="0">
+    <w:nsid w:val="00C41DBB"/>
+    <w:multiLevelType w:val="multilevel"/>
+    <w:tmpl w:val="72DE3F24"/>
+    <w:lvl w:ilvl="0">
+      <w:start w:val="1"/>
+      <w:numFmt w:val="bullet"/>
+      <w:lvlText w:val=""/>
+      <w:lvlJc w:val="left"/>
+      <w:pPr>
+        <w:tabs>
+          <w:tab w:val="num" w:pos="720"/>
+        </w:tabs>
+        <w:ind w:left="720" w:hanging="360"/>
+      </w:pPr>
+      <w:rPr>
+        <w:rFonts w:ascii="Symbol" w:hAnsi="Symbol" w:hint="default"/>
+        <w:sz w:val="20"/>
+      </w:rPr>
+    </w:lvl>
+    <w:lvl w:ilvl="1" w:tentative="1">
+      <w:start w:val="1"/>
+      <w:numFmt w:val="bullet"/>
+      <w:lvlText w:val=""/>
+      <w:lvlJc w:val="left"/>
+      <w:pPr>
+        <w:tabs>
+          <w:tab w:val="num" w:pos="1440"/>
+        </w:tabs>
+        <w:ind w:left="1440" w:hanging="360"/>
+      </w:pPr>
+      <w:rPr>
+        <w:rFonts w:ascii="Symbol" w:hAnsi="Symbol" w:hint="default"/>
+        <w:sz w:val="20"/>
+      </w:rPr>
+    </w:lvl>
+    <w:lvl w:ilvl="2" w:tentative="1">
+      <w:start w:val="1"/>
+      <w:numFmt w:val="bullet"/>
+      <w:lvlText w:val=""/>
+      <w:lvlJc w:val="left"/>
+      <w:pPr>
+        <w:tabs>
+          <w:tab w:val="num" w:pos="2160"/>
+        </w:tabs>
+        <w:ind w:left="2160" w:hanging="360"/>
+      </w:pPr>
+      <w:rPr>
+        <w:rFonts w:ascii="Symbol" w:hAnsi="Symbol" w:hint="default"/>
+        <w:sz w:val="20"/>
+      </w:rPr>
+    </w:lvl>
+    <w:lvl w:ilvl="3" w:tentative="1">
+      <w:start w:val="1"/>
+      <w:numFmt w:val="bullet"/>
+      <w:lvlText w:val=""/>
+      <w:lvlJc w:val="left"/>
+      <w:pPr>
+        <w:tabs>
+          <w:tab w:val="num" w:pos="2880"/>
+        </w:tabs>
+        <w:ind w:left="2880" w:hanging="360"/>
+      </w:pPr>
+      <w:rPr>
+        <w:rFonts w:ascii="Symbol" w:hAnsi="Symbol" w:hint="default"/>
+        <w:sz w:val="20"/>
+      </w:rPr>
+    </w:lvl>
+    <w:lvl w:ilvl="4" w:tentative="1">
+      <w:start w:val="1"/>
+      <w:numFmt w:val="bullet"/>
+      <w:lvlText w:val=""/>
+      <w:lvlJc w:val="left"/>
+      <w:pPr>
+        <w:tabs>
+          <w:tab w:val="num" w:pos="3600"/>
+        </w:tabs>
+        <w:ind w:left="3600" w:hanging="360"/>
+      </w:pPr>
+      <w:rPr>
+        <w:rFonts w:ascii="Symbol" w:hAnsi="Symbol" w:hint="default"/>
+        <w:sz w:val="20"/>
+      </w:rPr>
+    </w:lvl>
+    <w:lvl w:ilvl="5" w:tentative="1">
+      <w:start w:val="1"/>
+      <w:numFmt w:val="bullet"/>
+      <w:lvlText w:val=""/>
+      <w:lvlJc w:val="left"/>
+      <w:pPr>
+        <w:tabs>
+          <w:tab w:val="num" w:pos="4320"/>
+        </w:tabs>
+        <w:ind w:left="4320" w:hanging="360"/>
+      </w:pPr>
+      <w:rPr>
+        <w:rFonts w:ascii="Symbol" w:hAnsi="Symbol" w:hint="default"/>
+        <w:sz w:val="20"/>
+      </w:rPr>
+    </w:lvl>
+    <w:lvl w:ilvl="6" w:tentative="1">
+      <w:start w:val="1"/>
+      <w:numFmt w:val="bullet"/>
+      <w:lvlText w:val=""/>
+      <w:lvlJc w:val="left"/>
+      <w:pPr>
+        <w:tabs>
+          <w:tab w:val="num" w:pos="5040"/>
+        </w:tabs>
+        <w:ind w:left="5040" w:hanging="360"/>
+      </w:pPr>
+      <w:rPr>
+        <w:rFonts w:ascii="Symbol" w:hAnsi="Symbol" w:hint="default"/>
+        <w:sz w:val="20"/>
+      </w:rPr>
+    </w:lvl>
+    <w:lvl w:ilvl="7" w:tentative="1">
+      <w:start w:val="1"/>
+      <w:numFmt w:val="bullet"/>
+      <w:lvlText w:val=""/>
+      <w:lvlJc w:val="left"/>
+      <w:pPr>
+        <w:tabs>
+          <w:tab w:val="num" w:pos="5760"/>
+        </w:tabs>
+        <w:ind w:left="5760" w:hanging="360"/>
+      </w:pPr>
+      <w:rPr>
+        <w:rFonts w:ascii="Symbol" w:hAnsi="Symbol" w:hint="default"/>
+        <w:sz w:val="20"/>
+      </w:rPr>
+    </w:lvl>
+    <w:lvl w:ilvl="8" w:tentative="1">
+      <w:start w:val="1"/>
+      <w:numFmt w:val="bullet"/>
+      <w:lvlText w:val=""/>
+      <w:lvlJc w:val="left"/>
+      <w:pPr>
+        <w:tabs>
+          <w:tab w:val="num" w:pos="6480"/>
+        </w:tabs>
+        <w:ind w:left="6480" w:hanging="360"/>
+      </w:pPr>
+      <w:rPr>
+        <w:rFonts w:ascii="Symbol" w:hAnsi="Symbol" w:hint="default"/>
+        <w:sz w:val="20"/>
+      </w:rPr>
+    </w:lvl>
+  </w:abstractNum>
+  <w:abstractNum w:abstractNumId="1" w15:restartNumberingAfterBreak="0">
+    <w:nsid w:val="119E7C8E"/>
+    <w:multiLevelType w:val="multilevel"/>
+    <w:tmpl w:val="5442DF56"/>
+    <w:lvl w:ilvl="0">
+      <w:start w:val="1"/>
+      <w:numFmt w:val="bullet"/>
+      <w:lvlText w:val=""/>
+      <w:lvlJc w:val="left"/>
+      <w:pPr>
+        <w:tabs>
+          <w:tab w:val="num" w:pos="720"/>
+        </w:tabs>
+        <w:ind w:left="720" w:hanging="360"/>
+      </w:pPr>
+      <w:rPr>
+        <w:rFonts w:ascii="Symbol" w:hAnsi="Symbol" w:hint="default"/>
+        <w:sz w:val="20"/>
+      </w:rPr>
+    </w:lvl>
+    <w:lvl w:ilvl="1" w:tentative="1">
+      <w:start w:val="1"/>
+      <w:numFmt w:val="bullet"/>
+      <w:lvlText w:val=""/>
+      <w:lvlJc w:val="left"/>
+      <w:pPr>
+        <w:tabs>
+          <w:tab w:val="num" w:pos="1440"/>
+        </w:tabs>
+        <w:ind w:left="1440" w:hanging="360"/>
+      </w:pPr>
+      <w:rPr>
+        <w:rFonts w:ascii="Symbol" w:hAnsi="Symbol" w:hint="default"/>
+        <w:sz w:val="20"/>
+      </w:rPr>
+    </w:lvl>
+    <w:lvl w:ilvl="2" w:tentative="1">
+      <w:start w:val="1"/>
+      <w:numFmt w:val="bullet"/>
+      <w:lvlText w:val=""/>
+      <w:lvlJc w:val="left"/>
+      <w:pPr>
+        <w:tabs>
+          <w:tab w:val="num" w:pos="2160"/>
+        </w:tabs>
+        <w:ind w:left="2160" w:hanging="360"/>
+      </w:pPr>
+      <w:rPr>
+        <w:rFonts w:ascii="Symbol" w:hAnsi="Symbol" w:hint="default"/>
+        <w:sz w:val="20"/>
+      </w:rPr>
+    </w:lvl>
+    <w:lvl w:ilvl="3" w:tentative="1">
+      <w:start w:val="1"/>
+      <w:numFmt w:val="bullet"/>
+      <w:lvlText w:val=""/>
+      <w:lvlJc w:val="left"/>
+      <w:pPr>
+        <w:tabs>
+          <w:tab w:val="num" w:pos="2880"/>
+        </w:tabs>
+        <w:ind w:left="2880" w:hanging="360"/>
+      </w:pPr>
+      <w:rPr>
+        <w:rFonts w:ascii="Symbol" w:hAnsi="Symbol" w:hint="default"/>
+        <w:sz w:val="20"/>
+      </w:rPr>
+    </w:lvl>
+    <w:lvl w:ilvl="4" w:tentative="1">
+      <w:start w:val="1"/>
+      <w:numFmt w:val="bullet"/>
+      <w:lvlText w:val=""/>
+      <w:lvlJc w:val="left"/>
+      <w:pPr>
+        <w:tabs>
+          <w:tab w:val="num" w:pos="3600"/>
+        </w:tabs>
+        <w:ind w:left="3600" w:hanging="360"/>
+      </w:pPr>
+      <w:rPr>
+        <w:rFonts w:ascii="Symbol" w:hAnsi="Symbol" w:hint="default"/>
+        <w:sz w:val="20"/>
+      </w:rPr>
+    </w:lvl>
+    <w:lvl w:ilvl="5" w:tentative="1">
+      <w:start w:val="1"/>
+      <w:numFmt w:val="bullet"/>
+      <w:lvlText w:val=""/>
+      <w:lvlJc w:val="left"/>
+      <w:pPr>
+        <w:tabs>
+          <w:tab w:val="num" w:pos="4320"/>
+        </w:tabs>
+        <w:ind w:left="4320" w:hanging="360"/>
+      </w:pPr>
+      <w:rPr>
+        <w:rFonts w:ascii="Symbol" w:hAnsi="Symbol" w:hint="default"/>
+        <w:sz w:val="20"/>
+      </w:rPr>
+    </w:lvl>
+    <w:lvl w:ilvl="6" w:tentative="1">
+      <w:start w:val="1"/>
+      <w:numFmt w:val="bullet"/>
+      <w:lvlText w:val=""/>
+      <w:lvlJc w:val="left"/>
+      <w:pPr>
+        <w:tabs>
+          <w:tab w:val="num" w:pos="5040"/>
+        </w:tabs>
+        <w:ind w:left="5040" w:hanging="360"/>
+      </w:pPr>
+      <w:rPr>
+        <w:rFonts w:ascii="Symbol" w:hAnsi="Symbol" w:hint="default"/>
+        <w:sz w:val="20"/>
+      </w:rPr>
+    </w:lvl>
+    <w:lvl w:ilvl="7" w:tentative="1">
+      <w:start w:val="1"/>
+      <w:numFmt w:val="bullet"/>
+      <w:lvlText w:val=""/>
+      <w:lvlJc w:val="left"/>
+      <w:pPr>
+        <w:tabs>
+          <w:tab w:val="num" w:pos="5760"/>
+        </w:tabs>
+        <w:ind w:left="5760" w:hanging="360"/>
+      </w:pPr>
+      <w:rPr>
+        <w:rFonts w:ascii="Symbol" w:hAnsi="Symbol" w:hint="default"/>
+        <w:sz w:val="20"/>
+      </w:rPr>
+    </w:lvl>
+    <w:lvl w:ilvl="8" w:tentative="1">
+      <w:start w:val="1"/>
+      <w:numFmt w:val="bullet"/>
+      <w:lvlText w:val=""/>
+      <w:lvlJc w:val="left"/>
+      <w:pPr>
+        <w:tabs>
+          <w:tab w:val="num" w:pos="6480"/>
+        </w:tabs>
+        <w:ind w:left="6480" w:hanging="360"/>
+      </w:pPr>
+      <w:rPr>
+        <w:rFonts w:ascii="Symbol" w:hAnsi="Symbol" w:hint="default"/>
+        <w:sz w:val="20"/>
+      </w:rPr>
+    </w:lvl>
+  </w:abstractNum>
+  <w:abstractNum w:abstractNumId="2" w15:restartNumberingAfterBreak="0">
+    <w:nsid w:val="16CC4A0E"/>
+    <w:multiLevelType w:val="multilevel"/>
+    <w:tmpl w:val="7208049E"/>
+    <w:lvl w:ilvl="0">
+      <w:start w:val="1"/>
+      <w:numFmt w:val="bullet"/>
+      <w:lvlText w:val=""/>
+      <w:lvlJc w:val="left"/>
+      <w:pPr>
+        <w:tabs>
+          <w:tab w:val="num" w:pos="720"/>
+        </w:tabs>
+        <w:ind w:left="720" w:hanging="360"/>
+      </w:pPr>
+      <w:rPr>
+        <w:rFonts w:ascii="Symbol" w:hAnsi="Symbol" w:hint="default"/>
+        <w:sz w:val="20"/>
+      </w:rPr>
+    </w:lvl>
+    <w:lvl w:ilvl="1" w:tentative="1">
+      <w:start w:val="1"/>
+      <w:numFmt w:val="bullet"/>
+      <w:lvlText w:val=""/>
+      <w:lvlJc w:val="left"/>
+      <w:pPr>
+        <w:tabs>
+          <w:tab w:val="num" w:pos="1440"/>
+        </w:tabs>
+        <w:ind w:left="1440" w:hanging="360"/>
+      </w:pPr>
+      <w:rPr>
+        <w:rFonts w:ascii="Symbol" w:hAnsi="Symbol" w:hint="default"/>
+        <w:sz w:val="20"/>
+      </w:rPr>
+    </w:lvl>
+    <w:lvl w:ilvl="2" w:tentative="1">
+      <w:start w:val="1"/>
+      <w:numFmt w:val="bullet"/>
+      <w:lvlText w:val=""/>
+      <w:lvlJc w:val="left"/>
+      <w:pPr>
+        <w:tabs>
+          <w:tab w:val="num" w:pos="2160"/>
+        </w:tabs>
+        <w:ind w:left="2160" w:hanging="360"/>
+      </w:pPr>
+      <w:rPr>
+        <w:rFonts w:ascii="Symbol" w:hAnsi="Symbol" w:hint="default"/>
+        <w:sz w:val="20"/>
+      </w:rPr>
+    </w:lvl>
+    <w:lvl w:ilvl="3" w:tentative="1">
+      <w:start w:val="1"/>
+      <w:numFmt w:val="bullet"/>
+      <w:lvlText w:val=""/>
+      <w:lvlJc w:val="left"/>
+      <w:pPr>
+        <w:tabs>
+          <w:tab w:val="num" w:pos="2880"/>
+        </w:tabs>
+        <w:ind w:left="2880" w:hanging="360"/>
+      </w:pPr>
+      <w:rPr>
+        <w:rFonts w:ascii="Symbol" w:hAnsi="Symbol" w:hint="default"/>
+        <w:sz w:val="20"/>
+      </w:rPr>
+    </w:lvl>
+    <w:lvl w:ilvl="4" w:tentative="1">
+      <w:start w:val="1"/>
+      <w:numFmt w:val="bullet"/>
+      <w:lvlText w:val=""/>
+      <w:lvlJc w:val="left"/>
+      <w:pPr>
+        <w:tabs>
+          <w:tab w:val="num" w:pos="3600"/>
+        </w:tabs>
+        <w:ind w:left="3600" w:hanging="360"/>
+      </w:pPr>
+      <w:rPr>
+        <w:rFonts w:ascii="Symbol" w:hAnsi="Symbol" w:hint="default"/>
+        <w:sz w:val="20"/>
+      </w:rPr>
+    </w:lvl>
+    <w:lvl w:ilvl="5" w:tentative="1">
+      <w:start w:val="1"/>
+      <w:numFmt w:val="bullet"/>
+      <w:lvlText w:val=""/>
+      <w:lvlJc w:val="left"/>
+      <w:pPr>
+        <w:tabs>
+          <w:tab w:val="num" w:pos="4320"/>
+        </w:tabs>
+        <w:ind w:left="4320" w:hanging="360"/>
+      </w:pPr>
+      <w:rPr>
+        <w:rFonts w:ascii="Symbol" w:hAnsi="Symbol" w:hint="default"/>
+        <w:sz w:val="20"/>
+      </w:rPr>
+    </w:lvl>
+    <w:lvl w:ilvl="6" w:tentative="1">
+      <w:start w:val="1"/>
+      <w:numFmt w:val="bullet"/>
+      <w:lvlText w:val=""/>
+      <w:lvlJc w:val="left"/>
+      <w:pPr>
+        <w:tabs>
+          <w:tab w:val="num" w:pos="5040"/>
+        </w:tabs>
+        <w:ind w:left="5040" w:hanging="360"/>
+      </w:pPr>
+      <w:rPr>
+        <w:rFonts w:ascii="Symbol" w:hAnsi="Symbol" w:hint="default"/>
+        <w:sz w:val="20"/>
+      </w:rPr>
+    </w:lvl>
+    <w:lvl w:ilvl="7" w:tentative="1">
+      <w:start w:val="1"/>
+      <w:numFmt w:val="bullet"/>
+      <w:lvlText w:val=""/>
+      <w:lvlJc w:val="left"/>
+      <w:pPr>
+        <w:tabs>
+          <w:tab w:val="num" w:pos="5760"/>
+        </w:tabs>
+        <w:ind w:left="5760" w:hanging="360"/>
+      </w:pPr>
+      <w:rPr>
+        <w:rFonts w:ascii="Symbol" w:hAnsi="Symbol" w:hint="default"/>
+        <w:sz w:val="20"/>
+      </w:rPr>
+    </w:lvl>
+    <w:lvl w:ilvl="8" w:tentative="1">
+      <w:start w:val="1"/>
+      <w:numFmt w:val="bullet"/>
+      <w:lvlText w:val=""/>
+      <w:lvlJc w:val="left"/>
+      <w:pPr>
+        <w:tabs>
+          <w:tab w:val="num" w:pos="6480"/>
+        </w:tabs>
+        <w:ind w:left="6480" w:hanging="360"/>
+      </w:pPr>
+      <w:rPr>
+        <w:rFonts w:ascii="Symbol" w:hAnsi="Symbol" w:hint="default"/>
+        <w:sz w:val="20"/>
+      </w:rPr>
+    </w:lvl>
+  </w:abstractNum>
+  <w:abstractNum w:abstractNumId="3" w15:restartNumberingAfterBreak="0">
+    <w:nsid w:val="18936423"/>
+    <w:multiLevelType w:val="multilevel"/>
+    <w:tmpl w:val="B76C577E"/>
+    <w:lvl w:ilvl="0">
+      <w:start w:val="1"/>
+      <w:numFmt w:val="bullet"/>
+      <w:lvlText w:val=""/>
+      <w:lvlJc w:val="left"/>
+      <w:pPr>
+        <w:tabs>
+          <w:tab w:val="num" w:pos="720"/>
+        </w:tabs>
+        <w:ind w:left="720" w:hanging="360"/>
+      </w:pPr>
+      <w:rPr>
+        <w:rFonts w:ascii="Symbol" w:hAnsi="Symbol" w:hint="default"/>
+        <w:sz w:val="20"/>
+      </w:rPr>
+    </w:lvl>
+    <w:lvl w:ilvl="1">
+      <w:start w:val="1"/>
+      <w:numFmt w:val="bullet"/>
+      <w:lvlText w:val=""/>
+      <w:lvlJc w:val="left"/>
+      <w:pPr>
+        <w:tabs>
+          <w:tab w:val="num" w:pos="1440"/>
+        </w:tabs>
+        <w:ind w:left="1440" w:hanging="360"/>
+      </w:pPr>
+      <w:rPr>
+        <w:rFonts w:ascii="Symbol" w:hAnsi="Symbol" w:hint="default"/>
+        <w:sz w:val="20"/>
+      </w:rPr>
+    </w:lvl>
+    <w:lvl w:ilvl="2" w:tentative="1">
+      <w:start w:val="1"/>
+      <w:numFmt w:val="bullet"/>
+      <w:lvlText w:val=""/>
+      <w:lvlJc w:val="left"/>
+      <w:pPr>
+        <w:tabs>
+          <w:tab w:val="num" w:pos="2160"/>
+        </w:tabs>
+        <w:ind w:left="2160" w:hanging="360"/>
+      </w:pPr>
+      <w:rPr>
+        <w:rFonts w:ascii="Symbol" w:hAnsi="Symbol" w:hint="default"/>
+        <w:sz w:val="20"/>
+      </w:rPr>
+    </w:lvl>
+    <w:lvl w:ilvl="3" w:tentative="1">
+      <w:start w:val="1"/>
+      <w:numFmt w:val="bullet"/>
+      <w:lvlText w:val=""/>
+      <w:lvlJc w:val="left"/>
+      <w:pPr>
+        <w:tabs>
+          <w:tab w:val="num" w:pos="2880"/>
+        </w:tabs>
+        <w:ind w:left="2880" w:hanging="360"/>
+      </w:pPr>
+      <w:rPr>
+        <w:rFonts w:ascii="Symbol" w:hAnsi="Symbol" w:hint="default"/>
+        <w:sz w:val="20"/>
+      </w:rPr>
+    </w:lvl>
+    <w:lvl w:ilvl="4" w:tentative="1">
+      <w:start w:val="1"/>
+      <w:numFmt w:val="bullet"/>
+      <w:lvlText w:val=""/>
+      <w:lvlJc w:val="left"/>
+      <w:pPr>
+        <w:tabs>
+          <w:tab w:val="num" w:pos="3600"/>
+        </w:tabs>
+        <w:ind w:left="3600" w:hanging="360"/>
+      </w:pPr>
+      <w:rPr>
+        <w:rFonts w:ascii="Symbol" w:hAnsi="Symbol" w:hint="default"/>
+        <w:sz w:val="20"/>
+      </w:rPr>
+    </w:lvl>
+    <w:lvl w:ilvl="5" w:tentative="1">
+      <w:start w:val="1"/>
+      <w:numFmt w:val="bullet"/>
+      <w:lvlText w:val=""/>
+      <w:lvlJc w:val="left"/>
+      <w:pPr>
+        <w:tabs>
+          <w:tab w:val="num" w:pos="4320"/>
+        </w:tabs>
+        <w:ind w:left="4320" w:hanging="360"/>
+      </w:pPr>
+      <w:rPr>
+        <w:rFonts w:ascii="Symbol" w:hAnsi="Symbol" w:hint="default"/>
+        <w:sz w:val="20"/>
+      </w:rPr>
+    </w:lvl>
+    <w:lvl w:ilvl="6" w:tentative="1">
+      <w:start w:val="1"/>
+      <w:numFmt w:val="bullet"/>
+      <w:lvlText w:val=""/>
+      <w:lvlJc w:val="left"/>
+      <w:pPr>
+        <w:tabs>
+          <w:tab w:val="num" w:pos="5040"/>
+        </w:tabs>
+        <w:ind w:left="5040" w:hanging="360"/>
+      </w:pPr>
+      <w:rPr>
+        <w:rFonts w:ascii="Symbol" w:hAnsi="Symbol" w:hint="default"/>
+        <w:sz w:val="20"/>
+      </w:rPr>
+    </w:lvl>
+    <w:lvl w:ilvl="7" w:tentative="1">
+      <w:start w:val="1"/>
+      <w:numFmt w:val="bullet"/>
+      <w:lvlText w:val=""/>
+      <w:lvlJc w:val="left"/>
+      <w:pPr>
+        <w:tabs>
+          <w:tab w:val="num" w:pos="5760"/>
+        </w:tabs>
+        <w:ind w:left="5760" w:hanging="360"/>
+      </w:pPr>
+      <w:rPr>
+        <w:rFonts w:ascii="Symbol" w:hAnsi="Symbol" w:hint="default"/>
+        <w:sz w:val="20"/>
+      </w:rPr>
+    </w:lvl>
+    <w:lvl w:ilvl="8" w:tentative="1">
+      <w:start w:val="1"/>
+      <w:numFmt w:val="bullet"/>
+      <w:lvlText w:val=""/>
+      <w:lvlJc w:val="left"/>
+      <w:pPr>
+        <w:tabs>
+          <w:tab w:val="num" w:pos="6480"/>
+        </w:tabs>
+        <w:ind w:left="6480" w:hanging="360"/>
+      </w:pPr>
+      <w:rPr>
+        <w:rFonts w:ascii="Symbol" w:hAnsi="Symbol" w:hint="default"/>
+        <w:sz w:val="20"/>
+      </w:rPr>
+    </w:lvl>
+  </w:abstractNum>
+  <w:abstractNum w:abstractNumId="4" w15:restartNumberingAfterBreak="0">
+    <w:nsid w:val="231473CC"/>
+    <w:multiLevelType w:val="multilevel"/>
+    <w:tmpl w:val="4A82B36C"/>
+    <w:lvl w:ilvl="0">
+      <w:start w:val="1"/>
+      <w:numFmt w:val="bullet"/>
+      <w:lvlText w:val=""/>
+      <w:lvlJc w:val="left"/>
+      <w:pPr>
+        <w:tabs>
+          <w:tab w:val="num" w:pos="720"/>
+        </w:tabs>
+        <w:ind w:left="720" w:hanging="360"/>
+      </w:pPr>
+      <w:rPr>
+        <w:rFonts w:ascii="Symbol" w:hAnsi="Symbol" w:hint="default"/>
+        <w:sz w:val="20"/>
+      </w:rPr>
+    </w:lvl>
+    <w:lvl w:ilvl="1" w:tentative="1">
+      <w:start w:val="1"/>
+      <w:numFmt w:val="bullet"/>
+      <w:lvlText w:val=""/>
+      <w:lvlJc w:val="left"/>
+      <w:pPr>
+        <w:tabs>
+          <w:tab w:val="num" w:pos="1440"/>
+        </w:tabs>
+        <w:ind w:left="1440" w:hanging="360"/>
+      </w:pPr>
+      <w:rPr>
+        <w:rFonts w:ascii="Symbol" w:hAnsi="Symbol" w:hint="default"/>
+        <w:sz w:val="20"/>
+      </w:rPr>
+    </w:lvl>
+    <w:lvl w:ilvl="2" w:tentative="1">
+      <w:start w:val="1"/>
+      <w:numFmt w:val="bullet"/>
+      <w:lvlText w:val=""/>
+      <w:lvlJc w:val="left"/>
+      <w:pPr>
+        <w:tabs>
+          <w:tab w:val="num" w:pos="2160"/>
+        </w:tabs>
+        <w:ind w:left="2160" w:hanging="360"/>
+      </w:pPr>
+      <w:rPr>
+        <w:rFonts w:ascii="Symbol" w:hAnsi="Symbol" w:hint="default"/>
+        <w:sz w:val="20"/>
+      </w:rPr>
+    </w:lvl>
+    <w:lvl w:ilvl="3" w:tentative="1">
+      <w:start w:val="1"/>
+      <w:numFmt w:val="bullet"/>
+      <w:lvlText w:val=""/>
+      <w:lvlJc w:val="left"/>
+      <w:pPr>
+        <w:tabs>
+          <w:tab w:val="num" w:pos="2880"/>
+        </w:tabs>
+        <w:ind w:left="2880" w:hanging="360"/>
+      </w:pPr>
+      <w:rPr>
+        <w:rFonts w:ascii="Symbol" w:hAnsi="Symbol" w:hint="default"/>
+        <w:sz w:val="20"/>
+      </w:rPr>
+    </w:lvl>
+    <w:lvl w:ilvl="4" w:tentative="1">
+      <w:start w:val="1"/>
+      <w:numFmt w:val="bullet"/>
+      <w:lvlText w:val=""/>
+      <w:lvlJc w:val="left"/>
+      <w:pPr>
+        <w:tabs>
+          <w:tab w:val="num" w:pos="3600"/>
+        </w:tabs>
+        <w:ind w:left="3600" w:hanging="360"/>
+      </w:pPr>
+      <w:rPr>
+        <w:rFonts w:ascii="Symbol" w:hAnsi="Symbol" w:hint="default"/>
+        <w:sz w:val="20"/>
+      </w:rPr>
+    </w:lvl>
+    <w:lvl w:ilvl="5" w:tentative="1">
+      <w:start w:val="1"/>
+      <w:numFmt w:val="bullet"/>
+      <w:lvlText w:val=""/>
+      <w:lvlJc w:val="left"/>
+      <w:pPr>
+        <w:tabs>
+          <w:tab w:val="num" w:pos="4320"/>
+        </w:tabs>
+        <w:ind w:left="4320" w:hanging="360"/>
+      </w:pPr>
+      <w:rPr>
+        <w:rFonts w:ascii="Symbol" w:hAnsi="Symbol" w:hint="default"/>
+        <w:sz w:val="20"/>
+      </w:rPr>
+    </w:lvl>
+    <w:lvl w:ilvl="6" w:tentative="1">
+      <w:start w:val="1"/>
+      <w:numFmt w:val="bullet"/>
+      <w:lvlText w:val=""/>
+      <w:lvlJc w:val="left"/>
+      <w:pPr>
+        <w:tabs>
+          <w:tab w:val="num" w:pos="5040"/>
+        </w:tabs>
+        <w:ind w:left="5040" w:hanging="360"/>
+      </w:pPr>
+      <w:rPr>
+        <w:rFonts w:ascii="Symbol" w:hAnsi="Symbol" w:hint="default"/>
+        <w:sz w:val="20"/>
+      </w:rPr>
+    </w:lvl>
+    <w:lvl w:ilvl="7" w:tentative="1">
+      <w:start w:val="1"/>
+      <w:numFmt w:val="bullet"/>
+      <w:lvlText w:val=""/>
+      <w:lvlJc w:val="left"/>
+      <w:pPr>
+        <w:tabs>
+          <w:tab w:val="num" w:pos="5760"/>
+        </w:tabs>
+        <w:ind w:left="5760" w:hanging="360"/>
+      </w:pPr>
+      <w:rPr>
+        <w:rFonts w:ascii="Symbol" w:hAnsi="Symbol" w:hint="default"/>
+        <w:sz w:val="20"/>
+      </w:rPr>
+    </w:lvl>
+    <w:lvl w:ilvl="8" w:tentative="1">
+      <w:start w:val="1"/>
+      <w:numFmt w:val="bullet"/>
+      <w:lvlText w:val=""/>
+      <w:lvlJc w:val="left"/>
+      <w:pPr>
+        <w:tabs>
+          <w:tab w:val="num" w:pos="6480"/>
+        </w:tabs>
+        <w:ind w:left="6480" w:hanging="360"/>
+      </w:pPr>
+      <w:rPr>
+        <w:rFonts w:ascii="Symbol" w:hAnsi="Symbol" w:hint="default"/>
+        <w:sz w:val="20"/>
+      </w:rPr>
+    </w:lvl>
+  </w:abstractNum>
+  <w:abstractNum w:abstractNumId="5" w15:restartNumberingAfterBreak="0">
+    <w:nsid w:val="238D077F"/>
+    <w:multiLevelType w:val="multilevel"/>
+    <w:tmpl w:val="64A0C378"/>
+    <w:lvl w:ilvl="0">
+      <w:start w:val="1"/>
+      <w:numFmt w:val="bullet"/>
+      <w:lvlText w:val=""/>
+      <w:lvlJc w:val="left"/>
+      <w:pPr>
+        <w:tabs>
+          <w:tab w:val="num" w:pos="720"/>
+        </w:tabs>
+        <w:ind w:left="720" w:hanging="360"/>
+      </w:pPr>
+      <w:rPr>
+        <w:rFonts w:ascii="Symbol" w:hAnsi="Symbol" w:hint="default"/>
+        <w:sz w:val="20"/>
+      </w:rPr>
+    </w:lvl>
+    <w:lvl w:ilvl="1">
+      <w:start w:val="1"/>
+      <w:numFmt w:val="bullet"/>
+      <w:lvlText w:val=""/>
+      <w:lvlJc w:val="left"/>
+      <w:pPr>
+        <w:tabs>
+          <w:tab w:val="num" w:pos="1440"/>
+        </w:tabs>
+        <w:ind w:left="1440" w:hanging="360"/>
+      </w:pPr>
+      <w:rPr>
+        <w:rFonts w:ascii="Symbol" w:hAnsi="Symbol" w:hint="default"/>
+        <w:sz w:val="20"/>
+      </w:rPr>
+    </w:lvl>
+    <w:lvl w:ilvl="2" w:tentative="1">
+      <w:start w:val="1"/>
+      <w:numFmt w:val="bullet"/>
+      <w:lvlText w:val=""/>
+      <w:lvlJc w:val="left"/>
+      <w:pPr>
+        <w:tabs>
+          <w:tab w:val="num" w:pos="2160"/>
+        </w:tabs>
+        <w:ind w:left="2160" w:hanging="360"/>
+      </w:pPr>
+      <w:rPr>
+        <w:rFonts w:ascii="Symbol" w:hAnsi="Symbol" w:hint="default"/>
+        <w:sz w:val="20"/>
+      </w:rPr>
+    </w:lvl>
+    <w:lvl w:ilvl="3" w:tentative="1">
+      <w:start w:val="1"/>
+      <w:numFmt w:val="bullet"/>
+      <w:lvlText w:val=""/>
+      <w:lvlJc w:val="left"/>
+      <w:pPr>
+        <w:tabs>
+          <w:tab w:val="num" w:pos="2880"/>
+        </w:tabs>
+        <w:ind w:left="2880" w:hanging="360"/>
+      </w:pPr>
+      <w:rPr>
+        <w:rFonts w:ascii="Symbol" w:hAnsi="Symbol" w:hint="default"/>
+        <w:sz w:val="20"/>
+      </w:rPr>
+    </w:lvl>
+    <w:lvl w:ilvl="4" w:tentative="1">
+      <w:start w:val="1"/>
+      <w:numFmt w:val="bullet"/>
+      <w:lvlText w:val=""/>
+      <w:lvlJc w:val="left"/>
+      <w:pPr>
+        <w:tabs>
+          <w:tab w:val="num" w:pos="3600"/>
+        </w:tabs>
+        <w:ind w:left="3600" w:hanging="360"/>
+      </w:pPr>
+      <w:rPr>
+        <w:rFonts w:ascii="Symbol" w:hAnsi="Symbol" w:hint="default"/>
+        <w:sz w:val="20"/>
+      </w:rPr>
+    </w:lvl>
+    <w:lvl w:ilvl="5" w:tentative="1">
+      <w:start w:val="1"/>
+      <w:numFmt w:val="bullet"/>
+      <w:lvlText w:val=""/>
+      <w:lvlJc w:val="left"/>
+      <w:pPr>
+        <w:tabs>
+          <w:tab w:val="num" w:pos="4320"/>
+        </w:tabs>
+        <w:ind w:left="4320" w:hanging="360"/>
+      </w:pPr>
+      <w:rPr>
+        <w:rFonts w:ascii="Symbol" w:hAnsi="Symbol" w:hint="default"/>
+        <w:sz w:val="20"/>
+      </w:rPr>
+    </w:lvl>
+    <w:lvl w:ilvl="6" w:tentative="1">
+      <w:start w:val="1"/>
+      <w:numFmt w:val="bullet"/>
+      <w:lvlText w:val=""/>
+      <w:lvlJc w:val="left"/>
+      <w:pPr>
+        <w:tabs>
+          <w:tab w:val="num" w:pos="5040"/>
+        </w:tabs>
+        <w:ind w:left="5040" w:hanging="360"/>
+      </w:pPr>
+      <w:rPr>
+        <w:rFonts w:ascii="Symbol" w:hAnsi="Symbol" w:hint="default"/>
+        <w:sz w:val="20"/>
+      </w:rPr>
+    </w:lvl>
+    <w:lvl w:ilvl="7" w:tentative="1">
+      <w:start w:val="1"/>
+      <w:numFmt w:val="bullet"/>
+      <w:lvlText w:val=""/>
+      <w:lvlJc w:val="left"/>
+      <w:pPr>
+        <w:tabs>
+          <w:tab w:val="num" w:pos="5760"/>
+        </w:tabs>
+        <w:ind w:left="5760" w:hanging="360"/>
+      </w:pPr>
+      <w:rPr>
+        <w:rFonts w:ascii="Symbol" w:hAnsi="Symbol" w:hint="default"/>
+        <w:sz w:val="20"/>
+      </w:rPr>
+    </w:lvl>
+    <w:lvl w:ilvl="8" w:tentative="1">
+      <w:start w:val="1"/>
+      <w:numFmt w:val="bullet"/>
+      <w:lvlText w:val=""/>
+      <w:lvlJc w:val="left"/>
+      <w:pPr>
+        <w:tabs>
+          <w:tab w:val="num" w:pos="6480"/>
+        </w:tabs>
+        <w:ind w:left="6480" w:hanging="360"/>
+      </w:pPr>
+      <w:rPr>
+        <w:rFonts w:ascii="Symbol" w:hAnsi="Symbol" w:hint="default"/>
+        <w:sz w:val="20"/>
+      </w:rPr>
+    </w:lvl>
+  </w:abstractNum>
+  <w:abstractNum w:abstractNumId="6" w15:restartNumberingAfterBreak="0">
+    <w:nsid w:val="510274D5"/>
+    <w:multiLevelType w:val="multilevel"/>
+    <w:tmpl w:val="BDE81516"/>
+    <w:lvl w:ilvl="0">
+      <w:start w:val="1"/>
+      <w:numFmt w:val="bullet"/>
+      <w:lvlText w:val=""/>
+      <w:lvlJc w:val="left"/>
+      <w:pPr>
+        <w:tabs>
+          <w:tab w:val="num" w:pos="720"/>
+        </w:tabs>
+        <w:ind w:left="720" w:hanging="360"/>
+      </w:pPr>
+      <w:rPr>
+        <w:rFonts w:ascii="Symbol" w:hAnsi="Symbol" w:hint="default"/>
+        <w:sz w:val="20"/>
+      </w:rPr>
+    </w:lvl>
+    <w:lvl w:ilvl="1" w:tentative="1">
+      <w:start w:val="1"/>
+      <w:numFmt w:val="bullet"/>
+      <w:lvlText w:val=""/>
+      <w:lvlJc w:val="left"/>
+      <w:pPr>
+        <w:tabs>
+          <w:tab w:val="num" w:pos="1440"/>
+        </w:tabs>
+        <w:ind w:left="1440" w:hanging="360"/>
+      </w:pPr>
+      <w:rPr>
+        <w:rFonts w:ascii="Symbol" w:hAnsi="Symbol" w:hint="default"/>
+        <w:sz w:val="20"/>
+      </w:rPr>
+    </w:lvl>
+    <w:lvl w:ilvl="2" w:tentative="1">
+      <w:start w:val="1"/>
+      <w:numFmt w:val="bullet"/>
+      <w:lvlText w:val=""/>
+      <w:lvlJc w:val="left"/>
+      <w:pPr>
+        <w:tabs>
+          <w:tab w:val="num" w:pos="2160"/>
+        </w:tabs>
+        <w:ind w:left="2160" w:hanging="360"/>
+      </w:pPr>
+      <w:rPr>
+        <w:rFonts w:ascii="Symbol" w:hAnsi="Symbol" w:hint="default"/>
+        <w:sz w:val="20"/>
+      </w:rPr>
+    </w:lvl>
+    <w:lvl w:ilvl="3" w:tentative="1">
+      <w:start w:val="1"/>
+      <w:numFmt w:val="bullet"/>
+      <w:lvlText w:val=""/>
+      <w:lvlJc w:val="left"/>
+      <w:pPr>
+        <w:tabs>
+          <w:tab w:val="num" w:pos="2880"/>
+        </w:tabs>
+        <w:ind w:left="2880" w:hanging="360"/>
+      </w:pPr>
+      <w:rPr>
+        <w:rFonts w:ascii="Symbol" w:hAnsi="Symbol" w:hint="default"/>
+        <w:sz w:val="20"/>
+      </w:rPr>
+    </w:lvl>
+    <w:lvl w:ilvl="4" w:tentative="1">
+      <w:start w:val="1"/>
+      <w:numFmt w:val="bullet"/>
+      <w:lvlText w:val=""/>
+      <w:lvlJc w:val="left"/>
+      <w:pPr>
+        <w:tabs>
+          <w:tab w:val="num" w:pos="3600"/>
+        </w:tabs>
+        <w:ind w:left="3600" w:hanging="360"/>
+      </w:pPr>
+      <w:rPr>
+        <w:rFonts w:ascii="Symbol" w:hAnsi="Symbol" w:hint="default"/>
+        <w:sz w:val="20"/>
+      </w:rPr>
+    </w:lvl>
+    <w:lvl w:ilvl="5" w:tentative="1">
+      <w:start w:val="1"/>
+      <w:numFmt w:val="bullet"/>
+      <w:lvlText w:val=""/>
+      <w:lvlJc w:val="left"/>
+      <w:pPr>
+        <w:tabs>
+          <w:tab w:val="num" w:pos="4320"/>
+        </w:tabs>
+        <w:ind w:left="4320" w:hanging="360"/>
+      </w:pPr>
+      <w:rPr>
+        <w:rFonts w:ascii="Symbol" w:hAnsi="Symbol" w:hint="default"/>
+        <w:sz w:val="20"/>
+      </w:rPr>
+    </w:lvl>
+    <w:lvl w:ilvl="6" w:tentative="1">
+      <w:start w:val="1"/>
+      <w:numFmt w:val="bullet"/>
+      <w:lvlText w:val=""/>
+      <w:lvlJc w:val="left"/>
+      <w:pPr>
+        <w:tabs>
+          <w:tab w:val="num" w:pos="5040"/>
+        </w:tabs>
+        <w:ind w:left="5040" w:hanging="360"/>
+      </w:pPr>
+      <w:rPr>
+        <w:rFonts w:ascii="Symbol" w:hAnsi="Symbol" w:hint="default"/>
+        <w:sz w:val="20"/>
+      </w:rPr>
+    </w:lvl>
+    <w:lvl w:ilvl="7" w:tentative="1">
+      <w:start w:val="1"/>
+      <w:numFmt w:val="bullet"/>
+      <w:lvlText w:val=""/>
+      <w:lvlJc w:val="left"/>
+      <w:pPr>
+        <w:tabs>
+          <w:tab w:val="num" w:pos="5760"/>
+        </w:tabs>
+        <w:ind w:left="5760" w:hanging="360"/>
+      </w:pPr>
+      <w:rPr>
+        <w:rFonts w:ascii="Symbol" w:hAnsi="Symbol" w:hint="default"/>
+        <w:sz w:val="20"/>
+      </w:rPr>
+    </w:lvl>
+    <w:lvl w:ilvl="8" w:tentative="1">
+      <w:start w:val="1"/>
+      <w:numFmt w:val="bullet"/>
+      <w:lvlText w:val=""/>
+      <w:lvlJc w:val="left"/>
+      <w:pPr>
+        <w:tabs>
+          <w:tab w:val="num" w:pos="6480"/>
+        </w:tabs>
+        <w:ind w:left="6480" w:hanging="360"/>
+      </w:pPr>
+      <w:rPr>
+        <w:rFonts w:ascii="Symbol" w:hAnsi="Symbol" w:hint="default"/>
+        <w:sz w:val="20"/>
+      </w:rPr>
+    </w:lvl>
+  </w:abstractNum>
+  <w:abstractNum w:abstractNumId="7" w15:restartNumberingAfterBreak="0">
+    <w:nsid w:val="54B91259"/>
+    <w:multiLevelType w:val="hybridMultilevel"/>
+    <w:tmpl w:val="F912B184"/>
+    <w:lvl w:ilvl="0" w:tplc="97481F1C">
+      <w:start w:val="1"/>
+      <w:numFmt w:val="decimal"/>
+      <w:lvlText w:val="%1."/>
+      <w:lvlJc w:val="left"/>
+      <w:pPr>
+        <w:ind w:left="720" w:hanging="360"/>
+      </w:pPr>
+      <w:rPr>
+        <w:rFonts w:hint="default"/>
+        <w:b/>
+      </w:rPr>
+    </w:lvl>
+    <w:lvl w:ilvl="1" w:tplc="04090019" w:tentative="1">
+      <w:start w:val="1"/>
+      <w:numFmt w:val="lowerLetter"/>
+      <w:lvlText w:val="%2."/>
+      <w:lvlJc w:val="left"/>
+      <w:pPr>
+        <w:ind w:left="1440" w:hanging="360"/>
+      </w:pPr>
+    </w:lvl>
+    <w:lvl w:ilvl="2" w:tplc="0409001B" w:tentative="1">
+      <w:start w:val="1"/>
+      <w:numFmt w:val="lowerRoman"/>
+      <w:lvlText w:val="%3."/>
+      <w:lvlJc w:val="right"/>
+      <w:pPr>
+        <w:ind w:left="2160" w:hanging="180"/>
+      </w:pPr>
+    </w:lvl>
+    <w:lvl w:ilvl="3" w:tplc="0409000F" w:tentative="1">
+      <w:start w:val="1"/>
+      <w:numFmt w:val="decimal"/>
+      <w:lvlText w:val="%4."/>
+      <w:lvlJc w:val="left"/>
+      <w:pPr>
+        <w:ind w:left="2880" w:hanging="360"/>
+      </w:pPr>
+    </w:lvl>
+    <w:lvl w:ilvl="4" w:tplc="04090019" w:tentative="1">
+      <w:start w:val="1"/>
+      <w:numFmt w:val="lowerLetter"/>
+      <w:lvlText w:val="%5."/>
+      <w:lvlJc w:val="left"/>
+      <w:pPr>
+        <w:ind w:left="3600" w:hanging="360"/>
+      </w:pPr>
+    </w:lvl>
+    <w:lvl w:ilvl="5" w:tplc="0409001B" w:tentative="1">
+      <w:start w:val="1"/>
+      <w:numFmt w:val="lowerRoman"/>
+      <w:lvlText w:val="%6."/>
+      <w:lvlJc w:val="right"/>
+      <w:pPr>
+        <w:ind w:left="4320" w:hanging="180"/>
+      </w:pPr>
+    </w:lvl>
+    <w:lvl w:ilvl="6" w:tplc="0409000F" w:tentative="1">
+      <w:start w:val="1"/>
+      <w:numFmt w:val="decimal"/>
+      <w:lvlText w:val="%7."/>
+      <w:lvlJc w:val="left"/>
+      <w:pPr>
+        <w:ind w:left="5040" w:hanging="360"/>
+      </w:pPr>
+    </w:lvl>
+    <w:lvl w:ilvl="7" w:tplc="04090019" w:tentative="1">
+      <w:start w:val="1"/>
+      <w:numFmt w:val="lowerLetter"/>
+      <w:lvlText w:val="%8."/>
+      <w:lvlJc w:val="left"/>
+      <w:pPr>
+        <w:ind w:left="5760" w:hanging="360"/>
+      </w:pPr>
+    </w:lvl>
+    <w:lvl w:ilvl="8" w:tplc="0409001B" w:tentative="1">
+      <w:start w:val="1"/>
+      <w:numFmt w:val="lowerRoman"/>
+      <w:lvlText w:val="%9."/>
+      <w:lvlJc w:val="right"/>
+      <w:pPr>
+        <w:ind w:left="6480" w:hanging="180"/>
+      </w:pPr>
+    </w:lvl>
+  </w:abstractNum>
+  <w:abstractNum w:abstractNumId="8" w15:restartNumberingAfterBreak="0">
+    <w:nsid w:val="7E1671B5"/>
+    <w:multiLevelType w:val="hybridMultilevel"/>
+    <w:tmpl w:val="4AB8D0F6"/>
+    <w:lvl w:ilvl="0" w:tplc="DD92C880">
+      <w:start w:val="2"/>
+      <w:numFmt w:val="bullet"/>
+      <w:lvlText w:val="-"/>
+      <w:lvlJc w:val="left"/>
+      <w:pPr>
+        <w:ind w:left="720" w:hanging="360"/>
+      </w:pPr>
+      <w:rPr>
+        <w:rFonts w:ascii="Times New Roman" w:eastAsiaTheme="minorEastAsia" w:hAnsi="Times New Roman" w:cs="Times New Roman" w:hint="default"/>
+      </w:rPr>
+    </w:lvl>
+    <w:lvl w:ilvl="1" w:tplc="04090003" w:tentative="1">
+      <w:start w:val="1"/>
+      <w:numFmt w:val="bullet"/>
+      <w:lvlText w:val="o"/>
+      <w:lvlJc w:val="left"/>
+      <w:pPr>
+        <w:ind w:left="1440" w:hanging="360"/>
+      </w:pPr>
+      <w:rPr>
+        <w:rFonts w:ascii="Courier New" w:hAnsi="Courier New" w:cs="Courier New" w:hint="default"/>
+      </w:rPr>
+    </w:lvl>
+    <w:lvl w:ilvl="2" w:tplc="04090005" w:tentative="1">
+      <w:start w:val="1"/>
+      <w:numFmt w:val="bullet"/>
+      <w:lvlText w:val=""/>
+      <w:lvlJc w:val="left"/>
+      <w:pPr>
+        <w:ind w:left="2160" w:hanging="360"/>
+      </w:pPr>
+      <w:rPr>
+        <w:rFonts w:ascii="Wingdings" w:hAnsi="Wingdings" w:hint="default"/>
+      </w:rPr>
+    </w:lvl>
+    <w:lvl w:ilvl="3" w:tplc="04090001" w:tentative="1">
+      <w:start w:val="1"/>
+      <w:numFmt w:val="bullet"/>
+      <w:lvlText w:val=""/>
+      <w:lvlJc w:val="left"/>
+      <w:pPr>
+        <w:ind w:left="2880" w:hanging="360"/>
+      </w:pPr>
+      <w:rPr>
+        <w:rFonts w:ascii="Symbol" w:hAnsi="Symbol" w:hint="default"/>
+      </w:rPr>
+    </w:lvl>
+    <w:lvl w:ilvl="4" w:tplc="04090003" w:tentative="1">
+      <w:start w:val="1"/>
+      <w:numFmt w:val="bullet"/>
+      <w:lvlText w:val="o"/>
+      <w:lvlJc w:val="left"/>
+      <w:pPr>
+        <w:ind w:left="3600" w:hanging="360"/>
+      </w:pPr>
+      <w:rPr>
+        <w:rFonts w:ascii="Courier New" w:hAnsi="Courier New" w:cs="Courier New" w:hint="default"/>
+      </w:rPr>
+    </w:lvl>
+    <w:lvl w:ilvl="5" w:tplc="04090005" w:tentative="1">
+      <w:start w:val="1"/>
+      <w:numFmt w:val="bullet"/>
+      <w:lvlText w:val=""/>
+      <w:lvlJc w:val="left"/>
+      <w:pPr>
+        <w:ind w:left="4320" w:hanging="360"/>
+      </w:pPr>
+      <w:rPr>
+        <w:rFonts w:ascii="Wingdings" w:hAnsi="Wingdings" w:hint="default"/>
+      </w:rPr>
+    </w:lvl>
+    <w:lvl w:ilvl="6" w:tplc="04090001" w:tentative="1">
+      <w:start w:val="1"/>
+      <w:numFmt w:val="bullet"/>
+      <w:lvlText w:val=""/>
+      <w:lvlJc w:val="left"/>
+      <w:pPr>
+        <w:ind w:left="5040" w:hanging="360"/>
+      </w:pPr>
+      <w:rPr>
+        <w:rFonts w:ascii="Symbol" w:hAnsi="Symbol" w:hint="default"/>
+      </w:rPr>
+    </w:lvl>
+    <w:lvl w:ilvl="7" w:tplc="04090003" w:tentative="1">
+      <w:start w:val="1"/>
+      <w:numFmt w:val="bullet"/>
+      <w:lvlText w:val="o"/>
+      <w:lvlJc w:val="left"/>
+      <w:pPr>
+        <w:ind w:left="5760" w:hanging="360"/>
+      </w:pPr>
+      <w:rPr>
+        <w:rFonts w:ascii="Courier New" w:hAnsi="Courier New" w:cs="Courier New" w:hint="default"/>
+      </w:rPr>
+    </w:lvl>
+    <w:lvl w:ilvl="8" w:tplc="04090005" w:tentative="1">
+      <w:start w:val="1"/>
+      <w:numFmt w:val="bullet"/>
+      <w:lvlText w:val=""/>
+      <w:lvlJc w:val="left"/>
+      <w:pPr>
+        <w:ind w:left="6480" w:hanging="360"/>
+      </w:pPr>
+      <w:rPr>
+        <w:rFonts w:ascii="Wingdings" w:hAnsi="Wingdings" w:hint="default"/>
+      </w:rPr>
+    </w:lvl>
+  </w:abstractNum>
+  <w:num w:numId="1" w16cid:durableId="1605071416">
+    <w:abstractNumId w:val="4"/>
+  </w:num>
+  <w:num w:numId="2" w16cid:durableId="93401138">
+    <w:abstractNumId w:val="3"/>
+  </w:num>
+  <w:num w:numId="3" w16cid:durableId="58745577">
+    <w:abstractNumId w:val="7"/>
+  </w:num>
+  <w:num w:numId="4" w16cid:durableId="1258831648">
+    <w:abstractNumId w:val="8"/>
+  </w:num>
+  <w:num w:numId="5" w16cid:durableId="1501121150">
+    <w:abstractNumId w:val="0"/>
+  </w:num>
+  <w:num w:numId="6" w16cid:durableId="1114057663">
+    <w:abstractNumId w:val="1"/>
+  </w:num>
+  <w:num w:numId="7" w16cid:durableId="1063405202">
+    <w:abstractNumId w:val="5"/>
+  </w:num>
+  <w:num w:numId="8" w16cid:durableId="742948582">
+    <w:abstractNumId w:val="6"/>
+  </w:num>
+  <w:num w:numId="9" w16cid:durableId="868949585">
+    <w:abstractNumId w:val="2"/>
+  </w:num>
+</w:numbering>
 </file>
 
 <file path=word/styles.xml><?xml version="1.0" encoding="utf-8"?>

--- a/docs/report-docs/Report 1-Phân tích datasets.docx
+++ b/docs/report-docs/Report 1-Phân tích datasets.docx
@@ -1,349 +1,7775 @@
 
 <file path=word/document.xml><?xml version="1.0" encoding="utf-8"?>
-<w:document xmlns:wpc="http://schemas.microsoft.com/office/word/2010/wordprocessingCanvas" xmlns:cx="http://schemas.microsoft.com/office/drawing/2014/chartex" xmlns:cx1="http://schemas.microsoft.com/office/drawing/2015/9/8/chartex" xmlns:cx2="http://schemas.microsoft.com/office/drawing/2015/10/21/chartex" xmlns:cx3="http://schemas.microsoft.com/office/drawing/2016/5/9/chartex" xmlns:cx4="http://schemas.microsoft.com/office/drawing/2016/5/10/chartex" xmlns:cx5="http://schemas.microsoft.com/office/drawing/2016/5/11/chartex" xmlns:cx6="http://schemas.microsoft.com/office/drawing/2016/5/12/chartex" xmlns:cx7="http://schemas.microsoft.com/office/drawing/2016/5/13/chartex" xmlns:cx8="http://schemas.microsoft.com/office/drawing/2016/5/14/chartex" xmlns:mc="http://schemas.openxmlformats.org/markup-compatibility/2006" xmlns:aink="http://schemas.microsoft.com/office/drawing/2016/ink" xmlns:am3d="http://schemas.microsoft.com/office/drawing/2017/model3d" xmlns:o="urn:schemas-microsoft-com:office:office" xmlns:oel="http://schemas.microsoft.com/office/2019/extlst" xmlns:r="http://schemas.openxmlformats.org/officeDocument/2006/relationships" xmlns:m="http://schemas.openxmlformats.org/officeDocument/2006/math" xmlns:v="urn:schemas-microsoft-com:vml" xmlns:wp14="http://schemas.microsoft.com/office/word/2010/wordprocessingDrawing" xmlns:wp="http://schemas.openxmlformats.org/drawingml/2006/wordprocessingDrawing" xmlns:w10="urn:schemas-microsoft-com:office:word" xmlns:w="http://schemas.openxmlformats.org/wordprocessingml/2006/main" xmlns:w14="http://schemas.microsoft.com/office/word/2010/wordml" xmlns:w15="http://schemas.microsoft.com/office/word/2012/wordml" xmlns:w16cex="http://schemas.microsoft.com/office/word/2018/wordml/cex" xmlns:w16cid="http://schemas.microsoft.com/office/word/2016/wordml/cid" xmlns:w16="http://schemas.microsoft.com/office/word/2018/wordml" xmlns:w16du="http://schemas.microsoft.com/office/word/2023/wordml/word16du" xmlns:w16sdtdh="http://schemas.microsoft.com/office/word/2020/wordml/sdtdatahash" xmlns:w16sdtfl="http://schemas.microsoft.com/office/word/2024/wordml/sdtformatlock" xmlns:w16se="http://schemas.microsoft.com/office/word/2015/wordml/symex" xmlns:wpg="http://schemas.microsoft.com/office/word/2010/wordprocessingGroup" xmlns:wpi="http://schemas.microsoft.com/office/word/2010/wordprocessingInk" xmlns:wne="http://schemas.microsoft.com/office/word/2006/wordml" xmlns:wps="http://schemas.microsoft.com/office/word/2010/wordprocessingShape" mc:Ignorable="w14 w15 w16se w16cid w16 w16cex w16sdtdh w16sdtfl w16du wp14">
+<w:document xmlns:wpc="http://schemas.microsoft.com/office/word/2010/wordprocessingCanvas" xmlns:cx="http://schemas.microsoft.com/office/drawing/2014/chartex" xmlns:cx1="http://schemas.microsoft.com/office/drawing/2015/9/8/chartex" xmlns:cx2="http://schemas.microsoft.com/office/drawing/2015/10/21/chartex" xmlns:cx3="http://schemas.microsoft.com/office/drawing/2016/5/9/chartex" xmlns:cx4="http://schemas.microsoft.com/office/drawing/2016/5/10/chartex" xmlns:cx5="http://schemas.microsoft.com/office/drawing/2016/5/11/chartex" xmlns:cx6="http://schemas.microsoft.com/office/drawing/2016/5/12/chartex" xmlns:cx7="http://schemas.microsoft.com/office/drawing/2016/5/13/chartex" xmlns:cx8="http://schemas.microsoft.com/office/drawing/2016/5/14/chartex" xmlns:mc="http://schemas.openxmlformats.org/markup-compatibility/2006" xmlns:m="http://schemas.openxmlformats.org/officeDocument/2006/math" xmlns:aink="http://schemas.microsoft.com/office/drawing/2016/ink" xmlns:am3d="http://schemas.microsoft.com/office/drawing/2017/model3d" xmlns:oel="http://schemas.microsoft.com/office/2019/extlst" xmlns:r="http://schemas.openxmlformats.org/officeDocument/2006/relationships" xmlns:wp14="http://schemas.microsoft.com/office/word/2010/wordprocessingDrawing" xmlns:wp="http://schemas.openxmlformats.org/drawingml/2006/wordprocessingDrawing" xmlns:wpg="http://schemas.microsoft.com/office/word/2010/wordprocessingGroup" xmlns:wpi="http://schemas.microsoft.com/office/word/2010/wordprocessingInk" xmlns:wps="http://schemas.microsoft.com/office/word/2010/wordprocessingShape" xmlns:o="urn:schemas-microsoft-com:office:office" xmlns:v="urn:schemas-microsoft-com:vml" xmlns:w10="urn:schemas-microsoft-com:office:word" xmlns:w="http://schemas.openxmlformats.org/wordprocessingml/2006/main" xmlns:w14="http://schemas.microsoft.com/office/word/2010/wordml" xmlns:w15="http://schemas.microsoft.com/office/word/2012/wordml" xmlns:w16cex="http://schemas.microsoft.com/office/word/2018/wordml/cex" xmlns:w16cid="http://schemas.microsoft.com/office/word/2016/wordml/cid" xmlns:w16="http://schemas.microsoft.com/office/word/2018/wordml" xmlns:w16sdtdh="http://schemas.microsoft.com/office/word/2020/wordml/sdtdatahash" xmlns:w16sdtfl="http://schemas.microsoft.com/office/word/2024/wordml/sdtformatlock" xmlns:w16se="http://schemas.microsoft.com/office/word/2015/wordml/symex" xmlns:w16du="http://schemas.microsoft.com/office/word/2023/wordml/word16du" xmlns:wne="http://schemas.microsoft.com/office/word/2006/wordml" mc:Ignorable="w14 w15 w16se w16cid w16 w16cex w16sdtdh w16sdtfl w16du wp14">
   <w:body>
     <w:p>
+      <w:pPr>
+        <w:rPr>
+          <w:sz w:val="24"/>
+          <w:szCs w:val="24"/>
+        </w:rPr>
+      </w:pPr>
       <w:r>
         <w:rPr>
           <w:b/>
           <w:bCs/>
-        </w:rPr>
-        <w:t>1.</w:t>
-      </w:r>
+          <w:sz w:val="24"/>
+          <w:szCs w:val="24"/>
+        </w:rPr>
+        <w:t xml:space="preserve">1. </w:t>
+      </w:r>
+      <w:proofErr w:type="gramStart"/>
       <w:r>
         <w:rPr>
           <w:b/>
           <w:bCs/>
-        </w:rPr>
-        <w:t xml:space="preserve"> </w:t>
-      </w:r>
+          <w:sz w:val="24"/>
+          <w:szCs w:val="24"/>
+        </w:rPr>
+        <w:t>sub.txt :</w:t>
+      </w:r>
+      <w:proofErr w:type="gramEnd"/>
+      <w:r>
+        <w:rPr>
+          <w:sz w:val="24"/>
+          <w:szCs w:val="24"/>
+        </w:rPr>
+        <w:t xml:space="preserve"> Thông tin Báo </w:t>
+      </w:r>
+      <w:proofErr w:type="spellStart"/>
+      <w:r>
+        <w:rPr>
+          <w:sz w:val="24"/>
+          <w:szCs w:val="24"/>
+        </w:rPr>
+        <w:t>cáo&amp;Công</w:t>
+      </w:r>
+      <w:proofErr w:type="spellEnd"/>
+      <w:r>
+        <w:rPr>
+          <w:sz w:val="24"/>
+          <w:szCs w:val="24"/>
+        </w:rPr>
+        <w:t xml:space="preserve"> ty</w:t>
+      </w:r>
+    </w:p>
+    <w:p>
+      <w:pPr>
+        <w:rPr>
+          <w:sz w:val="24"/>
+          <w:szCs w:val="24"/>
+        </w:rPr>
+      </w:pPr>
+      <w:r>
+        <w:rPr>
+          <w:sz w:val="24"/>
+          <w:szCs w:val="24"/>
+        </w:rPr>
+        <w:t>-</w:t>
+      </w:r>
+      <w:r>
+        <w:rPr>
+          <w:sz w:val="24"/>
+          <w:szCs w:val="24"/>
+        </w:rPr>
+        <w:t xml:space="preserve"> </w:t>
+      </w:r>
+      <w:proofErr w:type="spellStart"/>
+      <w:r>
+        <w:rPr>
+          <w:sz w:val="24"/>
+          <w:szCs w:val="24"/>
+        </w:rPr>
+        <w:t>Chứa</w:t>
+      </w:r>
+      <w:proofErr w:type="spellEnd"/>
+      <w:r>
+        <w:rPr>
+          <w:sz w:val="24"/>
+          <w:szCs w:val="24"/>
+        </w:rPr>
+        <w:t xml:space="preserve"> </w:t>
+      </w:r>
+      <w:proofErr w:type="spellStart"/>
+      <w:r>
+        <w:rPr>
+          <w:sz w:val="24"/>
+          <w:szCs w:val="24"/>
+        </w:rPr>
+        <w:t>danh</w:t>
+      </w:r>
+      <w:proofErr w:type="spellEnd"/>
+      <w:r>
+        <w:rPr>
+          <w:sz w:val="24"/>
+          <w:szCs w:val="24"/>
+        </w:rPr>
+        <w:t xml:space="preserve"> </w:t>
+      </w:r>
+      <w:proofErr w:type="spellStart"/>
+      <w:r>
+        <w:rPr>
+          <w:sz w:val="24"/>
+          <w:szCs w:val="24"/>
+        </w:rPr>
+        <w:t>sách</w:t>
+      </w:r>
+      <w:proofErr w:type="spellEnd"/>
+      <w:r>
+        <w:rPr>
+          <w:sz w:val="24"/>
+          <w:szCs w:val="24"/>
+        </w:rPr>
+        <w:t xml:space="preserve"> </w:t>
+      </w:r>
+      <w:proofErr w:type="spellStart"/>
+      <w:r>
+        <w:rPr>
+          <w:sz w:val="24"/>
+          <w:szCs w:val="24"/>
+        </w:rPr>
+        <w:t>tất</w:t>
+      </w:r>
+      <w:proofErr w:type="spellEnd"/>
+      <w:r>
+        <w:rPr>
+          <w:sz w:val="24"/>
+          <w:szCs w:val="24"/>
+        </w:rPr>
+        <w:t xml:space="preserve"> </w:t>
+      </w:r>
+      <w:proofErr w:type="spellStart"/>
+      <w:r>
+        <w:rPr>
+          <w:sz w:val="24"/>
+          <w:szCs w:val="24"/>
+        </w:rPr>
+        <w:t>cả</w:t>
+      </w:r>
+      <w:proofErr w:type="spellEnd"/>
+      <w:r>
+        <w:rPr>
+          <w:sz w:val="24"/>
+          <w:szCs w:val="24"/>
+        </w:rPr>
+        <w:t xml:space="preserve"> </w:t>
+      </w:r>
+      <w:proofErr w:type="spellStart"/>
+      <w:r>
+        <w:rPr>
+          <w:sz w:val="24"/>
+          <w:szCs w:val="24"/>
+        </w:rPr>
+        <w:t>các</w:t>
+      </w:r>
+      <w:proofErr w:type="spellEnd"/>
+      <w:r>
+        <w:rPr>
+          <w:sz w:val="24"/>
+          <w:szCs w:val="24"/>
+        </w:rPr>
+        <w:t xml:space="preserve"> </w:t>
+      </w:r>
+      <w:proofErr w:type="spellStart"/>
+      <w:r>
+        <w:rPr>
+          <w:sz w:val="24"/>
+          <w:szCs w:val="24"/>
+        </w:rPr>
+        <w:t>báo</w:t>
+      </w:r>
+      <w:proofErr w:type="spellEnd"/>
+      <w:r>
+        <w:rPr>
+          <w:sz w:val="24"/>
+          <w:szCs w:val="24"/>
+        </w:rPr>
+        <w:t xml:space="preserve"> </w:t>
+      </w:r>
+      <w:proofErr w:type="spellStart"/>
+      <w:r>
+        <w:rPr>
+          <w:sz w:val="24"/>
+          <w:szCs w:val="24"/>
+        </w:rPr>
+        <w:t>cáo</w:t>
+      </w:r>
+      <w:proofErr w:type="spellEnd"/>
+      <w:r>
+        <w:rPr>
+          <w:sz w:val="24"/>
+          <w:szCs w:val="24"/>
+        </w:rPr>
+        <w:t xml:space="preserve"> </w:t>
+      </w:r>
+      <w:proofErr w:type="spellStart"/>
+      <w:r>
+        <w:rPr>
+          <w:sz w:val="24"/>
+          <w:szCs w:val="24"/>
+        </w:rPr>
+        <w:t>được</w:t>
+      </w:r>
+      <w:proofErr w:type="spellEnd"/>
+      <w:r>
+        <w:rPr>
+          <w:sz w:val="24"/>
+          <w:szCs w:val="24"/>
+        </w:rPr>
+        <w:t xml:space="preserve"> </w:t>
+      </w:r>
+      <w:proofErr w:type="spellStart"/>
+      <w:r>
+        <w:rPr>
+          <w:sz w:val="24"/>
+          <w:szCs w:val="24"/>
+        </w:rPr>
+        <w:t>nộp</w:t>
+      </w:r>
+      <w:proofErr w:type="spellEnd"/>
+      <w:r>
+        <w:rPr>
+          <w:sz w:val="24"/>
+          <w:szCs w:val="24"/>
+        </w:rPr>
+        <w:t xml:space="preserve"> </w:t>
+      </w:r>
+      <w:proofErr w:type="spellStart"/>
+      <w:r>
+        <w:rPr>
+          <w:sz w:val="24"/>
+          <w:szCs w:val="24"/>
+        </w:rPr>
+        <w:t>trong</w:t>
+      </w:r>
+      <w:proofErr w:type="spellEnd"/>
+      <w:r>
+        <w:rPr>
+          <w:sz w:val="24"/>
+          <w:szCs w:val="24"/>
+        </w:rPr>
+        <w:t xml:space="preserve"> </w:t>
+      </w:r>
+      <w:proofErr w:type="spellStart"/>
+      <w:r>
+        <w:rPr>
+          <w:sz w:val="24"/>
+          <w:szCs w:val="24"/>
+        </w:rPr>
+        <w:t>quý</w:t>
+      </w:r>
+      <w:proofErr w:type="spellEnd"/>
+      <w:r>
+        <w:rPr>
+          <w:sz w:val="24"/>
+          <w:szCs w:val="24"/>
+        </w:rPr>
+        <w:t xml:space="preserve"> </w:t>
+      </w:r>
+      <w:proofErr w:type="spellStart"/>
+      <w:r>
+        <w:rPr>
+          <w:sz w:val="24"/>
+          <w:szCs w:val="24"/>
+        </w:rPr>
+        <w:t>này</w:t>
+      </w:r>
+      <w:proofErr w:type="spellEnd"/>
+    </w:p>
+    <w:p>
+      <w:pPr>
+        <w:rPr>
+          <w:sz w:val="24"/>
+          <w:szCs w:val="24"/>
+        </w:rPr>
+      </w:pPr>
+      <w:r>
+        <w:rPr>
+          <w:sz w:val="24"/>
+          <w:szCs w:val="24"/>
+        </w:rPr>
+        <w:t>-</w:t>
+      </w:r>
+      <w:r>
+        <w:rPr>
+          <w:sz w:val="24"/>
+          <w:szCs w:val="24"/>
+        </w:rPr>
+        <w:t xml:space="preserve"> </w:t>
+      </w:r>
+      <w:proofErr w:type="spellStart"/>
+      <w:r>
+        <w:rPr>
+          <w:sz w:val="24"/>
+          <w:szCs w:val="24"/>
+        </w:rPr>
+        <w:t>mã</w:t>
+      </w:r>
+      <w:proofErr w:type="spellEnd"/>
+      <w:r>
+        <w:rPr>
+          <w:sz w:val="24"/>
+          <w:szCs w:val="24"/>
+        </w:rPr>
+        <w:t xml:space="preserve"> Central Index Key (CIK</w:t>
+      </w:r>
+      <w:proofErr w:type="gramStart"/>
+      <w:r>
+        <w:rPr>
+          <w:sz w:val="24"/>
+          <w:szCs w:val="24"/>
+        </w:rPr>
+        <w:t>) :</w:t>
+      </w:r>
+      <w:proofErr w:type="gramEnd"/>
+      <w:r>
+        <w:rPr>
+          <w:sz w:val="24"/>
+          <w:szCs w:val="24"/>
+        </w:rPr>
+        <w:t xml:space="preserve"> </w:t>
+      </w:r>
+      <w:proofErr w:type="spellStart"/>
+      <w:r>
+        <w:rPr>
+          <w:sz w:val="24"/>
+          <w:szCs w:val="24"/>
+        </w:rPr>
+        <w:t>Mã</w:t>
+      </w:r>
+      <w:proofErr w:type="spellEnd"/>
+      <w:r>
+        <w:rPr>
+          <w:sz w:val="24"/>
+          <w:szCs w:val="24"/>
+        </w:rPr>
+        <w:t xml:space="preserve"> SEC </w:t>
+      </w:r>
+      <w:proofErr w:type="spellStart"/>
+      <w:r>
+        <w:rPr>
+          <w:sz w:val="24"/>
+          <w:szCs w:val="24"/>
+        </w:rPr>
+        <w:t>cung</w:t>
+      </w:r>
+      <w:proofErr w:type="spellEnd"/>
+      <w:r>
+        <w:rPr>
+          <w:sz w:val="24"/>
+          <w:szCs w:val="24"/>
+        </w:rPr>
+        <w:t xml:space="preserve"> </w:t>
+      </w:r>
+      <w:proofErr w:type="spellStart"/>
+      <w:r>
+        <w:rPr>
+          <w:sz w:val="24"/>
+          <w:szCs w:val="24"/>
+        </w:rPr>
+        <w:t>cấp</w:t>
+      </w:r>
+      <w:proofErr w:type="spellEnd"/>
+      <w:r>
+        <w:rPr>
+          <w:sz w:val="24"/>
+          <w:szCs w:val="24"/>
+        </w:rPr>
+        <w:t xml:space="preserve"> </w:t>
+      </w:r>
+      <w:proofErr w:type="spellStart"/>
+      <w:r>
+        <w:rPr>
+          <w:sz w:val="24"/>
+          <w:szCs w:val="24"/>
+        </w:rPr>
+        <w:t>để</w:t>
+      </w:r>
+      <w:proofErr w:type="spellEnd"/>
+      <w:r>
+        <w:rPr>
+          <w:sz w:val="24"/>
+          <w:szCs w:val="24"/>
+        </w:rPr>
+        <w:t xml:space="preserve"> </w:t>
+      </w:r>
+      <w:proofErr w:type="spellStart"/>
+      <w:r>
+        <w:rPr>
+          <w:sz w:val="24"/>
+          <w:szCs w:val="24"/>
+        </w:rPr>
+        <w:t>nhận</w:t>
+      </w:r>
+      <w:proofErr w:type="spellEnd"/>
+      <w:r>
+        <w:rPr>
+          <w:sz w:val="24"/>
+          <w:szCs w:val="24"/>
+        </w:rPr>
+        <w:t xml:space="preserve"> </w:t>
+      </w:r>
+      <w:proofErr w:type="spellStart"/>
+      <w:r>
+        <w:rPr>
+          <w:sz w:val="24"/>
+          <w:szCs w:val="24"/>
+        </w:rPr>
+        <w:t>diện</w:t>
+      </w:r>
+      <w:proofErr w:type="spellEnd"/>
+      <w:r>
+        <w:rPr>
+          <w:sz w:val="24"/>
+          <w:szCs w:val="24"/>
+        </w:rPr>
+        <w:t xml:space="preserve"> </w:t>
+      </w:r>
+      <w:proofErr w:type="spellStart"/>
+      <w:r>
+        <w:rPr>
+          <w:sz w:val="24"/>
+          <w:szCs w:val="24"/>
+        </w:rPr>
+        <w:t>các</w:t>
+      </w:r>
+      <w:proofErr w:type="spellEnd"/>
+      <w:r>
+        <w:rPr>
+          <w:sz w:val="24"/>
+          <w:szCs w:val="24"/>
+        </w:rPr>
+        <w:t xml:space="preserve"> </w:t>
+      </w:r>
+      <w:proofErr w:type="spellStart"/>
+      <w:r>
+        <w:rPr>
+          <w:sz w:val="24"/>
+          <w:szCs w:val="24"/>
+        </w:rPr>
+        <w:t>công</w:t>
+      </w:r>
+      <w:proofErr w:type="spellEnd"/>
+      <w:r>
+        <w:rPr>
+          <w:sz w:val="24"/>
+          <w:szCs w:val="24"/>
+        </w:rPr>
+        <w:t xml:space="preserve"> ty, </w:t>
+      </w:r>
+      <w:proofErr w:type="spellStart"/>
+      <w:r>
+        <w:rPr>
+          <w:sz w:val="24"/>
+          <w:szCs w:val="24"/>
+        </w:rPr>
+        <w:t>quỹ</w:t>
+      </w:r>
+      <w:proofErr w:type="spellEnd"/>
+      <w:r>
+        <w:rPr>
+          <w:sz w:val="24"/>
+          <w:szCs w:val="24"/>
+        </w:rPr>
+        <w:t xml:space="preserve"> </w:t>
+      </w:r>
+      <w:proofErr w:type="spellStart"/>
+      <w:r>
+        <w:rPr>
+          <w:sz w:val="24"/>
+          <w:szCs w:val="24"/>
+        </w:rPr>
+        <w:t>đầu</w:t>
+      </w:r>
+      <w:proofErr w:type="spellEnd"/>
+      <w:r>
+        <w:rPr>
+          <w:sz w:val="24"/>
+          <w:szCs w:val="24"/>
+        </w:rPr>
+        <w:t xml:space="preserve"> </w:t>
+      </w:r>
+      <w:proofErr w:type="spellStart"/>
+      <w:r>
+        <w:rPr>
+          <w:sz w:val="24"/>
+          <w:szCs w:val="24"/>
+        </w:rPr>
+        <w:t>tư</w:t>
+      </w:r>
+      <w:proofErr w:type="spellEnd"/>
+      <w:r>
+        <w:rPr>
+          <w:sz w:val="24"/>
+          <w:szCs w:val="24"/>
+        </w:rPr>
+        <w:t xml:space="preserve"> </w:t>
+      </w:r>
+      <w:proofErr w:type="spellStart"/>
+      <w:r>
+        <w:rPr>
+          <w:sz w:val="24"/>
+          <w:szCs w:val="24"/>
+        </w:rPr>
+        <w:t>hoặc</w:t>
+      </w:r>
+      <w:proofErr w:type="spellEnd"/>
+      <w:r>
+        <w:rPr>
+          <w:sz w:val="24"/>
+          <w:szCs w:val="24"/>
+        </w:rPr>
+        <w:t xml:space="preserve"> </w:t>
+      </w:r>
+      <w:proofErr w:type="spellStart"/>
+      <w:r>
+        <w:rPr>
+          <w:sz w:val="24"/>
+          <w:szCs w:val="24"/>
+        </w:rPr>
+        <w:t>cá</w:t>
+      </w:r>
+      <w:proofErr w:type="spellEnd"/>
+      <w:r>
+        <w:rPr>
+          <w:sz w:val="24"/>
+          <w:szCs w:val="24"/>
+        </w:rPr>
+        <w:t xml:space="preserve"> </w:t>
+      </w:r>
+      <w:proofErr w:type="spellStart"/>
+      <w:r>
+        <w:rPr>
+          <w:sz w:val="24"/>
+          <w:szCs w:val="24"/>
+        </w:rPr>
+        <w:t>nhân</w:t>
+      </w:r>
+      <w:proofErr w:type="spellEnd"/>
+      <w:r>
+        <w:rPr>
+          <w:sz w:val="24"/>
+          <w:szCs w:val="24"/>
+        </w:rPr>
+        <w:t xml:space="preserve"> </w:t>
+      </w:r>
+      <w:proofErr w:type="spellStart"/>
+      <w:r>
+        <w:rPr>
+          <w:sz w:val="24"/>
+          <w:szCs w:val="24"/>
+        </w:rPr>
+        <w:t>khi</w:t>
+      </w:r>
+      <w:proofErr w:type="spellEnd"/>
+      <w:r>
+        <w:rPr>
+          <w:sz w:val="24"/>
+          <w:szCs w:val="24"/>
+        </w:rPr>
+        <w:t xml:space="preserve"> </w:t>
+      </w:r>
+      <w:proofErr w:type="spellStart"/>
+      <w:r>
+        <w:rPr>
+          <w:sz w:val="24"/>
+          <w:szCs w:val="24"/>
+        </w:rPr>
+        <w:t>nộp</w:t>
+      </w:r>
+      <w:proofErr w:type="spellEnd"/>
+      <w:r>
+        <w:rPr>
+          <w:sz w:val="24"/>
+          <w:szCs w:val="24"/>
+        </w:rPr>
+        <w:t xml:space="preserve"> </w:t>
+      </w:r>
+      <w:proofErr w:type="spellStart"/>
+      <w:r>
+        <w:rPr>
+          <w:sz w:val="24"/>
+          <w:szCs w:val="24"/>
+        </w:rPr>
+        <w:t>báo</w:t>
+      </w:r>
+      <w:proofErr w:type="spellEnd"/>
+      <w:r>
+        <w:rPr>
+          <w:sz w:val="24"/>
+          <w:szCs w:val="24"/>
+        </w:rPr>
+        <w:t xml:space="preserve"> </w:t>
+      </w:r>
+      <w:proofErr w:type="spellStart"/>
+      <w:r>
+        <w:rPr>
+          <w:sz w:val="24"/>
+          <w:szCs w:val="24"/>
+        </w:rPr>
+        <w:t>cáo</w:t>
+      </w:r>
+      <w:proofErr w:type="spellEnd"/>
+      <w:r>
+        <w:rPr>
+          <w:sz w:val="24"/>
+          <w:szCs w:val="24"/>
+        </w:rPr>
+        <w:t xml:space="preserve"> </w:t>
+      </w:r>
+      <w:proofErr w:type="spellStart"/>
+      <w:r>
+        <w:rPr>
+          <w:sz w:val="24"/>
+          <w:szCs w:val="24"/>
+        </w:rPr>
+        <w:t>tài</w:t>
+      </w:r>
+      <w:proofErr w:type="spellEnd"/>
+      <w:r>
+        <w:rPr>
+          <w:sz w:val="24"/>
+          <w:szCs w:val="24"/>
+        </w:rPr>
+        <w:t xml:space="preserve"> </w:t>
+      </w:r>
+      <w:proofErr w:type="spellStart"/>
+      <w:r>
+        <w:rPr>
+          <w:sz w:val="24"/>
+          <w:szCs w:val="24"/>
+        </w:rPr>
+        <w:t>chính</w:t>
+      </w:r>
+      <w:proofErr w:type="spellEnd"/>
+      <w:r>
+        <w:rPr>
+          <w:sz w:val="24"/>
+          <w:szCs w:val="24"/>
+        </w:rPr>
+        <w:t xml:space="preserve"> </w:t>
+      </w:r>
+      <w:proofErr w:type="spellStart"/>
+      <w:r>
+        <w:rPr>
+          <w:sz w:val="24"/>
+          <w:szCs w:val="24"/>
+        </w:rPr>
+        <w:t>công</w:t>
+      </w:r>
+      <w:proofErr w:type="spellEnd"/>
+      <w:r>
+        <w:rPr>
+          <w:sz w:val="24"/>
+          <w:szCs w:val="24"/>
+        </w:rPr>
+        <w:t xml:space="preserve"> </w:t>
+      </w:r>
+      <w:proofErr w:type="spellStart"/>
+      <w:r>
+        <w:rPr>
+          <w:sz w:val="24"/>
+          <w:szCs w:val="24"/>
+        </w:rPr>
+        <w:t>khai</w:t>
+      </w:r>
+      <w:proofErr w:type="spellEnd"/>
+      <w:r>
+        <w:rPr>
+          <w:sz w:val="24"/>
+          <w:szCs w:val="24"/>
+        </w:rPr>
+        <w:t xml:space="preserve"> </w:t>
+      </w:r>
+      <w:proofErr w:type="spellStart"/>
+      <w:r>
+        <w:rPr>
+          <w:sz w:val="24"/>
+          <w:szCs w:val="24"/>
+        </w:rPr>
+        <w:t>trên</w:t>
+      </w:r>
+      <w:proofErr w:type="spellEnd"/>
+      <w:r>
+        <w:rPr>
+          <w:sz w:val="24"/>
+          <w:szCs w:val="24"/>
+        </w:rPr>
+        <w:t xml:space="preserve"> </w:t>
+      </w:r>
+      <w:proofErr w:type="spellStart"/>
+      <w:r>
+        <w:rPr>
+          <w:sz w:val="24"/>
+          <w:szCs w:val="24"/>
+        </w:rPr>
+        <w:t>hệ</w:t>
+      </w:r>
+      <w:proofErr w:type="spellEnd"/>
+      <w:r>
+        <w:rPr>
+          <w:sz w:val="24"/>
+          <w:szCs w:val="24"/>
+        </w:rPr>
+        <w:t xml:space="preserve"> </w:t>
+      </w:r>
+      <w:proofErr w:type="spellStart"/>
+      <w:r>
+        <w:rPr>
+          <w:sz w:val="24"/>
+          <w:szCs w:val="24"/>
+        </w:rPr>
+        <w:t>thống</w:t>
+      </w:r>
+      <w:proofErr w:type="spellEnd"/>
+      <w:r>
+        <w:rPr>
+          <w:sz w:val="24"/>
+          <w:szCs w:val="24"/>
+        </w:rPr>
+        <w:t xml:space="preserve"> </w:t>
+      </w:r>
+      <w:proofErr w:type="spellStart"/>
+      <w:r>
+        <w:rPr>
+          <w:sz w:val="24"/>
+          <w:szCs w:val="24"/>
+        </w:rPr>
+        <w:t>dữ</w:t>
+      </w:r>
+      <w:proofErr w:type="spellEnd"/>
+      <w:r>
+        <w:rPr>
+          <w:sz w:val="24"/>
+          <w:szCs w:val="24"/>
+        </w:rPr>
+        <w:t xml:space="preserve"> </w:t>
+      </w:r>
+      <w:proofErr w:type="spellStart"/>
+      <w:r>
+        <w:rPr>
+          <w:sz w:val="24"/>
+          <w:szCs w:val="24"/>
+        </w:rPr>
+        <w:t>liệu</w:t>
+      </w:r>
+      <w:proofErr w:type="spellEnd"/>
+      <w:r>
+        <w:rPr>
+          <w:sz w:val="24"/>
+          <w:szCs w:val="24"/>
+        </w:rPr>
+        <w:t xml:space="preserve"> </w:t>
+      </w:r>
+      <w:proofErr w:type="spellStart"/>
+      <w:r>
+        <w:rPr>
+          <w:sz w:val="24"/>
+          <w:szCs w:val="24"/>
+        </w:rPr>
+        <w:t>của</w:t>
+      </w:r>
+      <w:proofErr w:type="spellEnd"/>
+      <w:r>
+        <w:rPr>
+          <w:sz w:val="24"/>
+          <w:szCs w:val="24"/>
+        </w:rPr>
+        <w:t xml:space="preserve"> SEC</w:t>
+      </w:r>
+      <w:r>
+        <w:rPr>
+          <w:sz w:val="24"/>
+          <w:szCs w:val="24"/>
+        </w:rPr>
+        <w:t xml:space="preserve"> (</w:t>
+      </w:r>
+      <w:proofErr w:type="spellStart"/>
+      <w:r>
+        <w:rPr>
+          <w:sz w:val="24"/>
+          <w:szCs w:val="24"/>
+        </w:rPr>
+        <w:t>Ví</w:t>
+      </w:r>
+      <w:proofErr w:type="spellEnd"/>
+      <w:r>
+        <w:rPr>
+          <w:sz w:val="24"/>
+          <w:szCs w:val="24"/>
+        </w:rPr>
+        <w:t xml:space="preserve"> </w:t>
+      </w:r>
+      <w:proofErr w:type="spellStart"/>
+      <w:r>
+        <w:rPr>
+          <w:sz w:val="24"/>
+          <w:szCs w:val="24"/>
+        </w:rPr>
+        <w:t>dụ</w:t>
+      </w:r>
+      <w:proofErr w:type="spellEnd"/>
+      <w:r>
+        <w:rPr>
+          <w:sz w:val="24"/>
+          <w:szCs w:val="24"/>
+        </w:rPr>
+        <w:t xml:space="preserve">: Apple </w:t>
+      </w:r>
+      <w:proofErr w:type="spellStart"/>
+      <w:r>
+        <w:rPr>
+          <w:sz w:val="24"/>
+          <w:szCs w:val="24"/>
+        </w:rPr>
+        <w:t>là</w:t>
+      </w:r>
+      <w:proofErr w:type="spellEnd"/>
+      <w:r>
+        <w:rPr>
+          <w:sz w:val="24"/>
+          <w:szCs w:val="24"/>
+        </w:rPr>
+        <w:t> 0000320193)</w:t>
+      </w:r>
+    </w:p>
+    <w:p>
+      <w:pPr>
+        <w:rPr>
+          <w:sz w:val="24"/>
+          <w:szCs w:val="24"/>
+        </w:rPr>
+      </w:pPr>
+      <w:r>
+        <w:rPr>
+          <w:sz w:val="24"/>
+          <w:szCs w:val="24"/>
+        </w:rPr>
+        <w:t>-</w:t>
+      </w:r>
+      <w:r>
+        <w:rPr>
+          <w:sz w:val="24"/>
+          <w:szCs w:val="24"/>
+        </w:rPr>
+        <w:t xml:space="preserve"> </w:t>
+      </w:r>
+      <w:proofErr w:type="spellStart"/>
+      <w:r>
+        <w:rPr>
+          <w:sz w:val="24"/>
+          <w:szCs w:val="24"/>
+        </w:rPr>
+        <w:t>mã</w:t>
+      </w:r>
+      <w:proofErr w:type="spellEnd"/>
+      <w:r>
+        <w:rPr>
+          <w:sz w:val="24"/>
+          <w:szCs w:val="24"/>
+        </w:rPr>
+        <w:t xml:space="preserve"> Accession Number</w:t>
+      </w:r>
+      <w:r>
+        <w:rPr>
+          <w:sz w:val="24"/>
+          <w:szCs w:val="24"/>
+        </w:rPr>
+        <w:t xml:space="preserve"> (</w:t>
+      </w:r>
+      <w:proofErr w:type="spellStart"/>
+      <w:r>
+        <w:rPr>
+          <w:sz w:val="24"/>
+          <w:szCs w:val="24"/>
+        </w:rPr>
+        <w:t>adsh</w:t>
+      </w:r>
+      <w:proofErr w:type="spellEnd"/>
+      <w:r>
+        <w:rPr>
+          <w:sz w:val="24"/>
+          <w:szCs w:val="24"/>
+        </w:rPr>
+        <w:t>)</w:t>
+      </w:r>
+      <w:r>
+        <w:rPr>
+          <w:sz w:val="24"/>
+          <w:szCs w:val="24"/>
+        </w:rPr>
+        <w:t xml:space="preserve">: </w:t>
+      </w:r>
+      <w:proofErr w:type="spellStart"/>
+      <w:r>
+        <w:rPr>
+          <w:sz w:val="24"/>
+          <w:szCs w:val="24"/>
+        </w:rPr>
+        <w:t>mã</w:t>
+      </w:r>
+      <w:proofErr w:type="spellEnd"/>
+      <w:r>
+        <w:rPr>
+          <w:sz w:val="24"/>
+          <w:szCs w:val="24"/>
+        </w:rPr>
+        <w:t xml:space="preserve"> </w:t>
+      </w:r>
+      <w:proofErr w:type="spellStart"/>
+      <w:r>
+        <w:rPr>
+          <w:sz w:val="24"/>
+          <w:szCs w:val="24"/>
+        </w:rPr>
+        <w:t>số</w:t>
+      </w:r>
+      <w:proofErr w:type="spellEnd"/>
+      <w:r>
+        <w:rPr>
+          <w:sz w:val="24"/>
+          <w:szCs w:val="24"/>
+        </w:rPr>
+        <w:t xml:space="preserve"> </w:t>
+      </w:r>
+      <w:proofErr w:type="spellStart"/>
+      <w:r>
+        <w:rPr>
+          <w:sz w:val="24"/>
+          <w:szCs w:val="24"/>
+        </w:rPr>
+        <w:t>truy</w:t>
+      </w:r>
+      <w:proofErr w:type="spellEnd"/>
+      <w:r>
+        <w:rPr>
+          <w:sz w:val="24"/>
+          <w:szCs w:val="24"/>
+        </w:rPr>
+        <w:t xml:space="preserve"> </w:t>
+      </w:r>
+      <w:proofErr w:type="spellStart"/>
+      <w:r>
+        <w:rPr>
+          <w:sz w:val="24"/>
+          <w:szCs w:val="24"/>
+        </w:rPr>
+        <w:t>cập</w:t>
+      </w:r>
+      <w:proofErr w:type="spellEnd"/>
+      <w:r>
+        <w:rPr>
+          <w:sz w:val="24"/>
+          <w:szCs w:val="24"/>
+        </w:rPr>
+        <w:t xml:space="preserve"> </w:t>
+      </w:r>
+      <w:proofErr w:type="spellStart"/>
+      <w:r>
+        <w:rPr>
+          <w:sz w:val="24"/>
+          <w:szCs w:val="24"/>
+        </w:rPr>
+        <w:t>hồ</w:t>
+      </w:r>
+      <w:proofErr w:type="spellEnd"/>
+      <w:r>
+        <w:rPr>
+          <w:sz w:val="24"/>
+          <w:szCs w:val="24"/>
+        </w:rPr>
+        <w:t xml:space="preserve"> </w:t>
+      </w:r>
+      <w:proofErr w:type="spellStart"/>
+      <w:r>
+        <w:rPr>
+          <w:sz w:val="24"/>
+          <w:szCs w:val="24"/>
+        </w:rPr>
+        <w:t>sơ</w:t>
+      </w:r>
+      <w:proofErr w:type="spellEnd"/>
+      <w:r>
+        <w:rPr>
+          <w:sz w:val="24"/>
+          <w:szCs w:val="24"/>
+        </w:rPr>
+        <w:t xml:space="preserve"> </w:t>
+      </w:r>
+      <w:proofErr w:type="spellStart"/>
+      <w:r>
+        <w:rPr>
+          <w:sz w:val="24"/>
+          <w:szCs w:val="24"/>
+        </w:rPr>
+        <w:t>tài</w:t>
+      </w:r>
+      <w:proofErr w:type="spellEnd"/>
+      <w:r>
+        <w:rPr>
+          <w:sz w:val="24"/>
+          <w:szCs w:val="24"/>
+        </w:rPr>
+        <w:t xml:space="preserve"> </w:t>
+      </w:r>
+      <w:proofErr w:type="spellStart"/>
+      <w:r>
+        <w:rPr>
+          <w:sz w:val="24"/>
+          <w:szCs w:val="24"/>
+        </w:rPr>
+        <w:t>chính</w:t>
+      </w:r>
+      <w:proofErr w:type="spellEnd"/>
+      <w:r>
+        <w:rPr>
+          <w:sz w:val="24"/>
+          <w:szCs w:val="24"/>
+        </w:rPr>
+        <w:t xml:space="preserve"> </w:t>
+      </w:r>
+      <w:r>
+        <w:rPr>
+          <w:sz w:val="24"/>
+          <w:szCs w:val="24"/>
+        </w:rPr>
+        <w:t xml:space="preserve">-&gt; </w:t>
+      </w:r>
+      <w:proofErr w:type="spellStart"/>
+      <w:r>
+        <w:rPr>
+          <w:sz w:val="24"/>
+          <w:szCs w:val="24"/>
+        </w:rPr>
+        <w:t>phân</w:t>
+      </w:r>
+      <w:proofErr w:type="spellEnd"/>
+      <w:r>
+        <w:rPr>
+          <w:sz w:val="24"/>
+          <w:szCs w:val="24"/>
+        </w:rPr>
+        <w:t xml:space="preserve"> </w:t>
+      </w:r>
+      <w:proofErr w:type="spellStart"/>
+      <w:r>
+        <w:rPr>
+          <w:sz w:val="24"/>
+          <w:szCs w:val="24"/>
+        </w:rPr>
+        <w:t>biệt</w:t>
+      </w:r>
+      <w:proofErr w:type="spellEnd"/>
+      <w:r>
+        <w:rPr>
+          <w:sz w:val="24"/>
+          <w:szCs w:val="24"/>
+        </w:rPr>
+        <w:t xml:space="preserve"> </w:t>
+      </w:r>
+      <w:proofErr w:type="spellStart"/>
+      <w:r>
+        <w:rPr>
+          <w:sz w:val="24"/>
+          <w:szCs w:val="24"/>
+        </w:rPr>
+        <w:t>các</w:t>
+      </w:r>
+      <w:proofErr w:type="spellEnd"/>
+      <w:r>
+        <w:rPr>
+          <w:sz w:val="24"/>
+          <w:szCs w:val="24"/>
+        </w:rPr>
+        <w:t xml:space="preserve"> </w:t>
+      </w:r>
+      <w:proofErr w:type="spellStart"/>
+      <w:r>
+        <w:rPr>
+          <w:sz w:val="24"/>
+          <w:szCs w:val="24"/>
+        </w:rPr>
+        <w:t>báo</w:t>
+      </w:r>
+      <w:proofErr w:type="spellEnd"/>
+      <w:r>
+        <w:rPr>
+          <w:sz w:val="24"/>
+          <w:szCs w:val="24"/>
+        </w:rPr>
+        <w:t xml:space="preserve"> </w:t>
+      </w:r>
+      <w:proofErr w:type="spellStart"/>
+      <w:r>
+        <w:rPr>
+          <w:sz w:val="24"/>
+          <w:szCs w:val="24"/>
+        </w:rPr>
+        <w:t>cáo</w:t>
+      </w:r>
+      <w:proofErr w:type="spellEnd"/>
+      <w:r>
+        <w:rPr>
+          <w:sz w:val="24"/>
+          <w:szCs w:val="24"/>
+        </w:rPr>
+        <w:t xml:space="preserve"> </w:t>
+      </w:r>
+      <w:proofErr w:type="spellStart"/>
+      <w:r>
+        <w:rPr>
+          <w:sz w:val="24"/>
+          <w:szCs w:val="24"/>
+        </w:rPr>
+        <w:t>tài</w:t>
+      </w:r>
+      <w:proofErr w:type="spellEnd"/>
+      <w:r>
+        <w:rPr>
+          <w:sz w:val="24"/>
+          <w:szCs w:val="24"/>
+        </w:rPr>
+        <w:t xml:space="preserve"> </w:t>
+      </w:r>
+      <w:proofErr w:type="spellStart"/>
+      <w:r>
+        <w:rPr>
+          <w:sz w:val="24"/>
+          <w:szCs w:val="24"/>
+        </w:rPr>
+        <w:t>chính</w:t>
+      </w:r>
+      <w:proofErr w:type="spellEnd"/>
+      <w:r>
+        <w:rPr>
+          <w:sz w:val="24"/>
+          <w:szCs w:val="24"/>
+        </w:rPr>
+        <w:t xml:space="preserve"> </w:t>
+      </w:r>
+      <w:proofErr w:type="spellStart"/>
+      <w:r>
+        <w:rPr>
+          <w:sz w:val="24"/>
+          <w:szCs w:val="24"/>
+        </w:rPr>
+        <w:t>của</w:t>
+      </w:r>
+      <w:proofErr w:type="spellEnd"/>
+      <w:r>
+        <w:rPr>
+          <w:sz w:val="24"/>
+          <w:szCs w:val="24"/>
+        </w:rPr>
+        <w:t xml:space="preserve"> </w:t>
+      </w:r>
+      <w:proofErr w:type="spellStart"/>
+      <w:r>
+        <w:rPr>
+          <w:sz w:val="24"/>
+          <w:szCs w:val="24"/>
+        </w:rPr>
+        <w:t>công</w:t>
+      </w:r>
+      <w:proofErr w:type="spellEnd"/>
+      <w:r>
+        <w:rPr>
+          <w:sz w:val="24"/>
+          <w:szCs w:val="24"/>
+        </w:rPr>
+        <w:t xml:space="preserve"> ty </w:t>
+      </w:r>
+      <w:r>
+        <w:rPr>
+          <w:sz w:val="24"/>
+          <w:szCs w:val="24"/>
+        </w:rPr>
+        <w:t xml:space="preserve">-&gt; </w:t>
+      </w:r>
+      <w:proofErr w:type="spellStart"/>
+      <w:r>
+        <w:rPr>
+          <w:sz w:val="24"/>
+          <w:szCs w:val="24"/>
+        </w:rPr>
+        <w:t>khoá</w:t>
+      </w:r>
+      <w:proofErr w:type="spellEnd"/>
+      <w:r>
+        <w:rPr>
+          <w:sz w:val="24"/>
+          <w:szCs w:val="24"/>
+        </w:rPr>
+        <w:t xml:space="preserve"> </w:t>
+      </w:r>
+      <w:proofErr w:type="spellStart"/>
+      <w:proofErr w:type="gramStart"/>
+      <w:r>
+        <w:rPr>
+          <w:sz w:val="24"/>
+          <w:szCs w:val="24"/>
+        </w:rPr>
+        <w:t>chính</w:t>
+      </w:r>
+      <w:proofErr w:type="spellEnd"/>
+      <w:r>
+        <w:rPr>
+          <w:sz w:val="24"/>
+          <w:szCs w:val="24"/>
+        </w:rPr>
+        <w:t>(</w:t>
+      </w:r>
+      <w:proofErr w:type="gramEnd"/>
+      <w:r>
+        <w:rPr>
+          <w:sz w:val="24"/>
+          <w:szCs w:val="24"/>
+        </w:rPr>
+        <w:t>primary key)</w:t>
+      </w:r>
+    </w:p>
+    <w:p>
+      <w:pPr>
+        <w:rPr>
+          <w:sz w:val="24"/>
+          <w:szCs w:val="24"/>
+        </w:rPr>
+      </w:pPr>
+      <w:r>
+        <w:rPr>
+          <w:sz w:val="24"/>
+          <w:szCs w:val="24"/>
+        </w:rPr>
+        <w:t>-</w:t>
+      </w:r>
+      <w:r>
+        <w:rPr>
+          <w:sz w:val="24"/>
+          <w:szCs w:val="24"/>
+        </w:rPr>
+        <w:t xml:space="preserve"> </w:t>
+      </w:r>
+      <w:proofErr w:type="gramStart"/>
+      <w:r>
+        <w:rPr>
+          <w:sz w:val="24"/>
+          <w:szCs w:val="24"/>
+        </w:rPr>
+        <w:t>Sic :</w:t>
+      </w:r>
+      <w:proofErr w:type="gramEnd"/>
+      <w:r>
+        <w:rPr>
+          <w:sz w:val="24"/>
+          <w:szCs w:val="24"/>
+        </w:rPr>
+        <w:t> </w:t>
+      </w:r>
+      <w:proofErr w:type="spellStart"/>
+      <w:r>
+        <w:rPr>
+          <w:sz w:val="24"/>
+          <w:szCs w:val="24"/>
+        </w:rPr>
+        <w:t>Mã</w:t>
+      </w:r>
+      <w:proofErr w:type="spellEnd"/>
+      <w:r>
+        <w:rPr>
+          <w:sz w:val="24"/>
+          <w:szCs w:val="24"/>
+        </w:rPr>
+        <w:t xml:space="preserve"> </w:t>
+      </w:r>
+      <w:proofErr w:type="spellStart"/>
+      <w:r>
+        <w:rPr>
+          <w:sz w:val="24"/>
+          <w:szCs w:val="24"/>
+        </w:rPr>
+        <w:t>ngành</w:t>
+      </w:r>
+      <w:proofErr w:type="spellEnd"/>
+      <w:r>
+        <w:rPr>
+          <w:sz w:val="24"/>
+          <w:szCs w:val="24"/>
+        </w:rPr>
+        <w:t xml:space="preserve"> </w:t>
+      </w:r>
+      <w:proofErr w:type="spellStart"/>
+      <w:r>
+        <w:rPr>
+          <w:sz w:val="24"/>
+          <w:szCs w:val="24"/>
+        </w:rPr>
+        <w:t>nghề</w:t>
+      </w:r>
+      <w:proofErr w:type="spellEnd"/>
+      <w:r>
+        <w:rPr>
+          <w:sz w:val="24"/>
+          <w:szCs w:val="24"/>
+        </w:rPr>
+        <w:t xml:space="preserve"> </w:t>
+      </w:r>
+      <w:proofErr w:type="spellStart"/>
+      <w:r>
+        <w:rPr>
+          <w:sz w:val="24"/>
+          <w:szCs w:val="24"/>
+        </w:rPr>
+        <w:t>kinh</w:t>
+      </w:r>
+      <w:proofErr w:type="spellEnd"/>
+      <w:r>
+        <w:rPr>
+          <w:sz w:val="24"/>
+          <w:szCs w:val="24"/>
+        </w:rPr>
+        <w:t xml:space="preserve"> </w:t>
+      </w:r>
+      <w:proofErr w:type="spellStart"/>
+      <w:r>
+        <w:rPr>
+          <w:sz w:val="24"/>
+          <w:szCs w:val="24"/>
+        </w:rPr>
+        <w:t>doanh</w:t>
+      </w:r>
+      <w:proofErr w:type="spellEnd"/>
+      <w:r>
+        <w:rPr>
+          <w:sz w:val="24"/>
+          <w:szCs w:val="24"/>
+        </w:rPr>
+        <w:t xml:space="preserve"> (Standard Industrial Classification) (</w:t>
+      </w:r>
+      <w:proofErr w:type="spellStart"/>
+      <w:r>
+        <w:rPr>
+          <w:sz w:val="24"/>
+          <w:szCs w:val="24"/>
+        </w:rPr>
+        <w:t>ví</w:t>
+      </w:r>
+      <w:proofErr w:type="spellEnd"/>
+      <w:r>
+        <w:rPr>
+          <w:sz w:val="24"/>
+          <w:szCs w:val="24"/>
+        </w:rPr>
+        <w:t xml:space="preserve"> </w:t>
+      </w:r>
+      <w:proofErr w:type="spellStart"/>
+      <w:r>
+        <w:rPr>
+          <w:sz w:val="24"/>
+          <w:szCs w:val="24"/>
+        </w:rPr>
+        <w:t>dụ</w:t>
+      </w:r>
+      <w:proofErr w:type="spellEnd"/>
+      <w:r>
+        <w:rPr>
+          <w:sz w:val="24"/>
+          <w:szCs w:val="24"/>
+        </w:rPr>
+        <w:t xml:space="preserve">: </w:t>
+      </w:r>
+      <w:proofErr w:type="spellStart"/>
+      <w:r>
+        <w:rPr>
+          <w:sz w:val="24"/>
+          <w:szCs w:val="24"/>
+        </w:rPr>
+        <w:t>ngân</w:t>
+      </w:r>
+      <w:proofErr w:type="spellEnd"/>
+      <w:r>
+        <w:rPr>
+          <w:sz w:val="24"/>
+          <w:szCs w:val="24"/>
+        </w:rPr>
+        <w:t xml:space="preserve"> </w:t>
+      </w:r>
+      <w:proofErr w:type="spellStart"/>
+      <w:r>
+        <w:rPr>
+          <w:sz w:val="24"/>
+          <w:szCs w:val="24"/>
+        </w:rPr>
+        <w:t>hàng</w:t>
+      </w:r>
+      <w:proofErr w:type="spellEnd"/>
+      <w:r>
+        <w:rPr>
+          <w:sz w:val="24"/>
+          <w:szCs w:val="24"/>
+        </w:rPr>
+        <w:t xml:space="preserve">, </w:t>
+      </w:r>
+      <w:proofErr w:type="spellStart"/>
+      <w:r>
+        <w:rPr>
+          <w:sz w:val="24"/>
+          <w:szCs w:val="24"/>
+        </w:rPr>
+        <w:t>công</w:t>
+      </w:r>
+      <w:proofErr w:type="spellEnd"/>
+      <w:r>
+        <w:rPr>
+          <w:sz w:val="24"/>
+          <w:szCs w:val="24"/>
+        </w:rPr>
+        <w:t xml:space="preserve"> </w:t>
+      </w:r>
+      <w:proofErr w:type="spellStart"/>
+      <w:r>
+        <w:rPr>
+          <w:sz w:val="24"/>
+          <w:szCs w:val="24"/>
+        </w:rPr>
+        <w:t>nghệ</w:t>
+      </w:r>
+      <w:proofErr w:type="spellEnd"/>
+      <w:r>
+        <w:rPr>
+          <w:sz w:val="24"/>
+          <w:szCs w:val="24"/>
+        </w:rPr>
+        <w:t>).</w:t>
+      </w:r>
+    </w:p>
+    <w:p>
+      <w:pPr>
+        <w:rPr>
+          <w:sz w:val="24"/>
+          <w:szCs w:val="24"/>
+        </w:rPr>
+      </w:pPr>
+      <w:r>
+        <w:rPr>
+          <w:sz w:val="24"/>
+          <w:szCs w:val="24"/>
+        </w:rPr>
+        <w:t>-</w:t>
+      </w:r>
+      <w:r>
+        <w:rPr>
+          <w:sz w:val="24"/>
+          <w:szCs w:val="24"/>
+        </w:rPr>
+        <w:t xml:space="preserve"> form: </w:t>
+      </w:r>
+      <w:proofErr w:type="spellStart"/>
+      <w:r>
+        <w:rPr>
+          <w:sz w:val="24"/>
+          <w:szCs w:val="24"/>
+        </w:rPr>
+        <w:t>Loại</w:t>
+      </w:r>
+      <w:proofErr w:type="spellEnd"/>
+      <w:r>
+        <w:rPr>
+          <w:sz w:val="24"/>
+          <w:szCs w:val="24"/>
+        </w:rPr>
+        <w:t xml:space="preserve"> </w:t>
+      </w:r>
+      <w:proofErr w:type="spellStart"/>
+      <w:r>
+        <w:rPr>
+          <w:sz w:val="24"/>
+          <w:szCs w:val="24"/>
+        </w:rPr>
+        <w:t>báo</w:t>
+      </w:r>
+      <w:proofErr w:type="spellEnd"/>
+      <w:r>
+        <w:rPr>
+          <w:sz w:val="24"/>
+          <w:szCs w:val="24"/>
+        </w:rPr>
+        <w:t xml:space="preserve"> </w:t>
+      </w:r>
+      <w:proofErr w:type="spellStart"/>
+      <w:r>
+        <w:rPr>
+          <w:sz w:val="24"/>
+          <w:szCs w:val="24"/>
+        </w:rPr>
+        <w:t>cáo</w:t>
+      </w:r>
+      <w:proofErr w:type="spellEnd"/>
+      <w:r>
+        <w:rPr>
+          <w:sz w:val="24"/>
+          <w:szCs w:val="24"/>
+        </w:rPr>
+        <w:t xml:space="preserve"> (10-K </w:t>
+      </w:r>
+      <w:proofErr w:type="spellStart"/>
+      <w:r>
+        <w:rPr>
+          <w:sz w:val="24"/>
+          <w:szCs w:val="24"/>
+        </w:rPr>
+        <w:t>là</w:t>
+      </w:r>
+      <w:proofErr w:type="spellEnd"/>
+      <w:r>
+        <w:rPr>
+          <w:sz w:val="24"/>
+          <w:szCs w:val="24"/>
+        </w:rPr>
+        <w:t xml:space="preserve"> </w:t>
+      </w:r>
+      <w:proofErr w:type="spellStart"/>
+      <w:r>
+        <w:rPr>
+          <w:sz w:val="24"/>
+          <w:szCs w:val="24"/>
+        </w:rPr>
+        <w:t>báo</w:t>
+      </w:r>
+      <w:proofErr w:type="spellEnd"/>
+      <w:r>
+        <w:rPr>
+          <w:sz w:val="24"/>
+          <w:szCs w:val="24"/>
+        </w:rPr>
+        <w:t xml:space="preserve"> </w:t>
+      </w:r>
+      <w:proofErr w:type="spellStart"/>
+      <w:r>
+        <w:rPr>
+          <w:sz w:val="24"/>
+          <w:szCs w:val="24"/>
+        </w:rPr>
+        <w:t>cáo</w:t>
+      </w:r>
+      <w:proofErr w:type="spellEnd"/>
+      <w:r>
+        <w:rPr>
+          <w:sz w:val="24"/>
+          <w:szCs w:val="24"/>
+        </w:rPr>
+        <w:t xml:space="preserve"> </w:t>
+      </w:r>
+      <w:proofErr w:type="spellStart"/>
+      <w:r>
+        <w:rPr>
+          <w:sz w:val="24"/>
+          <w:szCs w:val="24"/>
+        </w:rPr>
+        <w:t>năm</w:t>
+      </w:r>
+      <w:proofErr w:type="spellEnd"/>
+      <w:r>
+        <w:rPr>
+          <w:sz w:val="24"/>
+          <w:szCs w:val="24"/>
+        </w:rPr>
+        <w:t>, 10-Q </w:t>
+      </w:r>
+      <w:proofErr w:type="spellStart"/>
+      <w:r>
+        <w:rPr>
+          <w:sz w:val="24"/>
+          <w:szCs w:val="24"/>
+        </w:rPr>
+        <w:t>là</w:t>
+      </w:r>
+      <w:proofErr w:type="spellEnd"/>
+      <w:r>
+        <w:rPr>
+          <w:sz w:val="24"/>
+          <w:szCs w:val="24"/>
+        </w:rPr>
+        <w:t xml:space="preserve"> </w:t>
+      </w:r>
+      <w:proofErr w:type="spellStart"/>
+      <w:r>
+        <w:rPr>
+          <w:sz w:val="24"/>
+          <w:szCs w:val="24"/>
+        </w:rPr>
+        <w:t>báo</w:t>
+      </w:r>
+      <w:proofErr w:type="spellEnd"/>
+      <w:r>
+        <w:rPr>
+          <w:sz w:val="24"/>
+          <w:szCs w:val="24"/>
+        </w:rPr>
+        <w:t xml:space="preserve"> </w:t>
+      </w:r>
+      <w:proofErr w:type="spellStart"/>
+      <w:r>
+        <w:rPr>
+          <w:sz w:val="24"/>
+          <w:szCs w:val="24"/>
+        </w:rPr>
+        <w:t>cáo</w:t>
+      </w:r>
+      <w:proofErr w:type="spellEnd"/>
+      <w:r>
+        <w:rPr>
+          <w:sz w:val="24"/>
+          <w:szCs w:val="24"/>
+        </w:rPr>
+        <w:t xml:space="preserve"> </w:t>
+      </w:r>
+      <w:proofErr w:type="spellStart"/>
+      <w:r>
+        <w:rPr>
+          <w:sz w:val="24"/>
+          <w:szCs w:val="24"/>
+        </w:rPr>
+        <w:t>quý</w:t>
+      </w:r>
+      <w:proofErr w:type="spellEnd"/>
+      <w:r>
+        <w:rPr>
+          <w:sz w:val="24"/>
+          <w:szCs w:val="24"/>
+        </w:rPr>
+        <w:t>).</w:t>
+      </w:r>
+    </w:p>
+    <w:p>
+      <w:pPr>
+        <w:rPr>
+          <w:sz w:val="24"/>
+          <w:szCs w:val="24"/>
+        </w:rPr>
+      </w:pPr>
+      <w:r>
+        <w:rPr>
+          <w:sz w:val="24"/>
+          <w:szCs w:val="24"/>
+        </w:rPr>
+        <w:t>-</w:t>
+      </w:r>
+      <w:r>
+        <w:rPr>
+          <w:sz w:val="24"/>
+          <w:szCs w:val="24"/>
+        </w:rPr>
+        <w:t xml:space="preserve"> </w:t>
+      </w:r>
+      <w:proofErr w:type="spellStart"/>
+      <w:r>
+        <w:rPr>
+          <w:sz w:val="24"/>
+          <w:szCs w:val="24"/>
+        </w:rPr>
+        <w:t>fy</w:t>
+      </w:r>
+      <w:proofErr w:type="spellEnd"/>
+      <w:r>
+        <w:rPr>
+          <w:sz w:val="24"/>
+          <w:szCs w:val="24"/>
+        </w:rPr>
+        <w:t> </w:t>
+      </w:r>
+      <w:proofErr w:type="spellStart"/>
+      <w:r>
+        <w:rPr>
+          <w:sz w:val="24"/>
+          <w:szCs w:val="24"/>
+        </w:rPr>
+        <w:t>và</w:t>
+      </w:r>
+      <w:proofErr w:type="spellEnd"/>
+      <w:r>
+        <w:rPr>
+          <w:sz w:val="24"/>
+          <w:szCs w:val="24"/>
+        </w:rPr>
+        <w:t> </w:t>
+      </w:r>
+      <w:proofErr w:type="spellStart"/>
+      <w:r>
+        <w:rPr>
+          <w:sz w:val="24"/>
+          <w:szCs w:val="24"/>
+        </w:rPr>
+        <w:t>fp</w:t>
+      </w:r>
+      <w:proofErr w:type="spellEnd"/>
+      <w:r>
+        <w:rPr>
+          <w:sz w:val="24"/>
+          <w:szCs w:val="24"/>
+        </w:rPr>
+        <w:t> (Fiscal Year &amp; Fiscal Period): </w:t>
+      </w:r>
+      <w:proofErr w:type="spellStart"/>
+      <w:r>
+        <w:rPr>
+          <w:sz w:val="24"/>
+          <w:szCs w:val="24"/>
+        </w:rPr>
+        <w:t>Năm</w:t>
+      </w:r>
+      <w:proofErr w:type="spellEnd"/>
+      <w:r>
+        <w:rPr>
+          <w:sz w:val="24"/>
+          <w:szCs w:val="24"/>
+        </w:rPr>
+        <w:t xml:space="preserve"> </w:t>
+      </w:r>
+      <w:proofErr w:type="spellStart"/>
+      <w:r>
+        <w:rPr>
+          <w:sz w:val="24"/>
+          <w:szCs w:val="24"/>
+        </w:rPr>
+        <w:t>tài</w:t>
+      </w:r>
+      <w:proofErr w:type="spellEnd"/>
+      <w:r>
+        <w:rPr>
+          <w:sz w:val="24"/>
+          <w:szCs w:val="24"/>
+        </w:rPr>
+        <w:t xml:space="preserve"> </w:t>
+      </w:r>
+      <w:proofErr w:type="spellStart"/>
+      <w:r>
+        <w:rPr>
+          <w:sz w:val="24"/>
+          <w:szCs w:val="24"/>
+        </w:rPr>
+        <w:t>chính</w:t>
+      </w:r>
+      <w:proofErr w:type="spellEnd"/>
+      <w:r>
+        <w:rPr>
+          <w:sz w:val="24"/>
+          <w:szCs w:val="24"/>
+        </w:rPr>
+        <w:t xml:space="preserve"> </w:t>
+      </w:r>
+      <w:proofErr w:type="spellStart"/>
+      <w:r>
+        <w:rPr>
+          <w:sz w:val="24"/>
+          <w:szCs w:val="24"/>
+        </w:rPr>
+        <w:t>và</w:t>
+      </w:r>
+      <w:proofErr w:type="spellEnd"/>
+      <w:r>
+        <w:rPr>
+          <w:sz w:val="24"/>
+          <w:szCs w:val="24"/>
+        </w:rPr>
+        <w:t xml:space="preserve"> </w:t>
+      </w:r>
+      <w:proofErr w:type="spellStart"/>
+      <w:r>
+        <w:rPr>
+          <w:sz w:val="24"/>
+          <w:szCs w:val="24"/>
+        </w:rPr>
+        <w:t>Kỳ</w:t>
+      </w:r>
+      <w:proofErr w:type="spellEnd"/>
+      <w:r>
+        <w:rPr>
+          <w:sz w:val="24"/>
+          <w:szCs w:val="24"/>
+        </w:rPr>
+        <w:t xml:space="preserve"> </w:t>
+      </w:r>
+      <w:proofErr w:type="spellStart"/>
+      <w:r>
+        <w:rPr>
+          <w:sz w:val="24"/>
+          <w:szCs w:val="24"/>
+        </w:rPr>
+        <w:t>tài</w:t>
+      </w:r>
+      <w:proofErr w:type="spellEnd"/>
+      <w:r>
+        <w:rPr>
+          <w:sz w:val="24"/>
+          <w:szCs w:val="24"/>
+        </w:rPr>
+        <w:t xml:space="preserve"> </w:t>
+      </w:r>
+      <w:proofErr w:type="spellStart"/>
+      <w:r>
+        <w:rPr>
+          <w:sz w:val="24"/>
+          <w:szCs w:val="24"/>
+        </w:rPr>
+        <w:t>chính</w:t>
+      </w:r>
+      <w:proofErr w:type="spellEnd"/>
+      <w:r>
+        <w:rPr>
+          <w:sz w:val="24"/>
+          <w:szCs w:val="24"/>
+        </w:rPr>
+        <w:t xml:space="preserve"> (Q1, Q2, Q3, FY).</w:t>
+      </w:r>
+    </w:p>
+    <w:p>
+      <w:pPr>
+        <w:rPr>
+          <w:sz w:val="24"/>
+          <w:szCs w:val="24"/>
+        </w:rPr>
+      </w:pPr>
       <w:r>
         <w:rPr>
           <w:b/>
           <w:bCs/>
-        </w:rPr>
-        <w:t>sub.txt :</w:t>
-      </w:r>
-      <w:r>
-        <w:t xml:space="preserve"> Thông tin Báo cáo&amp;Công ty</w:t>
+          <w:sz w:val="24"/>
+          <w:szCs w:val="24"/>
+        </w:rPr>
+        <w:t>2. num.txt</w:t>
+      </w:r>
+      <w:r>
+        <w:rPr>
+          <w:sz w:val="24"/>
+          <w:szCs w:val="24"/>
+        </w:rPr>
+        <w:t> (</w:t>
+      </w:r>
+      <w:proofErr w:type="spellStart"/>
+      <w:r>
+        <w:rPr>
+          <w:sz w:val="24"/>
+          <w:szCs w:val="24"/>
+        </w:rPr>
+        <w:t>Dữ</w:t>
+      </w:r>
+      <w:proofErr w:type="spellEnd"/>
+      <w:r>
+        <w:rPr>
+          <w:sz w:val="24"/>
+          <w:szCs w:val="24"/>
+        </w:rPr>
+        <w:t xml:space="preserve"> </w:t>
+      </w:r>
+      <w:proofErr w:type="spellStart"/>
+      <w:r>
+        <w:rPr>
+          <w:sz w:val="24"/>
+          <w:szCs w:val="24"/>
+        </w:rPr>
+        <w:t>liệu</w:t>
+      </w:r>
+      <w:proofErr w:type="spellEnd"/>
+      <w:r>
+        <w:rPr>
+          <w:sz w:val="24"/>
+          <w:szCs w:val="24"/>
+        </w:rPr>
+        <w:t xml:space="preserve"> </w:t>
+      </w:r>
+      <w:proofErr w:type="spellStart"/>
+      <w:r>
+        <w:rPr>
+          <w:sz w:val="24"/>
+          <w:szCs w:val="24"/>
+        </w:rPr>
+        <w:t>Số</w:t>
+      </w:r>
+      <w:proofErr w:type="spellEnd"/>
+      <w:r>
+        <w:rPr>
+          <w:sz w:val="24"/>
+          <w:szCs w:val="24"/>
+        </w:rPr>
+        <w:t xml:space="preserve"> </w:t>
+      </w:r>
+      <w:proofErr w:type="spellStart"/>
+      <w:r>
+        <w:rPr>
+          <w:sz w:val="24"/>
+          <w:szCs w:val="24"/>
+        </w:rPr>
+        <w:t>liệu</w:t>
+      </w:r>
+      <w:proofErr w:type="spellEnd"/>
+      <w:r>
+        <w:rPr>
+          <w:sz w:val="24"/>
+          <w:szCs w:val="24"/>
+        </w:rPr>
+        <w:t xml:space="preserve"> - Quan </w:t>
+      </w:r>
+      <w:proofErr w:type="spellStart"/>
+      <w:r>
+        <w:rPr>
+          <w:sz w:val="24"/>
+          <w:szCs w:val="24"/>
+        </w:rPr>
+        <w:t>trọng</w:t>
+      </w:r>
+      <w:proofErr w:type="spellEnd"/>
+      <w:r>
+        <w:rPr>
+          <w:sz w:val="24"/>
+          <w:szCs w:val="24"/>
+        </w:rPr>
+        <w:t xml:space="preserve"> </w:t>
+      </w:r>
+      <w:proofErr w:type="spellStart"/>
+      <w:r>
+        <w:rPr>
+          <w:sz w:val="24"/>
+          <w:szCs w:val="24"/>
+        </w:rPr>
+        <w:t>nhất</w:t>
+      </w:r>
+      <w:proofErr w:type="spellEnd"/>
+      <w:r>
+        <w:rPr>
+          <w:sz w:val="24"/>
+          <w:szCs w:val="24"/>
+        </w:rPr>
+        <w:t>)</w:t>
       </w:r>
     </w:p>
     <w:p>
-      <w:r>
-        <w:t>+ Chứa danh sách tất cả các báo cáo được nộp trong quý này</w:t>
+      <w:pPr>
+        <w:rPr>
+          <w:sz w:val="24"/>
+          <w:szCs w:val="24"/>
+        </w:rPr>
+      </w:pPr>
+      <w:r>
+        <w:rPr>
+          <w:sz w:val="24"/>
+          <w:szCs w:val="24"/>
+        </w:rPr>
+        <w:t>-</w:t>
+      </w:r>
+      <w:r>
+        <w:rPr>
+          <w:sz w:val="24"/>
+          <w:szCs w:val="24"/>
+        </w:rPr>
+        <w:t xml:space="preserve"> </w:t>
+      </w:r>
+      <w:proofErr w:type="spellStart"/>
+      <w:r>
+        <w:rPr>
+          <w:sz w:val="24"/>
+          <w:szCs w:val="24"/>
+        </w:rPr>
+        <w:t>Chứa</w:t>
+      </w:r>
+      <w:proofErr w:type="spellEnd"/>
+      <w:r>
+        <w:rPr>
+          <w:sz w:val="24"/>
+          <w:szCs w:val="24"/>
+        </w:rPr>
+        <w:t xml:space="preserve"> </w:t>
+      </w:r>
+      <w:proofErr w:type="spellStart"/>
+      <w:r>
+        <w:rPr>
+          <w:sz w:val="24"/>
+          <w:szCs w:val="24"/>
+        </w:rPr>
+        <w:t>toàn</w:t>
+      </w:r>
+      <w:proofErr w:type="spellEnd"/>
+      <w:r>
+        <w:rPr>
+          <w:sz w:val="24"/>
+          <w:szCs w:val="24"/>
+        </w:rPr>
+        <w:t xml:space="preserve"> </w:t>
+      </w:r>
+      <w:proofErr w:type="spellStart"/>
+      <w:r>
+        <w:rPr>
+          <w:sz w:val="24"/>
+          <w:szCs w:val="24"/>
+        </w:rPr>
+        <w:t>bộ</w:t>
+      </w:r>
+      <w:proofErr w:type="spellEnd"/>
+      <w:r>
+        <w:rPr>
+          <w:sz w:val="24"/>
+          <w:szCs w:val="24"/>
+        </w:rPr>
+        <w:t xml:space="preserve"> con </w:t>
+      </w:r>
+      <w:proofErr w:type="spellStart"/>
+      <w:r>
+        <w:rPr>
+          <w:sz w:val="24"/>
+          <w:szCs w:val="24"/>
+        </w:rPr>
+        <w:t>số</w:t>
+      </w:r>
+      <w:proofErr w:type="spellEnd"/>
+      <w:r>
+        <w:rPr>
+          <w:sz w:val="24"/>
+          <w:szCs w:val="24"/>
+        </w:rPr>
+        <w:t xml:space="preserve">. </w:t>
+      </w:r>
+      <w:proofErr w:type="spellStart"/>
+      <w:r>
+        <w:rPr>
+          <w:sz w:val="24"/>
+          <w:szCs w:val="24"/>
+        </w:rPr>
+        <w:t>Một</w:t>
+      </w:r>
+      <w:proofErr w:type="spellEnd"/>
+      <w:r>
+        <w:rPr>
+          <w:sz w:val="24"/>
+          <w:szCs w:val="24"/>
+        </w:rPr>
+        <w:t xml:space="preserve"> </w:t>
+      </w:r>
+      <w:proofErr w:type="spellStart"/>
+      <w:r>
+        <w:rPr>
+          <w:sz w:val="24"/>
+          <w:szCs w:val="24"/>
+        </w:rPr>
+        <w:t>báo</w:t>
+      </w:r>
+      <w:proofErr w:type="spellEnd"/>
+      <w:r>
+        <w:rPr>
+          <w:sz w:val="24"/>
+          <w:szCs w:val="24"/>
+        </w:rPr>
+        <w:t xml:space="preserve"> </w:t>
+      </w:r>
+      <w:proofErr w:type="spellStart"/>
+      <w:r>
+        <w:rPr>
+          <w:sz w:val="24"/>
+          <w:szCs w:val="24"/>
+        </w:rPr>
+        <w:t>cáo</w:t>
+      </w:r>
+      <w:proofErr w:type="spellEnd"/>
+      <w:r>
+        <w:rPr>
+          <w:sz w:val="24"/>
+          <w:szCs w:val="24"/>
+        </w:rPr>
+        <w:t xml:space="preserve"> (</w:t>
+      </w:r>
+      <w:proofErr w:type="spellStart"/>
+      <w:r>
+        <w:rPr>
+          <w:sz w:val="24"/>
+          <w:szCs w:val="24"/>
+        </w:rPr>
+        <w:t>adsh</w:t>
+      </w:r>
+      <w:proofErr w:type="spellEnd"/>
+      <w:r>
+        <w:rPr>
+          <w:sz w:val="24"/>
+          <w:szCs w:val="24"/>
+        </w:rPr>
+        <w:t xml:space="preserve">) </w:t>
+      </w:r>
+      <w:proofErr w:type="spellStart"/>
+      <w:r>
+        <w:rPr>
+          <w:sz w:val="24"/>
+          <w:szCs w:val="24"/>
+        </w:rPr>
+        <w:t>sẽ</w:t>
+      </w:r>
+      <w:proofErr w:type="spellEnd"/>
+      <w:r>
+        <w:rPr>
+          <w:sz w:val="24"/>
+          <w:szCs w:val="24"/>
+        </w:rPr>
+        <w:t xml:space="preserve"> </w:t>
+      </w:r>
+      <w:proofErr w:type="spellStart"/>
+      <w:r>
+        <w:rPr>
+          <w:sz w:val="24"/>
+          <w:szCs w:val="24"/>
+        </w:rPr>
+        <w:t>có</w:t>
+      </w:r>
+      <w:proofErr w:type="spellEnd"/>
+      <w:r>
+        <w:rPr>
+          <w:sz w:val="24"/>
+          <w:szCs w:val="24"/>
+        </w:rPr>
+        <w:t xml:space="preserve"> </w:t>
+      </w:r>
+      <w:proofErr w:type="spellStart"/>
+      <w:r>
+        <w:rPr>
+          <w:sz w:val="24"/>
+          <w:szCs w:val="24"/>
+        </w:rPr>
+        <w:t>hàng</w:t>
+      </w:r>
+      <w:proofErr w:type="spellEnd"/>
+      <w:r>
+        <w:rPr>
+          <w:sz w:val="24"/>
+          <w:szCs w:val="24"/>
+        </w:rPr>
+        <w:t xml:space="preserve"> </w:t>
+      </w:r>
+      <w:proofErr w:type="spellStart"/>
+      <w:r>
+        <w:rPr>
+          <w:sz w:val="24"/>
+          <w:szCs w:val="24"/>
+        </w:rPr>
+        <w:t>trăm</w:t>
+      </w:r>
+      <w:proofErr w:type="spellEnd"/>
+      <w:r>
+        <w:rPr>
+          <w:sz w:val="24"/>
+          <w:szCs w:val="24"/>
+        </w:rPr>
+        <w:t xml:space="preserve"> </w:t>
+      </w:r>
+      <w:proofErr w:type="spellStart"/>
+      <w:r>
+        <w:rPr>
+          <w:sz w:val="24"/>
+          <w:szCs w:val="24"/>
+        </w:rPr>
+        <w:t>dòng</w:t>
+      </w:r>
+      <w:proofErr w:type="spellEnd"/>
+      <w:r>
+        <w:rPr>
+          <w:sz w:val="24"/>
+          <w:szCs w:val="24"/>
+        </w:rPr>
+        <w:t xml:space="preserve"> </w:t>
+      </w:r>
+      <w:proofErr w:type="spellStart"/>
+      <w:r>
+        <w:rPr>
+          <w:sz w:val="24"/>
+          <w:szCs w:val="24"/>
+        </w:rPr>
+        <w:t>trong</w:t>
+      </w:r>
+      <w:proofErr w:type="spellEnd"/>
+      <w:r>
+        <w:rPr>
+          <w:sz w:val="24"/>
+          <w:szCs w:val="24"/>
+        </w:rPr>
+        <w:t xml:space="preserve"> file </w:t>
+      </w:r>
+      <w:proofErr w:type="spellStart"/>
+      <w:r>
+        <w:rPr>
+          <w:sz w:val="24"/>
+          <w:szCs w:val="24"/>
+        </w:rPr>
+        <w:t>này</w:t>
+      </w:r>
+      <w:proofErr w:type="spellEnd"/>
+      <w:r>
+        <w:rPr>
+          <w:sz w:val="24"/>
+          <w:szCs w:val="24"/>
+        </w:rPr>
+        <w:t>.</w:t>
       </w:r>
     </w:p>
     <w:p>
-      <w:r>
-        <w:t xml:space="preserve">+ mã </w:t>
-      </w:r>
-      <w:r>
-        <w:t>Central Index Key</w:t>
-      </w:r>
-      <w:r>
-        <w:t xml:space="preserve"> (CIK) : Mã SEC cung cấp để nhận diện các công ty, quỹ đầu tư hoặc cá nhân khi nộp báo cáo tài chính công khai trên hệ thống dữ liệu của SEC</w:t>
-      </w:r>
-      <w:r>
-        <w:t xml:space="preserve"> </w:t>
-      </w:r>
-      <w:r>
-        <w:t>(Ví dụ: Apple là 0000320193</w:t>
-      </w:r>
-      <w:r>
-        <w:t>)</w:t>
+      <w:pPr>
+        <w:rPr>
+          <w:sz w:val="24"/>
+          <w:szCs w:val="24"/>
+        </w:rPr>
+      </w:pPr>
+      <w:r>
+        <w:rPr>
+          <w:sz w:val="24"/>
+          <w:szCs w:val="24"/>
+        </w:rPr>
+        <w:t>-</w:t>
+      </w:r>
+      <w:r>
+        <w:rPr>
+          <w:sz w:val="24"/>
+          <w:szCs w:val="24"/>
+        </w:rPr>
+        <w:t xml:space="preserve"> </w:t>
+      </w:r>
+      <w:proofErr w:type="spellStart"/>
+      <w:r>
+        <w:rPr>
+          <w:sz w:val="24"/>
+          <w:szCs w:val="24"/>
+        </w:rPr>
+        <w:t>adsh</w:t>
+      </w:r>
+      <w:proofErr w:type="spellEnd"/>
+      <w:r>
+        <w:rPr>
+          <w:sz w:val="24"/>
+          <w:szCs w:val="24"/>
+        </w:rPr>
+        <w:t>: </w:t>
+      </w:r>
+      <w:proofErr w:type="spellStart"/>
+      <w:r>
+        <w:rPr>
+          <w:sz w:val="24"/>
+          <w:szCs w:val="24"/>
+        </w:rPr>
+        <w:t>Khóa</w:t>
+      </w:r>
+      <w:proofErr w:type="spellEnd"/>
+      <w:r>
+        <w:rPr>
+          <w:sz w:val="24"/>
+          <w:szCs w:val="24"/>
+        </w:rPr>
+        <w:t xml:space="preserve"> </w:t>
+      </w:r>
+      <w:proofErr w:type="spellStart"/>
+      <w:r>
+        <w:rPr>
+          <w:sz w:val="24"/>
+          <w:szCs w:val="24"/>
+        </w:rPr>
+        <w:t>ngoại</w:t>
+      </w:r>
+      <w:proofErr w:type="spellEnd"/>
+      <w:r>
+        <w:rPr>
+          <w:sz w:val="24"/>
+          <w:szCs w:val="24"/>
+        </w:rPr>
+        <w:t xml:space="preserve"> </w:t>
+      </w:r>
+      <w:proofErr w:type="spellStart"/>
+      <w:r>
+        <w:rPr>
+          <w:sz w:val="24"/>
+          <w:szCs w:val="24"/>
+        </w:rPr>
+        <w:t>liên</w:t>
+      </w:r>
+      <w:proofErr w:type="spellEnd"/>
+      <w:r>
+        <w:rPr>
+          <w:sz w:val="24"/>
+          <w:szCs w:val="24"/>
+        </w:rPr>
+        <w:t xml:space="preserve"> </w:t>
+      </w:r>
+      <w:proofErr w:type="spellStart"/>
+      <w:r>
+        <w:rPr>
+          <w:sz w:val="24"/>
+          <w:szCs w:val="24"/>
+        </w:rPr>
+        <w:t>kết</w:t>
+      </w:r>
+      <w:proofErr w:type="spellEnd"/>
+      <w:r>
+        <w:rPr>
+          <w:sz w:val="24"/>
+          <w:szCs w:val="24"/>
+        </w:rPr>
+        <w:t xml:space="preserve"> </w:t>
+      </w:r>
+      <w:proofErr w:type="spellStart"/>
+      <w:r>
+        <w:rPr>
+          <w:sz w:val="24"/>
+          <w:szCs w:val="24"/>
+        </w:rPr>
+        <w:t>về</w:t>
+      </w:r>
+      <w:proofErr w:type="spellEnd"/>
+      <w:r>
+        <w:rPr>
+          <w:sz w:val="24"/>
+          <w:szCs w:val="24"/>
+        </w:rPr>
+        <w:t> sub.txt.</w:t>
       </w:r>
     </w:p>
     <w:p>
-      <w:r>
-        <w:t xml:space="preserve">+ mã </w:t>
-      </w:r>
-      <w:r>
-        <w:t>Accession Number</w:t>
-      </w:r>
-      <w:r>
-        <w:t xml:space="preserve"> (adsh)</w:t>
-      </w:r>
-      <w:r>
-        <w:t xml:space="preserve">: mã số truy cập hồ sơ tài chính </w:t>
-      </w:r>
-      <w:r>
-        <w:t xml:space="preserve">-&gt; phân biệt các báo cáo tài chính của công ty </w:t>
-      </w:r>
-      <w:r>
-        <w:t>-&gt; khoá chính(primary key)</w:t>
+      <w:pPr>
+        <w:rPr>
+          <w:sz w:val="24"/>
+          <w:szCs w:val="24"/>
+        </w:rPr>
+      </w:pPr>
+      <w:r>
+        <w:rPr>
+          <w:sz w:val="24"/>
+          <w:szCs w:val="24"/>
+        </w:rPr>
+        <w:t>-</w:t>
+      </w:r>
+      <w:r>
+        <w:rPr>
+          <w:sz w:val="24"/>
+          <w:szCs w:val="24"/>
+        </w:rPr>
+        <w:t xml:space="preserve"> </w:t>
+      </w:r>
+      <w:r>
+        <w:rPr>
+          <w:sz w:val="24"/>
+          <w:szCs w:val="24"/>
+        </w:rPr>
+        <w:t>tag: </w:t>
+      </w:r>
+      <w:proofErr w:type="spellStart"/>
+      <w:r>
+        <w:rPr>
+          <w:sz w:val="24"/>
+          <w:szCs w:val="24"/>
+        </w:rPr>
+        <w:t>Tên</w:t>
+      </w:r>
+      <w:proofErr w:type="spellEnd"/>
+      <w:r>
+        <w:rPr>
+          <w:sz w:val="24"/>
+          <w:szCs w:val="24"/>
+        </w:rPr>
+        <w:t xml:space="preserve"> </w:t>
+      </w:r>
+      <w:proofErr w:type="spellStart"/>
+      <w:r>
+        <w:rPr>
+          <w:sz w:val="24"/>
+          <w:szCs w:val="24"/>
+        </w:rPr>
+        <w:t>chỉ</w:t>
+      </w:r>
+      <w:proofErr w:type="spellEnd"/>
+      <w:r>
+        <w:rPr>
+          <w:sz w:val="24"/>
+          <w:szCs w:val="24"/>
+        </w:rPr>
+        <w:t xml:space="preserve"> </w:t>
+      </w:r>
+      <w:proofErr w:type="spellStart"/>
+      <w:r>
+        <w:rPr>
+          <w:sz w:val="24"/>
+          <w:szCs w:val="24"/>
+        </w:rPr>
+        <w:t>số</w:t>
+      </w:r>
+      <w:proofErr w:type="spellEnd"/>
+      <w:r>
+        <w:rPr>
+          <w:sz w:val="24"/>
+          <w:szCs w:val="24"/>
+        </w:rPr>
+        <w:t xml:space="preserve"> </w:t>
+      </w:r>
+      <w:proofErr w:type="spellStart"/>
+      <w:r>
+        <w:rPr>
+          <w:sz w:val="24"/>
+          <w:szCs w:val="24"/>
+        </w:rPr>
+        <w:t>tài</w:t>
+      </w:r>
+      <w:proofErr w:type="spellEnd"/>
+      <w:r>
+        <w:rPr>
+          <w:sz w:val="24"/>
+          <w:szCs w:val="24"/>
+        </w:rPr>
+        <w:t xml:space="preserve"> </w:t>
+      </w:r>
+      <w:proofErr w:type="spellStart"/>
+      <w:r>
+        <w:rPr>
+          <w:sz w:val="24"/>
+          <w:szCs w:val="24"/>
+        </w:rPr>
+        <w:t>chính</w:t>
+      </w:r>
+      <w:proofErr w:type="spellEnd"/>
+      <w:r>
+        <w:rPr>
+          <w:sz w:val="24"/>
+          <w:szCs w:val="24"/>
+        </w:rPr>
+        <w:t xml:space="preserve"> (</w:t>
+      </w:r>
+      <w:proofErr w:type="spellStart"/>
+      <w:r>
+        <w:rPr>
+          <w:sz w:val="24"/>
+          <w:szCs w:val="24"/>
+        </w:rPr>
+        <w:t>Ví</w:t>
+      </w:r>
+      <w:proofErr w:type="spellEnd"/>
+      <w:r>
+        <w:rPr>
+          <w:sz w:val="24"/>
+          <w:szCs w:val="24"/>
+        </w:rPr>
+        <w:t xml:space="preserve"> </w:t>
+      </w:r>
+      <w:proofErr w:type="spellStart"/>
+      <w:r>
+        <w:rPr>
+          <w:sz w:val="24"/>
+          <w:szCs w:val="24"/>
+        </w:rPr>
+        <w:t>dụ</w:t>
+      </w:r>
+      <w:proofErr w:type="spellEnd"/>
+      <w:r>
+        <w:rPr>
+          <w:sz w:val="24"/>
+          <w:szCs w:val="24"/>
+        </w:rPr>
+        <w:t>: </w:t>
+      </w:r>
+      <w:proofErr w:type="spellStart"/>
+      <w:r>
+        <w:rPr>
+          <w:sz w:val="24"/>
+          <w:szCs w:val="24"/>
+        </w:rPr>
+        <w:t>NetIncomeLoss</w:t>
+      </w:r>
+      <w:proofErr w:type="spellEnd"/>
+      <w:r>
+        <w:rPr>
+          <w:sz w:val="24"/>
+          <w:szCs w:val="24"/>
+        </w:rPr>
+        <w:t>, Assets).</w:t>
       </w:r>
     </w:p>
     <w:p>
-      <w:r>
-        <w:t xml:space="preserve">+ Sic </w:t>
-      </w:r>
-      <w:r>
-        <w:t>: Mã ngành nghề kinh doanh (Standard Industrial Classification)</w:t>
-      </w:r>
-      <w:r>
-        <w:t xml:space="preserve"> </w:t>
-      </w:r>
-      <w:r>
-        <w:t>(ví dụ:</w:t>
-      </w:r>
-      <w:r>
-        <w:t xml:space="preserve"> ngân hàng, công nghệ</w:t>
-      </w:r>
-      <w:r>
-        <w:t>).</w:t>
+      <w:pPr>
+        <w:rPr>
+          <w:sz w:val="24"/>
+          <w:szCs w:val="24"/>
+        </w:rPr>
+      </w:pPr>
+      <w:r>
+        <w:rPr>
+          <w:sz w:val="24"/>
+          <w:szCs w:val="24"/>
+        </w:rPr>
+        <w:t>-</w:t>
+      </w:r>
+      <w:r>
+        <w:rPr>
+          <w:sz w:val="24"/>
+          <w:szCs w:val="24"/>
+        </w:rPr>
+        <w:t xml:space="preserve"> </w:t>
+      </w:r>
+      <w:proofErr w:type="spellStart"/>
+      <w:r>
+        <w:rPr>
+          <w:sz w:val="24"/>
+          <w:szCs w:val="24"/>
+        </w:rPr>
+        <w:t>ddate</w:t>
+      </w:r>
+      <w:proofErr w:type="spellEnd"/>
+      <w:r>
+        <w:rPr>
+          <w:sz w:val="24"/>
+          <w:szCs w:val="24"/>
+        </w:rPr>
+        <w:t> (Data Date): </w:t>
+      </w:r>
+      <w:proofErr w:type="spellStart"/>
+      <w:r>
+        <w:rPr>
+          <w:sz w:val="24"/>
+          <w:szCs w:val="24"/>
+        </w:rPr>
+        <w:t>Ngày</w:t>
+      </w:r>
+      <w:proofErr w:type="spellEnd"/>
+      <w:r>
+        <w:rPr>
+          <w:sz w:val="24"/>
+          <w:szCs w:val="24"/>
+        </w:rPr>
+        <w:t xml:space="preserve"> </w:t>
+      </w:r>
+      <w:proofErr w:type="spellStart"/>
+      <w:r>
+        <w:rPr>
+          <w:sz w:val="24"/>
+          <w:szCs w:val="24"/>
+        </w:rPr>
+        <w:t>chốt</w:t>
+      </w:r>
+      <w:proofErr w:type="spellEnd"/>
+      <w:r>
+        <w:rPr>
+          <w:sz w:val="24"/>
+          <w:szCs w:val="24"/>
+        </w:rPr>
+        <w:t xml:space="preserve"> </w:t>
+      </w:r>
+      <w:proofErr w:type="spellStart"/>
+      <w:r>
+        <w:rPr>
+          <w:sz w:val="24"/>
+          <w:szCs w:val="24"/>
+        </w:rPr>
+        <w:t>sổ</w:t>
+      </w:r>
+      <w:proofErr w:type="spellEnd"/>
+      <w:r>
+        <w:rPr>
+          <w:sz w:val="24"/>
+          <w:szCs w:val="24"/>
+        </w:rPr>
+        <w:t xml:space="preserve"> </w:t>
+      </w:r>
+      <w:proofErr w:type="spellStart"/>
+      <w:r>
+        <w:rPr>
+          <w:sz w:val="24"/>
+          <w:szCs w:val="24"/>
+        </w:rPr>
+        <w:t>của</w:t>
+      </w:r>
+      <w:proofErr w:type="spellEnd"/>
+      <w:r>
+        <w:rPr>
+          <w:sz w:val="24"/>
+          <w:szCs w:val="24"/>
+        </w:rPr>
+        <w:t xml:space="preserve"> con </w:t>
+      </w:r>
+      <w:proofErr w:type="spellStart"/>
+      <w:r>
+        <w:rPr>
+          <w:sz w:val="24"/>
+          <w:szCs w:val="24"/>
+        </w:rPr>
+        <w:t>số</w:t>
+      </w:r>
+      <w:proofErr w:type="spellEnd"/>
+      <w:r>
+        <w:rPr>
+          <w:sz w:val="24"/>
+          <w:szCs w:val="24"/>
+        </w:rPr>
+        <w:t xml:space="preserve"> </w:t>
+      </w:r>
+      <w:proofErr w:type="spellStart"/>
+      <w:r>
+        <w:rPr>
+          <w:sz w:val="24"/>
+          <w:szCs w:val="24"/>
+        </w:rPr>
+        <w:t>này</w:t>
+      </w:r>
+      <w:proofErr w:type="spellEnd"/>
+      <w:r>
+        <w:rPr>
+          <w:sz w:val="24"/>
+          <w:szCs w:val="24"/>
+        </w:rPr>
+        <w:t xml:space="preserve"> (</w:t>
+      </w:r>
+      <w:proofErr w:type="spellStart"/>
+      <w:r>
+        <w:rPr>
+          <w:sz w:val="24"/>
+          <w:szCs w:val="24"/>
+        </w:rPr>
+        <w:t>thường</w:t>
+      </w:r>
+      <w:proofErr w:type="spellEnd"/>
+      <w:r>
+        <w:rPr>
+          <w:sz w:val="24"/>
+          <w:szCs w:val="24"/>
+        </w:rPr>
+        <w:t xml:space="preserve"> </w:t>
+      </w:r>
+      <w:proofErr w:type="spellStart"/>
+      <w:r>
+        <w:rPr>
+          <w:sz w:val="24"/>
+          <w:szCs w:val="24"/>
+        </w:rPr>
+        <w:t>là</w:t>
+      </w:r>
+      <w:proofErr w:type="spellEnd"/>
+      <w:r>
+        <w:rPr>
+          <w:sz w:val="24"/>
+          <w:szCs w:val="24"/>
+        </w:rPr>
+        <w:t xml:space="preserve"> </w:t>
+      </w:r>
+      <w:proofErr w:type="spellStart"/>
+      <w:r>
+        <w:rPr>
+          <w:sz w:val="24"/>
+          <w:szCs w:val="24"/>
+        </w:rPr>
+        <w:t>ngày</w:t>
+      </w:r>
+      <w:proofErr w:type="spellEnd"/>
+      <w:r>
+        <w:rPr>
+          <w:sz w:val="24"/>
+          <w:szCs w:val="24"/>
+        </w:rPr>
+        <w:t xml:space="preserve"> </w:t>
+      </w:r>
+      <w:proofErr w:type="spellStart"/>
+      <w:r>
+        <w:rPr>
+          <w:sz w:val="24"/>
+          <w:szCs w:val="24"/>
+        </w:rPr>
+        <w:t>cuối</w:t>
+      </w:r>
+      <w:proofErr w:type="spellEnd"/>
+      <w:r>
+        <w:rPr>
+          <w:sz w:val="24"/>
+          <w:szCs w:val="24"/>
+        </w:rPr>
+        <w:t xml:space="preserve"> </w:t>
+      </w:r>
+      <w:proofErr w:type="spellStart"/>
+      <w:r>
+        <w:rPr>
+          <w:sz w:val="24"/>
+          <w:szCs w:val="24"/>
+        </w:rPr>
+        <w:t>quý</w:t>
+      </w:r>
+      <w:proofErr w:type="spellEnd"/>
+      <w:r>
+        <w:rPr>
+          <w:sz w:val="24"/>
+          <w:szCs w:val="24"/>
+        </w:rPr>
+        <w:t xml:space="preserve">, </w:t>
+      </w:r>
+      <w:proofErr w:type="spellStart"/>
+      <w:r>
+        <w:rPr>
+          <w:sz w:val="24"/>
+          <w:szCs w:val="24"/>
+        </w:rPr>
+        <w:t>ví</w:t>
+      </w:r>
+      <w:proofErr w:type="spellEnd"/>
+      <w:r>
+        <w:rPr>
+          <w:sz w:val="24"/>
+          <w:szCs w:val="24"/>
+        </w:rPr>
+        <w:t xml:space="preserve"> </w:t>
+      </w:r>
+      <w:proofErr w:type="spellStart"/>
+      <w:r>
+        <w:rPr>
+          <w:sz w:val="24"/>
+          <w:szCs w:val="24"/>
+        </w:rPr>
+        <w:t>dụ</w:t>
+      </w:r>
+      <w:proofErr w:type="spellEnd"/>
+      <w:r>
+        <w:rPr>
+          <w:sz w:val="24"/>
+          <w:szCs w:val="24"/>
+        </w:rPr>
+        <w:t> 20250331).</w:t>
       </w:r>
     </w:p>
     <w:p>
-      <w:r>
-        <w:t xml:space="preserve">+ </w:t>
-      </w:r>
-      <w:r>
-        <w:t>form: Loại báo cáo (10-K là báo cáo năm, 10-Q là báo cáo quý).</w:t>
+      <w:pPr>
+        <w:rPr>
+          <w:sz w:val="24"/>
+          <w:szCs w:val="24"/>
+        </w:rPr>
+      </w:pPr>
+      <w:r>
+        <w:rPr>
+          <w:sz w:val="24"/>
+          <w:szCs w:val="24"/>
+        </w:rPr>
+        <w:t>-</w:t>
+      </w:r>
+      <w:r>
+        <w:rPr>
+          <w:sz w:val="24"/>
+          <w:szCs w:val="24"/>
+        </w:rPr>
+        <w:t xml:space="preserve"> </w:t>
+      </w:r>
+      <w:proofErr w:type="spellStart"/>
+      <w:r>
+        <w:rPr>
+          <w:sz w:val="24"/>
+          <w:szCs w:val="24"/>
+        </w:rPr>
+        <w:t>qtrs</w:t>
+      </w:r>
+      <w:proofErr w:type="spellEnd"/>
+      <w:r>
+        <w:rPr>
+          <w:sz w:val="24"/>
+          <w:szCs w:val="24"/>
+        </w:rPr>
+        <w:t> (Quarters): </w:t>
+      </w:r>
+      <w:proofErr w:type="spellStart"/>
+      <w:r>
+        <w:rPr>
+          <w:sz w:val="24"/>
+          <w:szCs w:val="24"/>
+        </w:rPr>
+        <w:t>Biểu</w:t>
+      </w:r>
+      <w:proofErr w:type="spellEnd"/>
+      <w:r>
+        <w:rPr>
+          <w:sz w:val="24"/>
+          <w:szCs w:val="24"/>
+        </w:rPr>
+        <w:t xml:space="preserve"> </w:t>
+      </w:r>
+      <w:proofErr w:type="spellStart"/>
+      <w:r>
+        <w:rPr>
+          <w:sz w:val="24"/>
+          <w:szCs w:val="24"/>
+        </w:rPr>
+        <w:t>thị</w:t>
+      </w:r>
+      <w:proofErr w:type="spellEnd"/>
+      <w:r>
+        <w:rPr>
+          <w:sz w:val="24"/>
+          <w:szCs w:val="24"/>
+        </w:rPr>
+        <w:t xml:space="preserve"> </w:t>
+      </w:r>
+      <w:proofErr w:type="spellStart"/>
+      <w:r>
+        <w:rPr>
+          <w:sz w:val="24"/>
+          <w:szCs w:val="24"/>
+        </w:rPr>
+        <w:t>khoảng</w:t>
+      </w:r>
+      <w:proofErr w:type="spellEnd"/>
+      <w:r>
+        <w:rPr>
+          <w:sz w:val="24"/>
+          <w:szCs w:val="24"/>
+        </w:rPr>
+        <w:t xml:space="preserve"> </w:t>
+      </w:r>
+      <w:proofErr w:type="spellStart"/>
+      <w:r>
+        <w:rPr>
+          <w:sz w:val="24"/>
+          <w:szCs w:val="24"/>
+        </w:rPr>
+        <w:t>thời</w:t>
+      </w:r>
+      <w:proofErr w:type="spellEnd"/>
+      <w:r>
+        <w:rPr>
+          <w:sz w:val="24"/>
+          <w:szCs w:val="24"/>
+        </w:rPr>
+        <w:t xml:space="preserve"> </w:t>
+      </w:r>
+      <w:proofErr w:type="spellStart"/>
+      <w:r>
+        <w:rPr>
+          <w:sz w:val="24"/>
+          <w:szCs w:val="24"/>
+        </w:rPr>
+        <w:t>gian</w:t>
+      </w:r>
+      <w:proofErr w:type="spellEnd"/>
+      <w:r>
+        <w:rPr>
+          <w:sz w:val="24"/>
+          <w:szCs w:val="24"/>
+        </w:rPr>
+        <w:t xml:space="preserve"> </w:t>
+      </w:r>
+      <w:proofErr w:type="spellStart"/>
+      <w:r>
+        <w:rPr>
+          <w:sz w:val="24"/>
+          <w:szCs w:val="24"/>
+        </w:rPr>
+        <w:t>của</w:t>
+      </w:r>
+      <w:proofErr w:type="spellEnd"/>
+      <w:r>
+        <w:rPr>
+          <w:sz w:val="24"/>
+          <w:szCs w:val="24"/>
+        </w:rPr>
+        <w:t xml:space="preserve"> con </w:t>
+      </w:r>
+      <w:proofErr w:type="spellStart"/>
+      <w:r>
+        <w:rPr>
+          <w:sz w:val="24"/>
+          <w:szCs w:val="24"/>
+        </w:rPr>
+        <w:t>số</w:t>
+      </w:r>
+      <w:proofErr w:type="spellEnd"/>
+      <w:r>
+        <w:rPr>
+          <w:sz w:val="24"/>
+          <w:szCs w:val="24"/>
+        </w:rPr>
+        <w:t>.</w:t>
       </w:r>
     </w:p>
     <w:p>
-      <w:r>
+      <w:pPr>
+        <w:rPr>
+          <w:sz w:val="24"/>
+          <w:szCs w:val="24"/>
+        </w:rPr>
+      </w:pPr>
+      <w:r>
+        <w:rPr>
+          <w:sz w:val="24"/>
+          <w:szCs w:val="24"/>
+        </w:rPr>
         <w:t xml:space="preserve">+ </w:t>
       </w:r>
-      <w:r>
-        <w:t>fy và fp (Fiscal Year &amp; Fiscal Period): Năm tài chính và Kỳ tài chính (Q1, Q2, Q3, FY).</w:t>
+      <w:proofErr w:type="spellStart"/>
+      <w:r>
+        <w:rPr>
+          <w:sz w:val="24"/>
+          <w:szCs w:val="24"/>
+        </w:rPr>
+        <w:t>qtrs</w:t>
+      </w:r>
+      <w:proofErr w:type="spellEnd"/>
+      <w:r>
+        <w:rPr>
+          <w:sz w:val="24"/>
+          <w:szCs w:val="24"/>
+        </w:rPr>
+        <w:t xml:space="preserve"> = 0: </w:t>
+      </w:r>
+      <w:proofErr w:type="spellStart"/>
+      <w:r>
+        <w:rPr>
+          <w:sz w:val="24"/>
+          <w:szCs w:val="24"/>
+        </w:rPr>
+        <w:t>Dành</w:t>
+      </w:r>
+      <w:proofErr w:type="spellEnd"/>
+      <w:r>
+        <w:rPr>
+          <w:sz w:val="24"/>
+          <w:szCs w:val="24"/>
+        </w:rPr>
+        <w:t xml:space="preserve"> </w:t>
+      </w:r>
+      <w:proofErr w:type="spellStart"/>
+      <w:r>
+        <w:rPr>
+          <w:sz w:val="24"/>
+          <w:szCs w:val="24"/>
+        </w:rPr>
+        <w:t>cho</w:t>
+      </w:r>
+      <w:proofErr w:type="spellEnd"/>
+      <w:r>
+        <w:rPr>
+          <w:sz w:val="24"/>
+          <w:szCs w:val="24"/>
+        </w:rPr>
+        <w:t xml:space="preserve"> </w:t>
+      </w:r>
+      <w:proofErr w:type="spellStart"/>
+      <w:r>
+        <w:rPr>
+          <w:sz w:val="24"/>
+          <w:szCs w:val="24"/>
+        </w:rPr>
+        <w:t>các</w:t>
+      </w:r>
+      <w:proofErr w:type="spellEnd"/>
+      <w:r>
+        <w:rPr>
+          <w:sz w:val="24"/>
+          <w:szCs w:val="24"/>
+        </w:rPr>
+        <w:t xml:space="preserve"> </w:t>
+      </w:r>
+      <w:proofErr w:type="spellStart"/>
+      <w:r>
+        <w:rPr>
+          <w:sz w:val="24"/>
+          <w:szCs w:val="24"/>
+        </w:rPr>
+        <w:t>chỉ</w:t>
+      </w:r>
+      <w:proofErr w:type="spellEnd"/>
+      <w:r>
+        <w:rPr>
+          <w:sz w:val="24"/>
+          <w:szCs w:val="24"/>
+        </w:rPr>
+        <w:t xml:space="preserve"> </w:t>
+      </w:r>
+      <w:proofErr w:type="spellStart"/>
+      <w:r>
+        <w:rPr>
+          <w:sz w:val="24"/>
+          <w:szCs w:val="24"/>
+        </w:rPr>
+        <w:t>số</w:t>
+      </w:r>
+      <w:proofErr w:type="spellEnd"/>
+      <w:r>
+        <w:rPr>
+          <w:sz w:val="24"/>
+          <w:szCs w:val="24"/>
+        </w:rPr>
+        <w:t xml:space="preserve"> </w:t>
+      </w:r>
+      <w:proofErr w:type="spellStart"/>
+      <w:r>
+        <w:rPr>
+          <w:sz w:val="24"/>
+          <w:szCs w:val="24"/>
+        </w:rPr>
+        <w:t>chốt</w:t>
+      </w:r>
+      <w:proofErr w:type="spellEnd"/>
+      <w:r>
+        <w:rPr>
+          <w:sz w:val="24"/>
+          <w:szCs w:val="24"/>
+        </w:rPr>
+        <w:t xml:space="preserve"> </w:t>
+      </w:r>
+      <w:proofErr w:type="spellStart"/>
+      <w:r>
+        <w:rPr>
+          <w:sz w:val="24"/>
+          <w:szCs w:val="24"/>
+        </w:rPr>
+        <w:t>tại</w:t>
+      </w:r>
+      <w:proofErr w:type="spellEnd"/>
+      <w:r>
+        <w:rPr>
+          <w:sz w:val="24"/>
+          <w:szCs w:val="24"/>
+        </w:rPr>
+        <w:t xml:space="preserve"> 1 </w:t>
+      </w:r>
+      <w:proofErr w:type="spellStart"/>
+      <w:r>
+        <w:rPr>
+          <w:sz w:val="24"/>
+          <w:szCs w:val="24"/>
+        </w:rPr>
+        <w:t>thời</w:t>
+      </w:r>
+      <w:proofErr w:type="spellEnd"/>
+      <w:r>
+        <w:rPr>
+          <w:sz w:val="24"/>
+          <w:szCs w:val="24"/>
+        </w:rPr>
+        <w:t xml:space="preserve"> </w:t>
+      </w:r>
+      <w:proofErr w:type="spellStart"/>
+      <w:r>
+        <w:rPr>
+          <w:sz w:val="24"/>
+          <w:szCs w:val="24"/>
+        </w:rPr>
+        <w:t>điểm</w:t>
+      </w:r>
+      <w:proofErr w:type="spellEnd"/>
+      <w:r>
+        <w:rPr>
+          <w:sz w:val="24"/>
+          <w:szCs w:val="24"/>
+        </w:rPr>
+        <w:t xml:space="preserve"> </w:t>
+      </w:r>
+      <w:proofErr w:type="spellStart"/>
+      <w:r>
+        <w:rPr>
+          <w:sz w:val="24"/>
+          <w:szCs w:val="24"/>
+        </w:rPr>
+        <w:t>như</w:t>
+      </w:r>
+      <w:proofErr w:type="spellEnd"/>
+      <w:r>
+        <w:rPr>
+          <w:sz w:val="24"/>
+          <w:szCs w:val="24"/>
+        </w:rPr>
+        <w:t> </w:t>
+      </w:r>
+      <w:proofErr w:type="spellStart"/>
+      <w:r>
+        <w:rPr>
+          <w:sz w:val="24"/>
+          <w:szCs w:val="24"/>
+        </w:rPr>
+        <w:t>Bảng</w:t>
+      </w:r>
+      <w:proofErr w:type="spellEnd"/>
+      <w:r>
+        <w:rPr>
+          <w:sz w:val="24"/>
+          <w:szCs w:val="24"/>
+        </w:rPr>
+        <w:t xml:space="preserve"> </w:t>
+      </w:r>
+      <w:proofErr w:type="spellStart"/>
+      <w:r>
+        <w:rPr>
+          <w:sz w:val="24"/>
+          <w:szCs w:val="24"/>
+        </w:rPr>
+        <w:t>Cân</w:t>
+      </w:r>
+      <w:proofErr w:type="spellEnd"/>
+      <w:r>
+        <w:rPr>
+          <w:sz w:val="24"/>
+          <w:szCs w:val="24"/>
+        </w:rPr>
+        <w:t xml:space="preserve"> </w:t>
+      </w:r>
+      <w:proofErr w:type="spellStart"/>
+      <w:r>
+        <w:rPr>
+          <w:sz w:val="24"/>
+          <w:szCs w:val="24"/>
+        </w:rPr>
+        <w:t>đối</w:t>
+      </w:r>
+      <w:proofErr w:type="spellEnd"/>
+      <w:r>
+        <w:rPr>
+          <w:sz w:val="24"/>
+          <w:szCs w:val="24"/>
+        </w:rPr>
+        <w:t xml:space="preserve"> </w:t>
+      </w:r>
+      <w:proofErr w:type="spellStart"/>
+      <w:r>
+        <w:rPr>
+          <w:sz w:val="24"/>
+          <w:szCs w:val="24"/>
+        </w:rPr>
+        <w:t>Kế</w:t>
+      </w:r>
+      <w:proofErr w:type="spellEnd"/>
+      <w:r>
+        <w:rPr>
+          <w:sz w:val="24"/>
+          <w:szCs w:val="24"/>
+        </w:rPr>
+        <w:t xml:space="preserve"> </w:t>
+      </w:r>
+      <w:proofErr w:type="spellStart"/>
+      <w:r>
+        <w:rPr>
+          <w:sz w:val="24"/>
+          <w:szCs w:val="24"/>
+        </w:rPr>
+        <w:t>toán</w:t>
+      </w:r>
+      <w:proofErr w:type="spellEnd"/>
+      <w:r>
+        <w:rPr>
+          <w:sz w:val="24"/>
+          <w:szCs w:val="24"/>
+        </w:rPr>
+        <w:t> (</w:t>
+      </w:r>
+      <w:proofErr w:type="spellStart"/>
+      <w:r>
+        <w:rPr>
+          <w:sz w:val="24"/>
+          <w:szCs w:val="24"/>
+        </w:rPr>
+        <w:t>Tổng</w:t>
+      </w:r>
+      <w:proofErr w:type="spellEnd"/>
+      <w:r>
+        <w:rPr>
+          <w:sz w:val="24"/>
+          <w:szCs w:val="24"/>
+        </w:rPr>
+        <w:t xml:space="preserve"> </w:t>
+      </w:r>
+      <w:proofErr w:type="spellStart"/>
+      <w:r>
+        <w:rPr>
+          <w:sz w:val="24"/>
+          <w:szCs w:val="24"/>
+        </w:rPr>
+        <w:t>tài</w:t>
+      </w:r>
+      <w:proofErr w:type="spellEnd"/>
+      <w:r>
+        <w:rPr>
+          <w:sz w:val="24"/>
+          <w:szCs w:val="24"/>
+        </w:rPr>
+        <w:t xml:space="preserve"> </w:t>
+      </w:r>
+      <w:proofErr w:type="spellStart"/>
+      <w:r>
+        <w:rPr>
+          <w:sz w:val="24"/>
+          <w:szCs w:val="24"/>
+        </w:rPr>
+        <w:t>sản</w:t>
+      </w:r>
+      <w:proofErr w:type="spellEnd"/>
+      <w:r>
+        <w:rPr>
+          <w:sz w:val="24"/>
+          <w:szCs w:val="24"/>
+        </w:rPr>
+        <w:t xml:space="preserve">, </w:t>
+      </w:r>
+      <w:proofErr w:type="spellStart"/>
+      <w:r>
+        <w:rPr>
+          <w:sz w:val="24"/>
+          <w:szCs w:val="24"/>
+        </w:rPr>
+        <w:t>Tổng</w:t>
+      </w:r>
+      <w:proofErr w:type="spellEnd"/>
+      <w:r>
+        <w:rPr>
+          <w:sz w:val="24"/>
+          <w:szCs w:val="24"/>
+        </w:rPr>
+        <w:t xml:space="preserve"> </w:t>
+      </w:r>
+      <w:proofErr w:type="spellStart"/>
+      <w:r>
+        <w:rPr>
+          <w:sz w:val="24"/>
+          <w:szCs w:val="24"/>
+        </w:rPr>
+        <w:t>nợ</w:t>
+      </w:r>
+      <w:proofErr w:type="spellEnd"/>
+      <w:r>
+        <w:rPr>
+          <w:sz w:val="24"/>
+          <w:szCs w:val="24"/>
+        </w:rPr>
+        <w:t>).</w:t>
       </w:r>
     </w:p>
     <w:p>
-      <w:r>
+      <w:pPr>
+        <w:rPr>
+          <w:sz w:val="24"/>
+          <w:szCs w:val="24"/>
+        </w:rPr>
+      </w:pPr>
+      <w:r>
+        <w:rPr>
+          <w:sz w:val="24"/>
+          <w:szCs w:val="24"/>
+        </w:rPr>
+        <w:t xml:space="preserve">+ </w:t>
+      </w:r>
+      <w:proofErr w:type="spellStart"/>
+      <w:r>
+        <w:rPr>
+          <w:sz w:val="24"/>
+          <w:szCs w:val="24"/>
+        </w:rPr>
+        <w:t>qtrs</w:t>
+      </w:r>
+      <w:proofErr w:type="spellEnd"/>
+      <w:r>
+        <w:rPr>
+          <w:sz w:val="24"/>
+          <w:szCs w:val="24"/>
+        </w:rPr>
+        <w:t xml:space="preserve"> = 1: </w:t>
+      </w:r>
+      <w:proofErr w:type="spellStart"/>
+      <w:r>
+        <w:rPr>
+          <w:sz w:val="24"/>
+          <w:szCs w:val="24"/>
+        </w:rPr>
+        <w:t>Dành</w:t>
+      </w:r>
+      <w:proofErr w:type="spellEnd"/>
+      <w:r>
+        <w:rPr>
+          <w:sz w:val="24"/>
+          <w:szCs w:val="24"/>
+        </w:rPr>
+        <w:t xml:space="preserve"> </w:t>
+      </w:r>
+      <w:proofErr w:type="spellStart"/>
+      <w:r>
+        <w:rPr>
+          <w:sz w:val="24"/>
+          <w:szCs w:val="24"/>
+        </w:rPr>
+        <w:t>cho</w:t>
+      </w:r>
+      <w:proofErr w:type="spellEnd"/>
+      <w:r>
+        <w:rPr>
+          <w:sz w:val="24"/>
+          <w:szCs w:val="24"/>
+        </w:rPr>
+        <w:t xml:space="preserve"> </w:t>
+      </w:r>
+      <w:proofErr w:type="spellStart"/>
+      <w:r>
+        <w:rPr>
+          <w:sz w:val="24"/>
+          <w:szCs w:val="24"/>
+        </w:rPr>
+        <w:t>các</w:t>
+      </w:r>
+      <w:proofErr w:type="spellEnd"/>
+      <w:r>
+        <w:rPr>
+          <w:sz w:val="24"/>
+          <w:szCs w:val="24"/>
+        </w:rPr>
+        <w:t xml:space="preserve"> </w:t>
+      </w:r>
+      <w:proofErr w:type="spellStart"/>
+      <w:r>
+        <w:rPr>
+          <w:sz w:val="24"/>
+          <w:szCs w:val="24"/>
+        </w:rPr>
+        <w:t>chỉ</w:t>
+      </w:r>
+      <w:proofErr w:type="spellEnd"/>
+      <w:r>
+        <w:rPr>
+          <w:sz w:val="24"/>
+          <w:szCs w:val="24"/>
+        </w:rPr>
+        <w:t xml:space="preserve"> </w:t>
+      </w:r>
+      <w:proofErr w:type="spellStart"/>
+      <w:r>
+        <w:rPr>
+          <w:sz w:val="24"/>
+          <w:szCs w:val="24"/>
+        </w:rPr>
+        <w:t>số</w:t>
+      </w:r>
+      <w:proofErr w:type="spellEnd"/>
+      <w:r>
+        <w:rPr>
+          <w:sz w:val="24"/>
+          <w:szCs w:val="24"/>
+        </w:rPr>
+        <w:t xml:space="preserve"> </w:t>
+      </w:r>
+      <w:proofErr w:type="spellStart"/>
+      <w:r>
+        <w:rPr>
+          <w:sz w:val="24"/>
+          <w:szCs w:val="24"/>
+        </w:rPr>
+        <w:t>phát</w:t>
+      </w:r>
+      <w:proofErr w:type="spellEnd"/>
+      <w:r>
+        <w:rPr>
+          <w:sz w:val="24"/>
+          <w:szCs w:val="24"/>
+        </w:rPr>
+        <w:t xml:space="preserve"> </w:t>
+      </w:r>
+      <w:proofErr w:type="spellStart"/>
+      <w:r>
+        <w:rPr>
+          <w:sz w:val="24"/>
+          <w:szCs w:val="24"/>
+        </w:rPr>
+        <w:t>sinh</w:t>
+      </w:r>
+      <w:proofErr w:type="spellEnd"/>
+      <w:r>
+        <w:rPr>
+          <w:sz w:val="24"/>
+          <w:szCs w:val="24"/>
+        </w:rPr>
+        <w:t xml:space="preserve"> </w:t>
+      </w:r>
+      <w:proofErr w:type="spellStart"/>
+      <w:r>
+        <w:rPr>
+          <w:sz w:val="24"/>
+          <w:szCs w:val="24"/>
+        </w:rPr>
+        <w:t>trong</w:t>
+      </w:r>
+      <w:proofErr w:type="spellEnd"/>
+      <w:r>
+        <w:rPr>
+          <w:sz w:val="24"/>
+          <w:szCs w:val="24"/>
+        </w:rPr>
+        <w:t xml:space="preserve"> 1 </w:t>
+      </w:r>
+      <w:proofErr w:type="spellStart"/>
+      <w:r>
+        <w:rPr>
+          <w:sz w:val="24"/>
+          <w:szCs w:val="24"/>
+        </w:rPr>
+        <w:t>quý</w:t>
+      </w:r>
+      <w:proofErr w:type="spellEnd"/>
+      <w:r>
+        <w:rPr>
+          <w:sz w:val="24"/>
+          <w:szCs w:val="24"/>
+        </w:rPr>
+        <w:t xml:space="preserve"> </w:t>
+      </w:r>
+      <w:proofErr w:type="spellStart"/>
+      <w:r>
+        <w:rPr>
+          <w:sz w:val="24"/>
+          <w:szCs w:val="24"/>
+        </w:rPr>
+        <w:t>như</w:t>
+      </w:r>
+      <w:proofErr w:type="spellEnd"/>
+      <w:r>
+        <w:rPr>
+          <w:sz w:val="24"/>
+          <w:szCs w:val="24"/>
+        </w:rPr>
+        <w:t> </w:t>
+      </w:r>
+      <w:proofErr w:type="spellStart"/>
+      <w:r>
+        <w:rPr>
+          <w:sz w:val="24"/>
+          <w:szCs w:val="24"/>
+        </w:rPr>
+        <w:t>Kết</w:t>
+      </w:r>
+      <w:proofErr w:type="spellEnd"/>
+      <w:r>
+        <w:rPr>
+          <w:sz w:val="24"/>
+          <w:szCs w:val="24"/>
+        </w:rPr>
+        <w:t xml:space="preserve"> </w:t>
+      </w:r>
+      <w:proofErr w:type="spellStart"/>
+      <w:r>
+        <w:rPr>
+          <w:sz w:val="24"/>
+          <w:szCs w:val="24"/>
+        </w:rPr>
+        <w:t>quả</w:t>
+      </w:r>
+      <w:proofErr w:type="spellEnd"/>
+      <w:r>
+        <w:rPr>
+          <w:sz w:val="24"/>
+          <w:szCs w:val="24"/>
+        </w:rPr>
+        <w:t xml:space="preserve"> Kinh </w:t>
+      </w:r>
+      <w:proofErr w:type="spellStart"/>
+      <w:r>
+        <w:rPr>
+          <w:sz w:val="24"/>
+          <w:szCs w:val="24"/>
+        </w:rPr>
+        <w:t>doanh</w:t>
+      </w:r>
+      <w:proofErr w:type="spellEnd"/>
+      <w:r>
+        <w:rPr>
+          <w:sz w:val="24"/>
+          <w:szCs w:val="24"/>
+        </w:rPr>
+        <w:t xml:space="preserve"> (Doanh </w:t>
+      </w:r>
+      <w:proofErr w:type="spellStart"/>
+      <w:r>
+        <w:rPr>
+          <w:sz w:val="24"/>
+          <w:szCs w:val="24"/>
+        </w:rPr>
+        <w:t>thu</w:t>
+      </w:r>
+      <w:proofErr w:type="spellEnd"/>
+      <w:r>
+        <w:rPr>
+          <w:sz w:val="24"/>
+          <w:szCs w:val="24"/>
+        </w:rPr>
+        <w:t xml:space="preserve">, Lợi </w:t>
+      </w:r>
+      <w:proofErr w:type="spellStart"/>
+      <w:r>
+        <w:rPr>
+          <w:sz w:val="24"/>
+          <w:szCs w:val="24"/>
+        </w:rPr>
+        <w:t>nhuận</w:t>
+      </w:r>
+      <w:proofErr w:type="spellEnd"/>
+      <w:r>
+        <w:rPr>
+          <w:sz w:val="24"/>
+          <w:szCs w:val="24"/>
+        </w:rPr>
+        <w:t>).</w:t>
+      </w:r>
+    </w:p>
+    <w:p>
+      <w:pPr>
+        <w:rPr>
+          <w:sz w:val="24"/>
+          <w:szCs w:val="24"/>
+        </w:rPr>
+      </w:pPr>
+      <w:r>
+        <w:rPr>
+          <w:sz w:val="24"/>
+          <w:szCs w:val="24"/>
+        </w:rPr>
+        <w:t xml:space="preserve">+ </w:t>
+      </w:r>
+      <w:proofErr w:type="spellStart"/>
+      <w:r>
+        <w:rPr>
+          <w:sz w:val="24"/>
+          <w:szCs w:val="24"/>
+        </w:rPr>
+        <w:t>qtrs</w:t>
+      </w:r>
+      <w:proofErr w:type="spellEnd"/>
+      <w:r>
+        <w:rPr>
+          <w:sz w:val="24"/>
+          <w:szCs w:val="24"/>
+        </w:rPr>
+        <w:t xml:space="preserve"> = 4: </w:t>
+      </w:r>
+      <w:proofErr w:type="spellStart"/>
+      <w:r>
+        <w:rPr>
+          <w:sz w:val="24"/>
+          <w:szCs w:val="24"/>
+        </w:rPr>
+        <w:t>Phát</w:t>
+      </w:r>
+      <w:proofErr w:type="spellEnd"/>
+      <w:r>
+        <w:rPr>
+          <w:sz w:val="24"/>
+          <w:szCs w:val="24"/>
+        </w:rPr>
+        <w:t xml:space="preserve"> </w:t>
+      </w:r>
+      <w:proofErr w:type="spellStart"/>
+      <w:r>
+        <w:rPr>
+          <w:sz w:val="24"/>
+          <w:szCs w:val="24"/>
+        </w:rPr>
+        <w:t>sinh</w:t>
+      </w:r>
+      <w:proofErr w:type="spellEnd"/>
+      <w:r>
+        <w:rPr>
+          <w:sz w:val="24"/>
+          <w:szCs w:val="24"/>
+        </w:rPr>
+        <w:t xml:space="preserve"> </w:t>
+      </w:r>
+      <w:proofErr w:type="spellStart"/>
+      <w:r>
+        <w:rPr>
+          <w:sz w:val="24"/>
+          <w:szCs w:val="24"/>
+        </w:rPr>
+        <w:t>trong</w:t>
+      </w:r>
+      <w:proofErr w:type="spellEnd"/>
+      <w:r>
+        <w:rPr>
+          <w:sz w:val="24"/>
+          <w:szCs w:val="24"/>
+        </w:rPr>
+        <w:t xml:space="preserve"> </w:t>
+      </w:r>
+      <w:proofErr w:type="spellStart"/>
+      <w:r>
+        <w:rPr>
+          <w:sz w:val="24"/>
+          <w:szCs w:val="24"/>
+        </w:rPr>
+        <w:t>cả</w:t>
+      </w:r>
+      <w:proofErr w:type="spellEnd"/>
+      <w:r>
+        <w:rPr>
+          <w:sz w:val="24"/>
+          <w:szCs w:val="24"/>
+        </w:rPr>
+        <w:t xml:space="preserve"> 1 </w:t>
+      </w:r>
+      <w:proofErr w:type="spellStart"/>
+      <w:r>
+        <w:rPr>
+          <w:sz w:val="24"/>
+          <w:szCs w:val="24"/>
+        </w:rPr>
+        <w:t>năm</w:t>
+      </w:r>
+      <w:proofErr w:type="spellEnd"/>
+      <w:r>
+        <w:rPr>
+          <w:sz w:val="24"/>
+          <w:szCs w:val="24"/>
+        </w:rPr>
+        <w:t xml:space="preserve"> (</w:t>
+      </w:r>
+      <w:proofErr w:type="spellStart"/>
+      <w:r>
+        <w:rPr>
+          <w:sz w:val="24"/>
+          <w:szCs w:val="24"/>
+        </w:rPr>
+        <w:t>dành</w:t>
+      </w:r>
+      <w:proofErr w:type="spellEnd"/>
+      <w:r>
+        <w:rPr>
+          <w:sz w:val="24"/>
+          <w:szCs w:val="24"/>
+        </w:rPr>
+        <w:t xml:space="preserve"> </w:t>
+      </w:r>
+      <w:proofErr w:type="spellStart"/>
+      <w:r>
+        <w:rPr>
+          <w:sz w:val="24"/>
+          <w:szCs w:val="24"/>
+        </w:rPr>
+        <w:t>cho</w:t>
+      </w:r>
+      <w:proofErr w:type="spellEnd"/>
+      <w:r>
+        <w:rPr>
+          <w:sz w:val="24"/>
+          <w:szCs w:val="24"/>
+        </w:rPr>
+        <w:t xml:space="preserve"> </w:t>
+      </w:r>
+      <w:proofErr w:type="spellStart"/>
+      <w:r>
+        <w:rPr>
+          <w:sz w:val="24"/>
+          <w:szCs w:val="24"/>
+        </w:rPr>
+        <w:t>báo</w:t>
+      </w:r>
+      <w:proofErr w:type="spellEnd"/>
+      <w:r>
+        <w:rPr>
+          <w:sz w:val="24"/>
+          <w:szCs w:val="24"/>
+        </w:rPr>
+        <w:t xml:space="preserve"> </w:t>
+      </w:r>
+      <w:proofErr w:type="spellStart"/>
+      <w:r>
+        <w:rPr>
+          <w:sz w:val="24"/>
+          <w:szCs w:val="24"/>
+        </w:rPr>
+        <w:t>cáo</w:t>
+      </w:r>
+      <w:proofErr w:type="spellEnd"/>
+      <w:r>
+        <w:rPr>
+          <w:sz w:val="24"/>
+          <w:szCs w:val="24"/>
+        </w:rPr>
+        <w:t xml:space="preserve"> 10-K).</w:t>
+      </w:r>
+    </w:p>
+    <w:p>
+      <w:pPr>
+        <w:rPr>
+          <w:sz w:val="24"/>
+          <w:szCs w:val="24"/>
+        </w:rPr>
+      </w:pPr>
+      <w:r>
+        <w:rPr>
+          <w:sz w:val="24"/>
+          <w:szCs w:val="24"/>
+        </w:rPr>
+        <w:t xml:space="preserve">- </w:t>
+      </w:r>
+      <w:proofErr w:type="spellStart"/>
+      <w:r>
+        <w:rPr>
+          <w:sz w:val="24"/>
+          <w:szCs w:val="24"/>
+        </w:rPr>
+        <w:t>uom</w:t>
+      </w:r>
+      <w:proofErr w:type="spellEnd"/>
+      <w:r>
+        <w:rPr>
+          <w:sz w:val="24"/>
+          <w:szCs w:val="24"/>
+        </w:rPr>
+        <w:t> (Unit of Measure): </w:t>
+      </w:r>
+      <w:proofErr w:type="spellStart"/>
+      <w:r>
+        <w:rPr>
+          <w:sz w:val="24"/>
+          <w:szCs w:val="24"/>
+        </w:rPr>
+        <w:t>Đơn</w:t>
+      </w:r>
+      <w:proofErr w:type="spellEnd"/>
+      <w:r>
+        <w:rPr>
+          <w:sz w:val="24"/>
+          <w:szCs w:val="24"/>
+        </w:rPr>
+        <w:t xml:space="preserve"> </w:t>
+      </w:r>
+      <w:proofErr w:type="spellStart"/>
+      <w:r>
+        <w:rPr>
+          <w:sz w:val="24"/>
+          <w:szCs w:val="24"/>
+        </w:rPr>
+        <w:t>vị</w:t>
+      </w:r>
+      <w:proofErr w:type="spellEnd"/>
+      <w:r>
+        <w:rPr>
+          <w:sz w:val="24"/>
+          <w:szCs w:val="24"/>
+        </w:rPr>
+        <w:t xml:space="preserve"> </w:t>
+      </w:r>
+      <w:proofErr w:type="spellStart"/>
+      <w:r>
+        <w:rPr>
+          <w:sz w:val="24"/>
+          <w:szCs w:val="24"/>
+        </w:rPr>
+        <w:t>tính</w:t>
+      </w:r>
+      <w:proofErr w:type="spellEnd"/>
+      <w:r>
+        <w:rPr>
+          <w:sz w:val="24"/>
+          <w:szCs w:val="24"/>
+        </w:rPr>
+        <w:t xml:space="preserve"> (</w:t>
+      </w:r>
+      <w:proofErr w:type="spellStart"/>
+      <w:r>
+        <w:rPr>
+          <w:sz w:val="24"/>
+          <w:szCs w:val="24"/>
+        </w:rPr>
+        <w:t>thường</w:t>
+      </w:r>
+      <w:proofErr w:type="spellEnd"/>
+      <w:r>
+        <w:rPr>
+          <w:sz w:val="24"/>
+          <w:szCs w:val="24"/>
+        </w:rPr>
+        <w:t xml:space="preserve"> </w:t>
+      </w:r>
+      <w:proofErr w:type="spellStart"/>
+      <w:r>
+        <w:rPr>
+          <w:sz w:val="24"/>
+          <w:szCs w:val="24"/>
+        </w:rPr>
+        <w:t>là</w:t>
+      </w:r>
+      <w:proofErr w:type="spellEnd"/>
+      <w:r>
+        <w:rPr>
+          <w:sz w:val="24"/>
+          <w:szCs w:val="24"/>
+        </w:rPr>
+        <w:t xml:space="preserve"> USD, </w:t>
+      </w:r>
+      <w:proofErr w:type="spellStart"/>
+      <w:r>
+        <w:rPr>
+          <w:sz w:val="24"/>
+          <w:szCs w:val="24"/>
+        </w:rPr>
+        <w:t>hoặc</w:t>
+      </w:r>
+      <w:proofErr w:type="spellEnd"/>
+      <w:r>
+        <w:rPr>
+          <w:sz w:val="24"/>
+          <w:szCs w:val="24"/>
+        </w:rPr>
+        <w:t> shares </w:t>
+      </w:r>
+      <w:proofErr w:type="spellStart"/>
+      <w:r>
+        <w:rPr>
+          <w:sz w:val="24"/>
+          <w:szCs w:val="24"/>
+        </w:rPr>
+        <w:t>nếu</w:t>
+      </w:r>
+      <w:proofErr w:type="spellEnd"/>
+      <w:r>
+        <w:rPr>
+          <w:sz w:val="24"/>
+          <w:szCs w:val="24"/>
+        </w:rPr>
+        <w:t xml:space="preserve"> </w:t>
+      </w:r>
+      <w:proofErr w:type="spellStart"/>
+      <w:r>
+        <w:rPr>
+          <w:sz w:val="24"/>
+          <w:szCs w:val="24"/>
+        </w:rPr>
+        <w:t>là</w:t>
+      </w:r>
+      <w:proofErr w:type="spellEnd"/>
+      <w:r>
+        <w:rPr>
+          <w:sz w:val="24"/>
+          <w:szCs w:val="24"/>
+        </w:rPr>
+        <w:t xml:space="preserve"> </w:t>
+      </w:r>
+      <w:proofErr w:type="spellStart"/>
+      <w:r>
+        <w:rPr>
+          <w:sz w:val="24"/>
+          <w:szCs w:val="24"/>
+        </w:rPr>
+        <w:t>số</w:t>
+      </w:r>
+      <w:proofErr w:type="spellEnd"/>
+      <w:r>
+        <w:rPr>
+          <w:sz w:val="24"/>
+          <w:szCs w:val="24"/>
+        </w:rPr>
+        <w:t xml:space="preserve"> </w:t>
+      </w:r>
+      <w:proofErr w:type="spellStart"/>
+      <w:r>
+        <w:rPr>
+          <w:sz w:val="24"/>
+          <w:szCs w:val="24"/>
+        </w:rPr>
+        <w:t>lượng</w:t>
+      </w:r>
+      <w:proofErr w:type="spellEnd"/>
+      <w:r>
+        <w:rPr>
+          <w:sz w:val="24"/>
+          <w:szCs w:val="24"/>
+        </w:rPr>
+        <w:t xml:space="preserve"> </w:t>
+      </w:r>
+      <w:proofErr w:type="spellStart"/>
+      <w:r>
+        <w:rPr>
+          <w:sz w:val="24"/>
+          <w:szCs w:val="24"/>
+        </w:rPr>
+        <w:t>cổ</w:t>
+      </w:r>
+      <w:proofErr w:type="spellEnd"/>
+      <w:r>
+        <w:rPr>
+          <w:sz w:val="24"/>
+          <w:szCs w:val="24"/>
+        </w:rPr>
+        <w:t xml:space="preserve"> </w:t>
+      </w:r>
+      <w:proofErr w:type="spellStart"/>
+      <w:r>
+        <w:rPr>
+          <w:sz w:val="24"/>
+          <w:szCs w:val="24"/>
+        </w:rPr>
+        <w:t>phiếu</w:t>
+      </w:r>
+      <w:proofErr w:type="spellEnd"/>
+      <w:r>
+        <w:rPr>
+          <w:sz w:val="24"/>
+          <w:szCs w:val="24"/>
+        </w:rPr>
+        <w:t>).</w:t>
+      </w:r>
+    </w:p>
+    <w:p>
+      <w:pPr>
+        <w:rPr>
+          <w:sz w:val="24"/>
+          <w:szCs w:val="24"/>
+        </w:rPr>
+      </w:pPr>
+      <w:r>
+        <w:rPr>
+          <w:sz w:val="24"/>
+          <w:szCs w:val="24"/>
+        </w:rPr>
+        <w:t xml:space="preserve">- </w:t>
+      </w:r>
+      <w:r>
+        <w:rPr>
+          <w:sz w:val="24"/>
+          <w:szCs w:val="24"/>
+        </w:rPr>
+        <w:t>value: </w:t>
+      </w:r>
+      <w:proofErr w:type="spellStart"/>
+      <w:r>
+        <w:rPr>
+          <w:sz w:val="24"/>
+          <w:szCs w:val="24"/>
+        </w:rPr>
+        <w:t>Giá</w:t>
+      </w:r>
+      <w:proofErr w:type="spellEnd"/>
+      <w:r>
+        <w:rPr>
+          <w:sz w:val="24"/>
+          <w:szCs w:val="24"/>
+        </w:rPr>
+        <w:t xml:space="preserve"> </w:t>
+      </w:r>
+      <w:proofErr w:type="spellStart"/>
+      <w:r>
+        <w:rPr>
+          <w:sz w:val="24"/>
+          <w:szCs w:val="24"/>
+        </w:rPr>
+        <w:t>trị</w:t>
+      </w:r>
+      <w:proofErr w:type="spellEnd"/>
+      <w:r>
+        <w:rPr>
+          <w:sz w:val="24"/>
+          <w:szCs w:val="24"/>
+        </w:rPr>
+        <w:t xml:space="preserve"> </w:t>
+      </w:r>
+      <w:proofErr w:type="spellStart"/>
+      <w:r>
+        <w:rPr>
+          <w:sz w:val="24"/>
+          <w:szCs w:val="24"/>
+        </w:rPr>
+        <w:t>thực</w:t>
+      </w:r>
+      <w:proofErr w:type="spellEnd"/>
+      <w:r>
+        <w:rPr>
+          <w:sz w:val="24"/>
+          <w:szCs w:val="24"/>
+        </w:rPr>
+        <w:t xml:space="preserve"> </w:t>
+      </w:r>
+      <w:proofErr w:type="spellStart"/>
+      <w:r>
+        <w:rPr>
+          <w:sz w:val="24"/>
+          <w:szCs w:val="24"/>
+        </w:rPr>
+        <w:t>tế</w:t>
+      </w:r>
+      <w:proofErr w:type="spellEnd"/>
+      <w:r>
+        <w:rPr>
+          <w:sz w:val="24"/>
+          <w:szCs w:val="24"/>
+        </w:rPr>
+        <w:t xml:space="preserve"> </w:t>
+      </w:r>
+      <w:proofErr w:type="spellStart"/>
+      <w:r>
+        <w:rPr>
+          <w:sz w:val="24"/>
+          <w:szCs w:val="24"/>
+        </w:rPr>
+        <w:t>của</w:t>
+      </w:r>
+      <w:proofErr w:type="spellEnd"/>
+      <w:r>
+        <w:rPr>
+          <w:sz w:val="24"/>
+          <w:szCs w:val="24"/>
+        </w:rPr>
+        <w:t xml:space="preserve"> con </w:t>
+      </w:r>
+      <w:proofErr w:type="spellStart"/>
+      <w:r>
+        <w:rPr>
+          <w:sz w:val="24"/>
+          <w:szCs w:val="24"/>
+        </w:rPr>
+        <w:t>số</w:t>
+      </w:r>
+      <w:proofErr w:type="spellEnd"/>
+      <w:r>
+        <w:rPr>
+          <w:sz w:val="24"/>
+          <w:szCs w:val="24"/>
+        </w:rPr>
+        <w:t>.</w:t>
+      </w:r>
+    </w:p>
+    <w:p>
+      <w:pPr>
         <w:rPr>
           <w:b/>
           <w:bCs/>
-        </w:rPr>
-        <w:t>2. num.txt</w:t>
-      </w:r>
-      <w:r>
-        <w:t> (Dữ liệu Số liệu - Quan trọng nhất)</w:t>
+          <w:sz w:val="24"/>
+          <w:szCs w:val="24"/>
+        </w:rPr>
+      </w:pPr>
+      <w:r>
+        <w:rPr>
+          <w:b/>
+          <w:bCs/>
+          <w:sz w:val="24"/>
+          <w:szCs w:val="24"/>
+        </w:rPr>
+        <w:t>3. tag.txt</w:t>
       </w:r>
     </w:p>
     <w:p>
-      <w:r>
-        <w:t>-</w:t>
-      </w:r>
-      <w:r>
-        <w:t xml:space="preserve"> </w:t>
-      </w:r>
-      <w:r>
-        <w:t xml:space="preserve"> </w:t>
-      </w:r>
-      <w:r>
-        <w:t>C</w:t>
-      </w:r>
-      <w:r>
-        <w:t>hứa toàn bộ con số. Một báo cáo (adsh) sẽ có hàng trăm dòng trong file này.</w:t>
+      <w:pPr>
+        <w:rPr>
+          <w:sz w:val="24"/>
+          <w:szCs w:val="24"/>
+        </w:rPr>
+      </w:pPr>
+      <w:r>
+        <w:rPr>
+          <w:sz w:val="24"/>
+          <w:szCs w:val="24"/>
+        </w:rPr>
+        <w:t xml:space="preserve">- </w:t>
+      </w:r>
+      <w:proofErr w:type="spellStart"/>
+      <w:r>
+        <w:rPr>
+          <w:sz w:val="24"/>
+          <w:szCs w:val="24"/>
+        </w:rPr>
+        <w:t>Bảng</w:t>
+      </w:r>
+      <w:proofErr w:type="spellEnd"/>
+      <w:r>
+        <w:rPr>
+          <w:sz w:val="24"/>
+          <w:szCs w:val="24"/>
+        </w:rPr>
+        <w:t xml:space="preserve"> </w:t>
+      </w:r>
+      <w:proofErr w:type="spellStart"/>
+      <w:r>
+        <w:rPr>
+          <w:sz w:val="24"/>
+          <w:szCs w:val="24"/>
+        </w:rPr>
+        <w:t>danh</w:t>
+      </w:r>
+      <w:proofErr w:type="spellEnd"/>
+      <w:r>
+        <w:rPr>
+          <w:sz w:val="24"/>
+          <w:szCs w:val="24"/>
+        </w:rPr>
+        <w:t xml:space="preserve"> </w:t>
+      </w:r>
+      <w:proofErr w:type="spellStart"/>
+      <w:r>
+        <w:rPr>
+          <w:sz w:val="24"/>
+          <w:szCs w:val="24"/>
+        </w:rPr>
+        <w:t>mục</w:t>
+      </w:r>
+      <w:proofErr w:type="spellEnd"/>
+      <w:r>
+        <w:rPr>
+          <w:sz w:val="24"/>
+          <w:szCs w:val="24"/>
+        </w:rPr>
+        <w:t xml:space="preserve"> </w:t>
+      </w:r>
+      <w:proofErr w:type="spellStart"/>
+      <w:r>
+        <w:rPr>
+          <w:sz w:val="24"/>
+          <w:szCs w:val="24"/>
+        </w:rPr>
+        <w:t>tham</w:t>
+      </w:r>
+      <w:proofErr w:type="spellEnd"/>
+      <w:r>
+        <w:rPr>
+          <w:sz w:val="24"/>
+          <w:szCs w:val="24"/>
+        </w:rPr>
+        <w:t xml:space="preserve"> </w:t>
+      </w:r>
+      <w:proofErr w:type="spellStart"/>
+      <w:r>
+        <w:rPr>
+          <w:sz w:val="24"/>
+          <w:szCs w:val="24"/>
+        </w:rPr>
+        <w:t>chiếu</w:t>
+      </w:r>
+      <w:proofErr w:type="spellEnd"/>
+      <w:r>
+        <w:rPr>
+          <w:sz w:val="24"/>
+          <w:szCs w:val="24"/>
+        </w:rPr>
+        <w:t xml:space="preserve"> (Reference Table), </w:t>
+      </w:r>
+      <w:proofErr w:type="spellStart"/>
+      <w:r>
+        <w:rPr>
+          <w:sz w:val="24"/>
+          <w:szCs w:val="24"/>
+        </w:rPr>
+        <w:t>có</w:t>
+      </w:r>
+      <w:proofErr w:type="spellEnd"/>
+      <w:r>
+        <w:rPr>
+          <w:sz w:val="24"/>
+          <w:szCs w:val="24"/>
+        </w:rPr>
+        <w:t xml:space="preserve"> </w:t>
+      </w:r>
+      <w:proofErr w:type="spellStart"/>
+      <w:r>
+        <w:rPr>
+          <w:sz w:val="24"/>
+          <w:szCs w:val="24"/>
+        </w:rPr>
+        <w:t>chức</w:t>
+      </w:r>
+      <w:proofErr w:type="spellEnd"/>
+      <w:r>
+        <w:rPr>
+          <w:sz w:val="24"/>
+          <w:szCs w:val="24"/>
+        </w:rPr>
+        <w:t xml:space="preserve"> </w:t>
+      </w:r>
+      <w:proofErr w:type="spellStart"/>
+      <w:r>
+        <w:rPr>
+          <w:sz w:val="24"/>
+          <w:szCs w:val="24"/>
+        </w:rPr>
+        <w:t>năng</w:t>
+      </w:r>
+      <w:proofErr w:type="spellEnd"/>
+      <w:r>
+        <w:rPr>
+          <w:sz w:val="24"/>
+          <w:szCs w:val="24"/>
+        </w:rPr>
+        <w:t xml:space="preserve"> </w:t>
+      </w:r>
+      <w:proofErr w:type="spellStart"/>
+      <w:r>
+        <w:rPr>
+          <w:sz w:val="24"/>
+          <w:szCs w:val="24"/>
+        </w:rPr>
+        <w:t>cung</w:t>
+      </w:r>
+      <w:proofErr w:type="spellEnd"/>
+      <w:r>
+        <w:rPr>
+          <w:sz w:val="24"/>
+          <w:szCs w:val="24"/>
+        </w:rPr>
+        <w:t xml:space="preserve"> </w:t>
+      </w:r>
+      <w:proofErr w:type="spellStart"/>
+      <w:r>
+        <w:rPr>
+          <w:sz w:val="24"/>
+          <w:szCs w:val="24"/>
+        </w:rPr>
+        <w:t>cấp</w:t>
+      </w:r>
+      <w:proofErr w:type="spellEnd"/>
+      <w:r>
+        <w:rPr>
+          <w:sz w:val="24"/>
+          <w:szCs w:val="24"/>
+        </w:rPr>
+        <w:t xml:space="preserve"> </w:t>
+      </w:r>
+      <w:proofErr w:type="spellStart"/>
+      <w:r>
+        <w:rPr>
+          <w:sz w:val="24"/>
+          <w:szCs w:val="24"/>
+        </w:rPr>
+        <w:t>định</w:t>
+      </w:r>
+      <w:proofErr w:type="spellEnd"/>
+      <w:r>
+        <w:rPr>
+          <w:sz w:val="24"/>
+          <w:szCs w:val="24"/>
+        </w:rPr>
+        <w:t xml:space="preserve"> </w:t>
+      </w:r>
+      <w:proofErr w:type="spellStart"/>
+      <w:r>
+        <w:rPr>
+          <w:sz w:val="24"/>
+          <w:szCs w:val="24"/>
+        </w:rPr>
+        <w:t>nghĩa</w:t>
+      </w:r>
+      <w:proofErr w:type="spellEnd"/>
+      <w:r>
+        <w:rPr>
+          <w:sz w:val="24"/>
+          <w:szCs w:val="24"/>
+        </w:rPr>
+        <w:t xml:space="preserve"> </w:t>
+      </w:r>
+      <w:proofErr w:type="spellStart"/>
+      <w:r>
+        <w:rPr>
+          <w:sz w:val="24"/>
+          <w:szCs w:val="24"/>
+        </w:rPr>
+        <w:t>cấu</w:t>
+      </w:r>
+      <w:proofErr w:type="spellEnd"/>
+      <w:r>
+        <w:rPr>
+          <w:sz w:val="24"/>
+          <w:szCs w:val="24"/>
+        </w:rPr>
+        <w:t xml:space="preserve"> </w:t>
+      </w:r>
+      <w:proofErr w:type="spellStart"/>
+      <w:r>
+        <w:rPr>
+          <w:sz w:val="24"/>
+          <w:szCs w:val="24"/>
+        </w:rPr>
+        <w:t>trúc</w:t>
+      </w:r>
+      <w:proofErr w:type="spellEnd"/>
+      <w:r>
+        <w:rPr>
+          <w:sz w:val="24"/>
+          <w:szCs w:val="24"/>
+        </w:rPr>
+        <w:t xml:space="preserve"> </w:t>
+      </w:r>
+      <w:proofErr w:type="spellStart"/>
+      <w:r>
+        <w:rPr>
+          <w:sz w:val="24"/>
+          <w:szCs w:val="24"/>
+        </w:rPr>
+        <w:t>cho</w:t>
+      </w:r>
+      <w:proofErr w:type="spellEnd"/>
+      <w:r>
+        <w:rPr>
+          <w:sz w:val="24"/>
+          <w:szCs w:val="24"/>
+        </w:rPr>
+        <w:t xml:space="preserve"> </w:t>
+      </w:r>
+      <w:proofErr w:type="spellStart"/>
+      <w:r>
+        <w:rPr>
+          <w:sz w:val="24"/>
+          <w:szCs w:val="24"/>
+        </w:rPr>
+        <w:t>các</w:t>
+      </w:r>
+      <w:proofErr w:type="spellEnd"/>
+      <w:r>
+        <w:rPr>
+          <w:sz w:val="24"/>
+          <w:szCs w:val="24"/>
+        </w:rPr>
+        <w:t xml:space="preserve"> </w:t>
+      </w:r>
+      <w:proofErr w:type="spellStart"/>
+      <w:r>
+        <w:rPr>
+          <w:sz w:val="24"/>
+          <w:szCs w:val="24"/>
+        </w:rPr>
+        <w:t>chỉ</w:t>
+      </w:r>
+      <w:proofErr w:type="spellEnd"/>
+      <w:r>
+        <w:rPr>
+          <w:sz w:val="24"/>
+          <w:szCs w:val="24"/>
+        </w:rPr>
+        <w:t xml:space="preserve"> </w:t>
+      </w:r>
+      <w:proofErr w:type="spellStart"/>
+      <w:r>
+        <w:rPr>
+          <w:sz w:val="24"/>
+          <w:szCs w:val="24"/>
+        </w:rPr>
+        <w:t>số</w:t>
+      </w:r>
+      <w:proofErr w:type="spellEnd"/>
+      <w:r>
+        <w:rPr>
+          <w:sz w:val="24"/>
+          <w:szCs w:val="24"/>
+        </w:rPr>
+        <w:t xml:space="preserve"> </w:t>
+      </w:r>
+      <w:proofErr w:type="spellStart"/>
+      <w:r>
+        <w:rPr>
+          <w:sz w:val="24"/>
+          <w:szCs w:val="24"/>
+        </w:rPr>
+        <w:t>tài</w:t>
+      </w:r>
+      <w:proofErr w:type="spellEnd"/>
+      <w:r>
+        <w:rPr>
+          <w:sz w:val="24"/>
+          <w:szCs w:val="24"/>
+        </w:rPr>
+        <w:t xml:space="preserve"> </w:t>
+      </w:r>
+      <w:proofErr w:type="spellStart"/>
+      <w:r>
+        <w:rPr>
+          <w:sz w:val="24"/>
+          <w:szCs w:val="24"/>
+        </w:rPr>
+        <w:t>chính</w:t>
+      </w:r>
+      <w:proofErr w:type="spellEnd"/>
+      <w:r>
+        <w:rPr>
+          <w:sz w:val="24"/>
+          <w:szCs w:val="24"/>
+        </w:rPr>
+        <w:t xml:space="preserve">. </w:t>
       </w:r>
     </w:p>
     <w:p>
-      <w:r>
-        <w:t>-</w:t>
-      </w:r>
-      <w:r>
-        <w:t xml:space="preserve"> </w:t>
-      </w:r>
-      <w:r>
-        <w:t>adsh: Khóa ngoại liên kết về sub.txt.</w:t>
+      <w:pPr>
+        <w:rPr>
+          <w:sz w:val="24"/>
+          <w:szCs w:val="24"/>
+        </w:rPr>
+      </w:pPr>
+      <w:r>
+        <w:rPr>
+          <w:sz w:val="24"/>
+          <w:szCs w:val="24"/>
+        </w:rPr>
+        <w:t>- tag (</w:t>
+      </w:r>
+      <w:proofErr w:type="spellStart"/>
+      <w:r>
+        <w:rPr>
+          <w:sz w:val="24"/>
+          <w:szCs w:val="24"/>
+        </w:rPr>
+        <w:t>Khóa</w:t>
+      </w:r>
+      <w:proofErr w:type="spellEnd"/>
+      <w:r>
+        <w:rPr>
+          <w:sz w:val="24"/>
+          <w:szCs w:val="24"/>
+        </w:rPr>
+        <w:t xml:space="preserve"> </w:t>
+      </w:r>
+      <w:proofErr w:type="spellStart"/>
+      <w:r>
+        <w:rPr>
+          <w:sz w:val="24"/>
+          <w:szCs w:val="24"/>
+        </w:rPr>
+        <w:t>chính</w:t>
+      </w:r>
+      <w:proofErr w:type="spellEnd"/>
+      <w:r>
+        <w:rPr>
+          <w:sz w:val="24"/>
+          <w:szCs w:val="24"/>
+        </w:rPr>
+        <w:t xml:space="preserve">): </w:t>
+      </w:r>
+      <w:proofErr w:type="spellStart"/>
+      <w:r>
+        <w:rPr>
+          <w:sz w:val="24"/>
+          <w:szCs w:val="24"/>
+        </w:rPr>
+        <w:t>sử</w:t>
+      </w:r>
+      <w:proofErr w:type="spellEnd"/>
+      <w:r>
+        <w:rPr>
+          <w:sz w:val="24"/>
+          <w:szCs w:val="24"/>
+        </w:rPr>
+        <w:t xml:space="preserve"> </w:t>
+      </w:r>
+      <w:proofErr w:type="spellStart"/>
+      <w:r>
+        <w:rPr>
+          <w:sz w:val="24"/>
+          <w:szCs w:val="24"/>
+        </w:rPr>
+        <w:t>dụng</w:t>
+      </w:r>
+      <w:proofErr w:type="spellEnd"/>
+      <w:r>
+        <w:rPr>
+          <w:sz w:val="24"/>
+          <w:szCs w:val="24"/>
+        </w:rPr>
+        <w:t xml:space="preserve"> </w:t>
+      </w:r>
+      <w:proofErr w:type="spellStart"/>
+      <w:r>
+        <w:rPr>
+          <w:sz w:val="24"/>
+          <w:szCs w:val="24"/>
+        </w:rPr>
+        <w:t>để</w:t>
+      </w:r>
+      <w:proofErr w:type="spellEnd"/>
+      <w:r>
+        <w:rPr>
+          <w:sz w:val="24"/>
+          <w:szCs w:val="24"/>
+        </w:rPr>
+        <w:t xml:space="preserve"> </w:t>
+      </w:r>
+      <w:proofErr w:type="spellStart"/>
+      <w:r>
+        <w:rPr>
+          <w:sz w:val="24"/>
+          <w:szCs w:val="24"/>
+        </w:rPr>
+        <w:t>liên</w:t>
+      </w:r>
+      <w:proofErr w:type="spellEnd"/>
+      <w:r>
+        <w:rPr>
+          <w:sz w:val="24"/>
+          <w:szCs w:val="24"/>
+        </w:rPr>
+        <w:t xml:space="preserve"> </w:t>
+      </w:r>
+      <w:proofErr w:type="spellStart"/>
+      <w:r>
+        <w:rPr>
+          <w:sz w:val="24"/>
+          <w:szCs w:val="24"/>
+        </w:rPr>
+        <w:t>kết</w:t>
+      </w:r>
+      <w:proofErr w:type="spellEnd"/>
+      <w:r>
+        <w:rPr>
+          <w:sz w:val="24"/>
+          <w:szCs w:val="24"/>
+        </w:rPr>
+        <w:t xml:space="preserve"> (join) </w:t>
+      </w:r>
+      <w:proofErr w:type="spellStart"/>
+      <w:r>
+        <w:rPr>
+          <w:sz w:val="24"/>
+          <w:szCs w:val="24"/>
+        </w:rPr>
+        <w:t>với</w:t>
+      </w:r>
+      <w:proofErr w:type="spellEnd"/>
+      <w:r>
+        <w:rPr>
+          <w:sz w:val="24"/>
+          <w:szCs w:val="24"/>
+        </w:rPr>
+        <w:t xml:space="preserve"> </w:t>
+      </w:r>
+      <w:proofErr w:type="spellStart"/>
+      <w:r>
+        <w:rPr>
+          <w:sz w:val="24"/>
+          <w:szCs w:val="24"/>
+        </w:rPr>
+        <w:t>tập</w:t>
+      </w:r>
+      <w:proofErr w:type="spellEnd"/>
+      <w:r>
+        <w:rPr>
+          <w:sz w:val="24"/>
+          <w:szCs w:val="24"/>
+        </w:rPr>
+        <w:t xml:space="preserve"> </w:t>
+      </w:r>
+      <w:proofErr w:type="spellStart"/>
+      <w:r>
+        <w:rPr>
+          <w:sz w:val="24"/>
+          <w:szCs w:val="24"/>
+        </w:rPr>
+        <w:t>dữ</w:t>
+      </w:r>
+      <w:proofErr w:type="spellEnd"/>
+      <w:r>
+        <w:rPr>
+          <w:sz w:val="24"/>
+          <w:szCs w:val="24"/>
+        </w:rPr>
+        <w:t xml:space="preserve"> </w:t>
+      </w:r>
+      <w:proofErr w:type="spellStart"/>
+      <w:r>
+        <w:rPr>
+          <w:sz w:val="24"/>
+          <w:szCs w:val="24"/>
+        </w:rPr>
+        <w:t>liệu</w:t>
+      </w:r>
+      <w:proofErr w:type="spellEnd"/>
+      <w:r>
+        <w:rPr>
+          <w:sz w:val="24"/>
+          <w:szCs w:val="24"/>
+        </w:rPr>
+        <w:t> num.txt.</w:t>
       </w:r>
     </w:p>
     <w:p>
-      <w:r>
-        <w:t>-</w:t>
-      </w:r>
-      <w:r>
-        <w:t xml:space="preserve"> </w:t>
-      </w:r>
-      <w:r>
-        <w:t>tag: Tên chỉ số tài chính (Ví dụ: NetIncomeLoss, Assets).</w:t>
+      <w:pPr>
+        <w:rPr>
+          <w:sz w:val="24"/>
+          <w:szCs w:val="24"/>
+        </w:rPr>
+      </w:pPr>
+      <w:r>
+        <w:rPr>
+          <w:sz w:val="24"/>
+          <w:szCs w:val="24"/>
+        </w:rPr>
+        <w:t>- datatype (</w:t>
+      </w:r>
+      <w:proofErr w:type="spellStart"/>
+      <w:r>
+        <w:rPr>
+          <w:sz w:val="24"/>
+          <w:szCs w:val="24"/>
+        </w:rPr>
+        <w:t>Kiểu</w:t>
+      </w:r>
+      <w:proofErr w:type="spellEnd"/>
+      <w:r>
+        <w:rPr>
+          <w:sz w:val="24"/>
+          <w:szCs w:val="24"/>
+        </w:rPr>
+        <w:t xml:space="preserve"> </w:t>
+      </w:r>
+      <w:proofErr w:type="spellStart"/>
+      <w:r>
+        <w:rPr>
+          <w:sz w:val="24"/>
+          <w:szCs w:val="24"/>
+        </w:rPr>
+        <w:t>dữ</w:t>
+      </w:r>
+      <w:proofErr w:type="spellEnd"/>
+      <w:r>
+        <w:rPr>
+          <w:sz w:val="24"/>
+          <w:szCs w:val="24"/>
+        </w:rPr>
+        <w:t xml:space="preserve"> </w:t>
+      </w:r>
+      <w:proofErr w:type="spellStart"/>
+      <w:r>
+        <w:rPr>
+          <w:sz w:val="24"/>
+          <w:szCs w:val="24"/>
+        </w:rPr>
+        <w:t>liệu</w:t>
+      </w:r>
+      <w:proofErr w:type="spellEnd"/>
+      <w:r>
+        <w:rPr>
+          <w:sz w:val="24"/>
+          <w:szCs w:val="24"/>
+        </w:rPr>
+        <w:t>): </w:t>
+      </w:r>
+      <w:proofErr w:type="spellStart"/>
+      <w:r>
+        <w:rPr>
+          <w:sz w:val="24"/>
+          <w:szCs w:val="24"/>
+        </w:rPr>
+        <w:t>Xác</w:t>
+      </w:r>
+      <w:proofErr w:type="spellEnd"/>
+      <w:r>
+        <w:rPr>
+          <w:sz w:val="24"/>
+          <w:szCs w:val="24"/>
+        </w:rPr>
+        <w:t xml:space="preserve"> </w:t>
+      </w:r>
+      <w:proofErr w:type="spellStart"/>
+      <w:r>
+        <w:rPr>
+          <w:sz w:val="24"/>
+          <w:szCs w:val="24"/>
+        </w:rPr>
+        <w:t>định</w:t>
+      </w:r>
+      <w:proofErr w:type="spellEnd"/>
+      <w:r>
+        <w:rPr>
+          <w:sz w:val="24"/>
+          <w:szCs w:val="24"/>
+        </w:rPr>
+        <w:t xml:space="preserve"> </w:t>
+      </w:r>
+      <w:proofErr w:type="spellStart"/>
+      <w:r>
+        <w:rPr>
+          <w:sz w:val="24"/>
+          <w:szCs w:val="24"/>
+        </w:rPr>
+        <w:t>định</w:t>
+      </w:r>
+      <w:proofErr w:type="spellEnd"/>
+      <w:r>
+        <w:rPr>
+          <w:sz w:val="24"/>
+          <w:szCs w:val="24"/>
+        </w:rPr>
+        <w:t xml:space="preserve"> </w:t>
+      </w:r>
+      <w:proofErr w:type="spellStart"/>
+      <w:r>
+        <w:rPr>
+          <w:sz w:val="24"/>
+          <w:szCs w:val="24"/>
+        </w:rPr>
+        <w:t>dạng</w:t>
+      </w:r>
+      <w:proofErr w:type="spellEnd"/>
+      <w:r>
+        <w:rPr>
+          <w:sz w:val="24"/>
+          <w:szCs w:val="24"/>
+        </w:rPr>
+        <w:t xml:space="preserve"> </w:t>
+      </w:r>
+      <w:proofErr w:type="spellStart"/>
+      <w:r>
+        <w:rPr>
+          <w:sz w:val="24"/>
+          <w:szCs w:val="24"/>
+        </w:rPr>
+        <w:t>của</w:t>
+      </w:r>
+      <w:proofErr w:type="spellEnd"/>
+      <w:r>
+        <w:rPr>
+          <w:sz w:val="24"/>
+          <w:szCs w:val="24"/>
+        </w:rPr>
+        <w:t xml:space="preserve"> </w:t>
+      </w:r>
+      <w:proofErr w:type="spellStart"/>
+      <w:r>
+        <w:rPr>
+          <w:sz w:val="24"/>
+          <w:szCs w:val="24"/>
+        </w:rPr>
+        <w:t>giá</w:t>
+      </w:r>
+      <w:proofErr w:type="spellEnd"/>
+      <w:r>
+        <w:rPr>
+          <w:sz w:val="24"/>
+          <w:szCs w:val="24"/>
+        </w:rPr>
+        <w:t xml:space="preserve"> </w:t>
+      </w:r>
+      <w:proofErr w:type="spellStart"/>
+      <w:r>
+        <w:rPr>
+          <w:sz w:val="24"/>
+          <w:szCs w:val="24"/>
+        </w:rPr>
+        <w:t>trị</w:t>
+      </w:r>
+      <w:proofErr w:type="spellEnd"/>
+      <w:r>
+        <w:rPr>
+          <w:sz w:val="24"/>
+          <w:szCs w:val="24"/>
+        </w:rPr>
+        <w:t xml:space="preserve"> (</w:t>
+      </w:r>
+      <w:proofErr w:type="spellStart"/>
+      <w:r>
+        <w:rPr>
+          <w:sz w:val="24"/>
+          <w:szCs w:val="24"/>
+        </w:rPr>
+        <w:t>ví</w:t>
+      </w:r>
+      <w:proofErr w:type="spellEnd"/>
+      <w:r>
+        <w:rPr>
+          <w:sz w:val="24"/>
+          <w:szCs w:val="24"/>
+        </w:rPr>
+        <w:t xml:space="preserve"> </w:t>
+      </w:r>
+      <w:proofErr w:type="spellStart"/>
+      <w:r>
+        <w:rPr>
+          <w:sz w:val="24"/>
+          <w:szCs w:val="24"/>
+        </w:rPr>
+        <w:t>dụ</w:t>
+      </w:r>
+      <w:proofErr w:type="spellEnd"/>
+      <w:r>
+        <w:rPr>
+          <w:sz w:val="24"/>
+          <w:szCs w:val="24"/>
+        </w:rPr>
+        <w:t xml:space="preserve">: monetary - </w:t>
+      </w:r>
+      <w:proofErr w:type="spellStart"/>
+      <w:r>
+        <w:rPr>
+          <w:sz w:val="24"/>
+          <w:szCs w:val="24"/>
+        </w:rPr>
+        <w:t>tiền</w:t>
+      </w:r>
+      <w:proofErr w:type="spellEnd"/>
+      <w:r>
+        <w:rPr>
+          <w:sz w:val="24"/>
+          <w:szCs w:val="24"/>
+        </w:rPr>
+        <w:t xml:space="preserve"> </w:t>
+      </w:r>
+      <w:proofErr w:type="spellStart"/>
+      <w:r>
+        <w:rPr>
+          <w:sz w:val="24"/>
+          <w:szCs w:val="24"/>
+        </w:rPr>
+        <w:t>tệ</w:t>
+      </w:r>
+      <w:proofErr w:type="spellEnd"/>
+      <w:r>
+        <w:rPr>
+          <w:sz w:val="24"/>
+          <w:szCs w:val="24"/>
+        </w:rPr>
+        <w:t xml:space="preserve">, shares - </w:t>
+      </w:r>
+      <w:proofErr w:type="spellStart"/>
+      <w:r>
+        <w:rPr>
+          <w:sz w:val="24"/>
+          <w:szCs w:val="24"/>
+        </w:rPr>
+        <w:t>cổ</w:t>
+      </w:r>
+      <w:proofErr w:type="spellEnd"/>
+      <w:r>
+        <w:rPr>
+          <w:sz w:val="24"/>
+          <w:szCs w:val="24"/>
+        </w:rPr>
+        <w:t xml:space="preserve"> </w:t>
+      </w:r>
+      <w:proofErr w:type="spellStart"/>
+      <w:r>
+        <w:rPr>
+          <w:sz w:val="24"/>
+          <w:szCs w:val="24"/>
+        </w:rPr>
+        <w:t>phiếu</w:t>
+      </w:r>
+      <w:proofErr w:type="spellEnd"/>
+      <w:r>
+        <w:rPr>
+          <w:sz w:val="24"/>
+          <w:szCs w:val="24"/>
+        </w:rPr>
+        <w:t xml:space="preserve">, pure - </w:t>
+      </w:r>
+      <w:proofErr w:type="spellStart"/>
+      <w:r>
+        <w:rPr>
+          <w:sz w:val="24"/>
+          <w:szCs w:val="24"/>
+        </w:rPr>
+        <w:t>tỷ</w:t>
+      </w:r>
+      <w:proofErr w:type="spellEnd"/>
+      <w:r>
+        <w:rPr>
+          <w:sz w:val="24"/>
+          <w:szCs w:val="24"/>
+        </w:rPr>
+        <w:t xml:space="preserve"> </w:t>
+      </w:r>
+      <w:proofErr w:type="spellStart"/>
+      <w:r>
+        <w:rPr>
+          <w:sz w:val="24"/>
+          <w:szCs w:val="24"/>
+        </w:rPr>
+        <w:t>lệ</w:t>
+      </w:r>
+      <w:proofErr w:type="spellEnd"/>
+      <w:r>
+        <w:rPr>
+          <w:sz w:val="24"/>
+          <w:szCs w:val="24"/>
+        </w:rPr>
+        <w:t xml:space="preserve">) </w:t>
+      </w:r>
+      <w:proofErr w:type="spellStart"/>
+      <w:r>
+        <w:rPr>
+          <w:sz w:val="24"/>
+          <w:szCs w:val="24"/>
+        </w:rPr>
+        <w:t>nhằm</w:t>
+      </w:r>
+      <w:proofErr w:type="spellEnd"/>
+      <w:r>
+        <w:rPr>
+          <w:sz w:val="24"/>
+          <w:szCs w:val="24"/>
+        </w:rPr>
+        <w:t xml:space="preserve"> </w:t>
+      </w:r>
+      <w:proofErr w:type="spellStart"/>
+      <w:r>
+        <w:rPr>
+          <w:sz w:val="24"/>
+          <w:szCs w:val="24"/>
+        </w:rPr>
+        <w:t>phục</w:t>
+      </w:r>
+      <w:proofErr w:type="spellEnd"/>
+      <w:r>
+        <w:rPr>
+          <w:sz w:val="24"/>
+          <w:szCs w:val="24"/>
+        </w:rPr>
+        <w:t xml:space="preserve"> </w:t>
+      </w:r>
+      <w:proofErr w:type="spellStart"/>
+      <w:r>
+        <w:rPr>
+          <w:sz w:val="24"/>
+          <w:szCs w:val="24"/>
+        </w:rPr>
+        <w:t>vụ</w:t>
+      </w:r>
+      <w:proofErr w:type="spellEnd"/>
+      <w:r>
+        <w:rPr>
+          <w:sz w:val="24"/>
+          <w:szCs w:val="24"/>
+        </w:rPr>
+        <w:t xml:space="preserve"> </w:t>
+      </w:r>
+      <w:proofErr w:type="spellStart"/>
+      <w:r>
+        <w:rPr>
+          <w:sz w:val="24"/>
+          <w:szCs w:val="24"/>
+        </w:rPr>
+        <w:t>quá</w:t>
+      </w:r>
+      <w:proofErr w:type="spellEnd"/>
+      <w:r>
+        <w:rPr>
+          <w:sz w:val="24"/>
+          <w:szCs w:val="24"/>
+        </w:rPr>
+        <w:t xml:space="preserve"> </w:t>
+      </w:r>
+      <w:proofErr w:type="spellStart"/>
+      <w:r>
+        <w:rPr>
+          <w:sz w:val="24"/>
+          <w:szCs w:val="24"/>
+        </w:rPr>
+        <w:t>trình</w:t>
+      </w:r>
+      <w:proofErr w:type="spellEnd"/>
+      <w:r>
+        <w:rPr>
+          <w:sz w:val="24"/>
+          <w:szCs w:val="24"/>
+        </w:rPr>
+        <w:t xml:space="preserve"> parse </w:t>
+      </w:r>
+      <w:proofErr w:type="spellStart"/>
+      <w:r>
+        <w:rPr>
+          <w:sz w:val="24"/>
+          <w:szCs w:val="24"/>
+        </w:rPr>
+        <w:t>và</w:t>
+      </w:r>
+      <w:proofErr w:type="spellEnd"/>
+      <w:r>
+        <w:rPr>
+          <w:sz w:val="24"/>
+          <w:szCs w:val="24"/>
+        </w:rPr>
+        <w:t xml:space="preserve"> </w:t>
+      </w:r>
+      <w:proofErr w:type="spellStart"/>
+      <w:r>
+        <w:rPr>
+          <w:sz w:val="24"/>
+          <w:szCs w:val="24"/>
+        </w:rPr>
+        <w:t>chuẩn</w:t>
+      </w:r>
+      <w:proofErr w:type="spellEnd"/>
+      <w:r>
+        <w:rPr>
+          <w:sz w:val="24"/>
+          <w:szCs w:val="24"/>
+        </w:rPr>
+        <w:t xml:space="preserve"> </w:t>
+      </w:r>
+      <w:proofErr w:type="spellStart"/>
+      <w:r>
+        <w:rPr>
+          <w:sz w:val="24"/>
+          <w:szCs w:val="24"/>
+        </w:rPr>
+        <w:t>hóa</w:t>
+      </w:r>
+      <w:proofErr w:type="spellEnd"/>
+      <w:r>
+        <w:rPr>
+          <w:sz w:val="24"/>
+          <w:szCs w:val="24"/>
+        </w:rPr>
+        <w:t xml:space="preserve"> </w:t>
+      </w:r>
+      <w:proofErr w:type="spellStart"/>
+      <w:r>
+        <w:rPr>
+          <w:sz w:val="24"/>
+          <w:szCs w:val="24"/>
+        </w:rPr>
+        <w:t>dữ</w:t>
+      </w:r>
+      <w:proofErr w:type="spellEnd"/>
+      <w:r>
+        <w:rPr>
+          <w:sz w:val="24"/>
+          <w:szCs w:val="24"/>
+        </w:rPr>
+        <w:t xml:space="preserve"> </w:t>
+      </w:r>
+      <w:proofErr w:type="spellStart"/>
+      <w:r>
+        <w:rPr>
+          <w:sz w:val="24"/>
+          <w:szCs w:val="24"/>
+        </w:rPr>
+        <w:t>liệu</w:t>
+      </w:r>
+      <w:proofErr w:type="spellEnd"/>
+      <w:r>
+        <w:rPr>
+          <w:sz w:val="24"/>
+          <w:szCs w:val="24"/>
+        </w:rPr>
+        <w:t>.</w:t>
       </w:r>
     </w:p>
     <w:p>
-      <w:r>
-        <w:t>-</w:t>
-      </w:r>
-      <w:r>
-        <w:t xml:space="preserve"> </w:t>
-      </w:r>
-      <w:r>
-        <w:t>ddate (Data Date): Ngày chốt sổ của con số này (thường là ngày cuối quý, ví dụ 20250331).</w:t>
+      <w:pPr>
+        <w:rPr>
+          <w:sz w:val="24"/>
+          <w:szCs w:val="24"/>
+        </w:rPr>
+      </w:pPr>
+      <w:r>
+        <w:rPr>
+          <w:sz w:val="24"/>
+          <w:szCs w:val="24"/>
+        </w:rPr>
+        <w:lastRenderedPageBreak/>
+        <w:t xml:space="preserve">- </w:t>
+      </w:r>
+      <w:proofErr w:type="spellStart"/>
+      <w:r>
+        <w:rPr>
+          <w:sz w:val="24"/>
+          <w:szCs w:val="24"/>
+        </w:rPr>
+        <w:t>crdr</w:t>
+      </w:r>
+      <w:proofErr w:type="spellEnd"/>
+      <w:r>
+        <w:rPr>
+          <w:sz w:val="24"/>
+          <w:szCs w:val="24"/>
+        </w:rPr>
+        <w:t> (</w:t>
+      </w:r>
+      <w:proofErr w:type="spellStart"/>
+      <w:r>
+        <w:rPr>
+          <w:sz w:val="24"/>
+          <w:szCs w:val="24"/>
+        </w:rPr>
+        <w:t>Cờ</w:t>
+      </w:r>
+      <w:proofErr w:type="spellEnd"/>
+      <w:r>
+        <w:rPr>
+          <w:sz w:val="24"/>
+          <w:szCs w:val="24"/>
+        </w:rPr>
+        <w:t xml:space="preserve"> </w:t>
+      </w:r>
+      <w:proofErr w:type="spellStart"/>
+      <w:r>
+        <w:rPr>
+          <w:sz w:val="24"/>
+          <w:szCs w:val="24"/>
+        </w:rPr>
+        <w:t>quy</w:t>
+      </w:r>
+      <w:proofErr w:type="spellEnd"/>
+      <w:r>
+        <w:rPr>
+          <w:sz w:val="24"/>
+          <w:szCs w:val="24"/>
+        </w:rPr>
+        <w:t xml:space="preserve"> </w:t>
+      </w:r>
+      <w:proofErr w:type="spellStart"/>
+      <w:r>
+        <w:rPr>
+          <w:sz w:val="24"/>
+          <w:szCs w:val="24"/>
+        </w:rPr>
+        <w:t>đổi</w:t>
+      </w:r>
+      <w:proofErr w:type="spellEnd"/>
+      <w:r>
+        <w:rPr>
+          <w:sz w:val="24"/>
+          <w:szCs w:val="24"/>
+        </w:rPr>
+        <w:t>): </w:t>
+      </w:r>
+      <w:proofErr w:type="spellStart"/>
+      <w:r>
+        <w:rPr>
+          <w:sz w:val="24"/>
+          <w:szCs w:val="24"/>
+        </w:rPr>
+        <w:t>Chứa</w:t>
+      </w:r>
+      <w:proofErr w:type="spellEnd"/>
+      <w:r>
+        <w:rPr>
+          <w:sz w:val="24"/>
+          <w:szCs w:val="24"/>
+        </w:rPr>
+        <w:t xml:space="preserve"> </w:t>
+      </w:r>
+      <w:proofErr w:type="spellStart"/>
+      <w:r>
+        <w:rPr>
+          <w:sz w:val="24"/>
+          <w:szCs w:val="24"/>
+        </w:rPr>
+        <w:t>giá</w:t>
+      </w:r>
+      <w:proofErr w:type="spellEnd"/>
+      <w:r>
+        <w:rPr>
+          <w:sz w:val="24"/>
+          <w:szCs w:val="24"/>
+        </w:rPr>
+        <w:t xml:space="preserve"> </w:t>
+      </w:r>
+      <w:proofErr w:type="spellStart"/>
+      <w:r>
+        <w:rPr>
+          <w:sz w:val="24"/>
+          <w:szCs w:val="24"/>
+        </w:rPr>
+        <w:t>trị</w:t>
+      </w:r>
+      <w:proofErr w:type="spellEnd"/>
+      <w:r>
+        <w:rPr>
+          <w:sz w:val="24"/>
+          <w:szCs w:val="24"/>
+        </w:rPr>
+        <w:t xml:space="preserve"> C (Credit) </w:t>
+      </w:r>
+      <w:proofErr w:type="spellStart"/>
+      <w:r>
+        <w:rPr>
+          <w:sz w:val="24"/>
+          <w:szCs w:val="24"/>
+        </w:rPr>
+        <w:t>hoặc</w:t>
+      </w:r>
+      <w:proofErr w:type="spellEnd"/>
+      <w:r>
+        <w:rPr>
+          <w:sz w:val="24"/>
+          <w:szCs w:val="24"/>
+        </w:rPr>
+        <w:t xml:space="preserve"> D (Debit), </w:t>
+      </w:r>
+      <w:proofErr w:type="spellStart"/>
+      <w:r>
+        <w:rPr>
+          <w:sz w:val="24"/>
+          <w:szCs w:val="24"/>
+        </w:rPr>
+        <w:t>đóng</w:t>
+      </w:r>
+      <w:proofErr w:type="spellEnd"/>
+      <w:r>
+        <w:rPr>
+          <w:sz w:val="24"/>
+          <w:szCs w:val="24"/>
+        </w:rPr>
+        <w:t xml:space="preserve"> </w:t>
+      </w:r>
+      <w:proofErr w:type="spellStart"/>
+      <w:r>
+        <w:rPr>
+          <w:sz w:val="24"/>
+          <w:szCs w:val="24"/>
+        </w:rPr>
+        <w:t>vai</w:t>
+      </w:r>
+      <w:proofErr w:type="spellEnd"/>
+      <w:r>
+        <w:rPr>
+          <w:sz w:val="24"/>
+          <w:szCs w:val="24"/>
+        </w:rPr>
+        <w:t xml:space="preserve"> </w:t>
+      </w:r>
+      <w:proofErr w:type="spellStart"/>
+      <w:r>
+        <w:rPr>
+          <w:sz w:val="24"/>
+          <w:szCs w:val="24"/>
+        </w:rPr>
+        <w:t>trò</w:t>
+      </w:r>
+      <w:proofErr w:type="spellEnd"/>
+      <w:r>
+        <w:rPr>
+          <w:sz w:val="24"/>
+          <w:szCs w:val="24"/>
+        </w:rPr>
+        <w:t xml:space="preserve"> </w:t>
+      </w:r>
+      <w:proofErr w:type="spellStart"/>
+      <w:r>
+        <w:rPr>
+          <w:sz w:val="24"/>
+          <w:szCs w:val="24"/>
+        </w:rPr>
+        <w:t>là</w:t>
+      </w:r>
+      <w:proofErr w:type="spellEnd"/>
+      <w:r>
+        <w:rPr>
+          <w:sz w:val="24"/>
+          <w:szCs w:val="24"/>
+        </w:rPr>
+        <w:t xml:space="preserve"> </w:t>
+      </w:r>
+      <w:proofErr w:type="spellStart"/>
+      <w:r>
+        <w:rPr>
+          <w:sz w:val="24"/>
+          <w:szCs w:val="24"/>
+        </w:rPr>
+        <w:t>tham</w:t>
+      </w:r>
+      <w:proofErr w:type="spellEnd"/>
+      <w:r>
+        <w:rPr>
+          <w:sz w:val="24"/>
+          <w:szCs w:val="24"/>
+        </w:rPr>
+        <w:t xml:space="preserve"> </w:t>
+      </w:r>
+      <w:proofErr w:type="spellStart"/>
+      <w:r>
+        <w:rPr>
+          <w:sz w:val="24"/>
+          <w:szCs w:val="24"/>
+        </w:rPr>
+        <w:t>số</w:t>
+      </w:r>
+      <w:proofErr w:type="spellEnd"/>
+      <w:r>
+        <w:rPr>
+          <w:sz w:val="24"/>
+          <w:szCs w:val="24"/>
+        </w:rPr>
+        <w:t xml:space="preserve"> logic </w:t>
+      </w:r>
+      <w:proofErr w:type="spellStart"/>
+      <w:r>
+        <w:rPr>
+          <w:sz w:val="24"/>
+          <w:szCs w:val="24"/>
+        </w:rPr>
+        <w:t>để</w:t>
+      </w:r>
+      <w:proofErr w:type="spellEnd"/>
+      <w:r>
+        <w:rPr>
+          <w:sz w:val="24"/>
+          <w:szCs w:val="24"/>
+        </w:rPr>
+        <w:t xml:space="preserve"> </w:t>
+      </w:r>
+      <w:proofErr w:type="spellStart"/>
+      <w:r>
+        <w:rPr>
+          <w:sz w:val="24"/>
+          <w:szCs w:val="24"/>
+        </w:rPr>
+        <w:t>xác</w:t>
+      </w:r>
+      <w:proofErr w:type="spellEnd"/>
+      <w:r>
+        <w:rPr>
+          <w:sz w:val="24"/>
+          <w:szCs w:val="24"/>
+        </w:rPr>
+        <w:t xml:space="preserve"> </w:t>
+      </w:r>
+      <w:proofErr w:type="spellStart"/>
+      <w:r>
+        <w:rPr>
+          <w:sz w:val="24"/>
+          <w:szCs w:val="24"/>
+        </w:rPr>
+        <w:t>định</w:t>
+      </w:r>
+      <w:proofErr w:type="spellEnd"/>
+      <w:r>
+        <w:rPr>
+          <w:sz w:val="24"/>
+          <w:szCs w:val="24"/>
+        </w:rPr>
+        <w:t xml:space="preserve"> </w:t>
+      </w:r>
+      <w:proofErr w:type="spellStart"/>
+      <w:r>
+        <w:rPr>
+          <w:sz w:val="24"/>
+          <w:szCs w:val="24"/>
+        </w:rPr>
+        <w:t>việc</w:t>
+      </w:r>
+      <w:proofErr w:type="spellEnd"/>
+      <w:r>
+        <w:rPr>
+          <w:sz w:val="24"/>
+          <w:szCs w:val="24"/>
+        </w:rPr>
+        <w:t xml:space="preserve"> </w:t>
+      </w:r>
+      <w:proofErr w:type="spellStart"/>
+      <w:r>
+        <w:rPr>
+          <w:sz w:val="24"/>
+          <w:szCs w:val="24"/>
+        </w:rPr>
+        <w:t>chuyển</w:t>
+      </w:r>
+      <w:proofErr w:type="spellEnd"/>
+      <w:r>
+        <w:rPr>
+          <w:sz w:val="24"/>
+          <w:szCs w:val="24"/>
+        </w:rPr>
+        <w:t xml:space="preserve"> </w:t>
+      </w:r>
+      <w:proofErr w:type="spellStart"/>
+      <w:r>
+        <w:rPr>
+          <w:sz w:val="24"/>
+          <w:szCs w:val="24"/>
+        </w:rPr>
+        <w:t>đổi</w:t>
+      </w:r>
+      <w:proofErr w:type="spellEnd"/>
+      <w:r>
+        <w:rPr>
+          <w:sz w:val="24"/>
+          <w:szCs w:val="24"/>
+        </w:rPr>
+        <w:t xml:space="preserve"> </w:t>
+      </w:r>
+      <w:proofErr w:type="spellStart"/>
+      <w:r>
+        <w:rPr>
+          <w:sz w:val="24"/>
+          <w:szCs w:val="24"/>
+        </w:rPr>
+        <w:t>dấu</w:t>
+      </w:r>
+      <w:proofErr w:type="spellEnd"/>
+      <w:r>
+        <w:rPr>
+          <w:sz w:val="24"/>
+          <w:szCs w:val="24"/>
+        </w:rPr>
+        <w:t xml:space="preserve"> (</w:t>
+      </w:r>
+      <w:proofErr w:type="spellStart"/>
+      <w:r>
+        <w:rPr>
+          <w:sz w:val="24"/>
+          <w:szCs w:val="24"/>
+        </w:rPr>
+        <w:t>âm</w:t>
+      </w:r>
+      <w:proofErr w:type="spellEnd"/>
+      <w:r>
+        <w:rPr>
+          <w:sz w:val="24"/>
+          <w:szCs w:val="24"/>
+        </w:rPr>
+        <w:t>/</w:t>
+      </w:r>
+      <w:proofErr w:type="spellStart"/>
+      <w:r>
+        <w:rPr>
+          <w:sz w:val="24"/>
+          <w:szCs w:val="24"/>
+        </w:rPr>
+        <w:t>dương</w:t>
+      </w:r>
+      <w:proofErr w:type="spellEnd"/>
+      <w:r>
+        <w:rPr>
+          <w:sz w:val="24"/>
+          <w:szCs w:val="24"/>
+        </w:rPr>
+        <w:t xml:space="preserve">) </w:t>
+      </w:r>
+      <w:proofErr w:type="spellStart"/>
+      <w:r>
+        <w:rPr>
+          <w:sz w:val="24"/>
+          <w:szCs w:val="24"/>
+        </w:rPr>
+        <w:t>trong</w:t>
+      </w:r>
+      <w:proofErr w:type="spellEnd"/>
+      <w:r>
+        <w:rPr>
+          <w:sz w:val="24"/>
+          <w:szCs w:val="24"/>
+        </w:rPr>
+        <w:t xml:space="preserve"> </w:t>
+      </w:r>
+      <w:proofErr w:type="spellStart"/>
+      <w:r>
+        <w:rPr>
+          <w:sz w:val="24"/>
+          <w:szCs w:val="24"/>
+        </w:rPr>
+        <w:t>các</w:t>
+      </w:r>
+      <w:proofErr w:type="spellEnd"/>
+      <w:r>
+        <w:rPr>
+          <w:sz w:val="24"/>
+          <w:szCs w:val="24"/>
+        </w:rPr>
+        <w:t xml:space="preserve"> </w:t>
+      </w:r>
+      <w:proofErr w:type="spellStart"/>
+      <w:r>
+        <w:rPr>
+          <w:sz w:val="24"/>
+          <w:szCs w:val="24"/>
+        </w:rPr>
+        <w:t>thuật</w:t>
+      </w:r>
+      <w:proofErr w:type="spellEnd"/>
+      <w:r>
+        <w:rPr>
+          <w:sz w:val="24"/>
+          <w:szCs w:val="24"/>
+        </w:rPr>
+        <w:t xml:space="preserve"> </w:t>
+      </w:r>
+      <w:proofErr w:type="spellStart"/>
+      <w:r>
+        <w:rPr>
+          <w:sz w:val="24"/>
+          <w:szCs w:val="24"/>
+        </w:rPr>
+        <w:t>toán</w:t>
+      </w:r>
+      <w:proofErr w:type="spellEnd"/>
+      <w:r>
+        <w:rPr>
+          <w:sz w:val="24"/>
+          <w:szCs w:val="24"/>
+        </w:rPr>
+        <w:t xml:space="preserve"> </w:t>
+      </w:r>
+      <w:proofErr w:type="spellStart"/>
+      <w:r>
+        <w:rPr>
+          <w:sz w:val="24"/>
+          <w:szCs w:val="24"/>
+        </w:rPr>
+        <w:t>tổng</w:t>
+      </w:r>
+      <w:proofErr w:type="spellEnd"/>
+      <w:r>
+        <w:rPr>
+          <w:sz w:val="24"/>
+          <w:szCs w:val="24"/>
+        </w:rPr>
+        <w:t xml:space="preserve"> </w:t>
+      </w:r>
+      <w:proofErr w:type="spellStart"/>
+      <w:r>
+        <w:rPr>
+          <w:sz w:val="24"/>
+          <w:szCs w:val="24"/>
+        </w:rPr>
+        <w:t>hợp</w:t>
+      </w:r>
+      <w:proofErr w:type="spellEnd"/>
+      <w:r>
+        <w:rPr>
+          <w:sz w:val="24"/>
+          <w:szCs w:val="24"/>
+        </w:rPr>
+        <w:t xml:space="preserve"> </w:t>
+      </w:r>
+      <w:proofErr w:type="spellStart"/>
+      <w:r>
+        <w:rPr>
+          <w:sz w:val="24"/>
+          <w:szCs w:val="24"/>
+        </w:rPr>
+        <w:t>dữ</w:t>
+      </w:r>
+      <w:proofErr w:type="spellEnd"/>
+      <w:r>
+        <w:rPr>
+          <w:sz w:val="24"/>
+          <w:szCs w:val="24"/>
+        </w:rPr>
+        <w:t xml:space="preserve"> </w:t>
+      </w:r>
+      <w:proofErr w:type="spellStart"/>
+      <w:r>
+        <w:rPr>
+          <w:sz w:val="24"/>
+          <w:szCs w:val="24"/>
+        </w:rPr>
+        <w:t>liệu</w:t>
+      </w:r>
+      <w:proofErr w:type="spellEnd"/>
+      <w:r>
+        <w:rPr>
+          <w:sz w:val="24"/>
+          <w:szCs w:val="24"/>
+        </w:rPr>
+        <w:t>.</w:t>
       </w:r>
     </w:p>
     <w:p>
-      <w:r>
-        <w:t>-</w:t>
-      </w:r>
-      <w:r>
-        <w:t xml:space="preserve"> </w:t>
-      </w:r>
-      <w:r>
-        <w:t>qtrs (Quarters): Biểu thị khoảng thời gian của con số.</w:t>
+      <w:pPr>
+        <w:rPr>
+          <w:sz w:val="24"/>
+          <w:szCs w:val="24"/>
+        </w:rPr>
+      </w:pPr>
+      <w:r>
+        <w:rPr>
+          <w:sz w:val="24"/>
+          <w:szCs w:val="24"/>
+        </w:rPr>
+        <w:t xml:space="preserve">- </w:t>
+      </w:r>
+      <w:proofErr w:type="spellStart"/>
+      <w:r>
+        <w:rPr>
+          <w:sz w:val="24"/>
+          <w:szCs w:val="24"/>
+        </w:rPr>
+        <w:t>tlabel</w:t>
+      </w:r>
+      <w:proofErr w:type="spellEnd"/>
+      <w:r>
+        <w:rPr>
+          <w:sz w:val="24"/>
+          <w:szCs w:val="24"/>
+        </w:rPr>
+        <w:t> &amp; doc (</w:t>
+      </w:r>
+      <w:proofErr w:type="spellStart"/>
+      <w:r>
+        <w:rPr>
+          <w:sz w:val="24"/>
+          <w:szCs w:val="24"/>
+        </w:rPr>
+        <w:t>Dữ</w:t>
+      </w:r>
+      <w:proofErr w:type="spellEnd"/>
+      <w:r>
+        <w:rPr>
+          <w:sz w:val="24"/>
+          <w:szCs w:val="24"/>
+        </w:rPr>
+        <w:t xml:space="preserve"> </w:t>
+      </w:r>
+      <w:proofErr w:type="spellStart"/>
+      <w:r>
+        <w:rPr>
+          <w:sz w:val="24"/>
+          <w:szCs w:val="24"/>
+        </w:rPr>
+        <w:t>liệu</w:t>
+      </w:r>
+      <w:proofErr w:type="spellEnd"/>
+      <w:r>
+        <w:rPr>
+          <w:sz w:val="24"/>
+          <w:szCs w:val="24"/>
+        </w:rPr>
+        <w:t xml:space="preserve"> </w:t>
+      </w:r>
+      <w:proofErr w:type="spellStart"/>
+      <w:r>
+        <w:rPr>
+          <w:sz w:val="24"/>
+          <w:szCs w:val="24"/>
+        </w:rPr>
+        <w:t>hiển</w:t>
+      </w:r>
+      <w:proofErr w:type="spellEnd"/>
+      <w:r>
+        <w:rPr>
+          <w:sz w:val="24"/>
+          <w:szCs w:val="24"/>
+        </w:rPr>
+        <w:t xml:space="preserve"> </w:t>
+      </w:r>
+      <w:proofErr w:type="spellStart"/>
+      <w:r>
+        <w:rPr>
+          <w:sz w:val="24"/>
+          <w:szCs w:val="24"/>
+        </w:rPr>
+        <w:t>thị</w:t>
+      </w:r>
+      <w:proofErr w:type="spellEnd"/>
+      <w:r>
+        <w:rPr>
+          <w:sz w:val="24"/>
+          <w:szCs w:val="24"/>
+        </w:rPr>
+        <w:t>): </w:t>
+      </w:r>
+      <w:proofErr w:type="spellStart"/>
+      <w:r>
+        <w:rPr>
+          <w:sz w:val="24"/>
+          <w:szCs w:val="24"/>
+        </w:rPr>
+        <w:t>Cột</w:t>
+      </w:r>
+      <w:proofErr w:type="spellEnd"/>
+      <w:r>
+        <w:rPr>
+          <w:sz w:val="24"/>
+          <w:szCs w:val="24"/>
+        </w:rPr>
+        <w:t> </w:t>
+      </w:r>
+      <w:proofErr w:type="spellStart"/>
+      <w:r>
+        <w:rPr>
+          <w:sz w:val="24"/>
+          <w:szCs w:val="24"/>
+        </w:rPr>
+        <w:t>tlabel</w:t>
+      </w:r>
+      <w:proofErr w:type="spellEnd"/>
+      <w:r>
+        <w:rPr>
+          <w:sz w:val="24"/>
+          <w:szCs w:val="24"/>
+        </w:rPr>
+        <w:t> </w:t>
+      </w:r>
+      <w:proofErr w:type="spellStart"/>
+      <w:r>
+        <w:rPr>
+          <w:sz w:val="24"/>
+          <w:szCs w:val="24"/>
+        </w:rPr>
+        <w:t>cung</w:t>
+      </w:r>
+      <w:proofErr w:type="spellEnd"/>
+      <w:r>
+        <w:rPr>
+          <w:sz w:val="24"/>
+          <w:szCs w:val="24"/>
+        </w:rPr>
+        <w:t xml:space="preserve"> </w:t>
+      </w:r>
+      <w:proofErr w:type="spellStart"/>
+      <w:r>
+        <w:rPr>
+          <w:sz w:val="24"/>
+          <w:szCs w:val="24"/>
+        </w:rPr>
+        <w:t>cấp</w:t>
+      </w:r>
+      <w:proofErr w:type="spellEnd"/>
+      <w:r>
+        <w:rPr>
+          <w:sz w:val="24"/>
+          <w:szCs w:val="24"/>
+        </w:rPr>
+        <w:t xml:space="preserve"> </w:t>
+      </w:r>
+      <w:proofErr w:type="spellStart"/>
+      <w:r>
+        <w:rPr>
+          <w:sz w:val="24"/>
+          <w:szCs w:val="24"/>
+        </w:rPr>
+        <w:t>nhãn</w:t>
+      </w:r>
+      <w:proofErr w:type="spellEnd"/>
+      <w:r>
+        <w:rPr>
+          <w:sz w:val="24"/>
+          <w:szCs w:val="24"/>
+        </w:rPr>
+        <w:t xml:space="preserve"> </w:t>
+      </w:r>
+      <w:proofErr w:type="spellStart"/>
+      <w:r>
+        <w:rPr>
+          <w:sz w:val="24"/>
+          <w:szCs w:val="24"/>
+        </w:rPr>
+        <w:t>hiển</w:t>
+      </w:r>
+      <w:proofErr w:type="spellEnd"/>
+      <w:r>
+        <w:rPr>
+          <w:sz w:val="24"/>
+          <w:szCs w:val="24"/>
+        </w:rPr>
+        <w:t xml:space="preserve"> </w:t>
+      </w:r>
+      <w:proofErr w:type="spellStart"/>
+      <w:r>
+        <w:rPr>
+          <w:sz w:val="24"/>
+          <w:szCs w:val="24"/>
+        </w:rPr>
+        <w:t>thị</w:t>
+      </w:r>
+      <w:proofErr w:type="spellEnd"/>
+      <w:r>
+        <w:rPr>
+          <w:sz w:val="24"/>
+          <w:szCs w:val="24"/>
+        </w:rPr>
+        <w:t xml:space="preserve"> </w:t>
+      </w:r>
+      <w:proofErr w:type="spellStart"/>
+      <w:r>
+        <w:rPr>
+          <w:sz w:val="24"/>
+          <w:szCs w:val="24"/>
+        </w:rPr>
+        <w:t>rút</w:t>
+      </w:r>
+      <w:proofErr w:type="spellEnd"/>
+      <w:r>
+        <w:rPr>
+          <w:sz w:val="24"/>
+          <w:szCs w:val="24"/>
+        </w:rPr>
+        <w:t xml:space="preserve"> </w:t>
+      </w:r>
+      <w:proofErr w:type="spellStart"/>
+      <w:r>
+        <w:rPr>
+          <w:sz w:val="24"/>
+          <w:szCs w:val="24"/>
+        </w:rPr>
+        <w:t>gọn</w:t>
+      </w:r>
+      <w:proofErr w:type="spellEnd"/>
+      <w:r>
+        <w:rPr>
+          <w:sz w:val="24"/>
+          <w:szCs w:val="24"/>
+        </w:rPr>
+        <w:t xml:space="preserve"> </w:t>
+      </w:r>
+      <w:proofErr w:type="spellStart"/>
+      <w:r>
+        <w:rPr>
+          <w:sz w:val="24"/>
+          <w:szCs w:val="24"/>
+        </w:rPr>
+        <w:t>dành</w:t>
+      </w:r>
+      <w:proofErr w:type="spellEnd"/>
+      <w:r>
+        <w:rPr>
+          <w:sz w:val="24"/>
+          <w:szCs w:val="24"/>
+        </w:rPr>
+        <w:t xml:space="preserve"> </w:t>
+      </w:r>
+      <w:proofErr w:type="spellStart"/>
+      <w:r>
+        <w:rPr>
+          <w:sz w:val="24"/>
+          <w:szCs w:val="24"/>
+        </w:rPr>
+        <w:t>cho</w:t>
+      </w:r>
+      <w:proofErr w:type="spellEnd"/>
+      <w:r>
+        <w:rPr>
+          <w:sz w:val="24"/>
+          <w:szCs w:val="24"/>
+        </w:rPr>
+        <w:t xml:space="preserve"> </w:t>
+      </w:r>
+      <w:proofErr w:type="spellStart"/>
+      <w:r>
+        <w:rPr>
+          <w:sz w:val="24"/>
+          <w:szCs w:val="24"/>
+        </w:rPr>
+        <w:t>giao</w:t>
+      </w:r>
+      <w:proofErr w:type="spellEnd"/>
+      <w:r>
+        <w:rPr>
+          <w:sz w:val="24"/>
+          <w:szCs w:val="24"/>
+        </w:rPr>
+        <w:t xml:space="preserve"> </w:t>
+      </w:r>
+      <w:proofErr w:type="spellStart"/>
+      <w:r>
+        <w:rPr>
+          <w:sz w:val="24"/>
+          <w:szCs w:val="24"/>
+        </w:rPr>
+        <w:t>diện</w:t>
+      </w:r>
+      <w:proofErr w:type="spellEnd"/>
+      <w:r>
+        <w:rPr>
+          <w:sz w:val="24"/>
+          <w:szCs w:val="24"/>
+        </w:rPr>
+        <w:t xml:space="preserve"> </w:t>
+      </w:r>
+      <w:proofErr w:type="spellStart"/>
+      <w:r>
+        <w:rPr>
+          <w:sz w:val="24"/>
+          <w:szCs w:val="24"/>
+        </w:rPr>
+        <w:t>người</w:t>
+      </w:r>
+      <w:proofErr w:type="spellEnd"/>
+      <w:r>
+        <w:rPr>
+          <w:sz w:val="24"/>
+          <w:szCs w:val="24"/>
+        </w:rPr>
+        <w:t xml:space="preserve"> </w:t>
+      </w:r>
+      <w:proofErr w:type="spellStart"/>
+      <w:r>
+        <w:rPr>
+          <w:sz w:val="24"/>
+          <w:szCs w:val="24"/>
+        </w:rPr>
+        <w:t>dùng</w:t>
+      </w:r>
+      <w:proofErr w:type="spellEnd"/>
+      <w:r>
+        <w:rPr>
+          <w:sz w:val="24"/>
+          <w:szCs w:val="24"/>
+        </w:rPr>
+        <w:t xml:space="preserve"> (UI). </w:t>
+      </w:r>
+      <w:proofErr w:type="spellStart"/>
+      <w:r>
+        <w:rPr>
+          <w:sz w:val="24"/>
+          <w:szCs w:val="24"/>
+        </w:rPr>
+        <w:t>Cột</w:t>
+      </w:r>
+      <w:proofErr w:type="spellEnd"/>
+      <w:r>
+        <w:rPr>
+          <w:sz w:val="24"/>
+          <w:szCs w:val="24"/>
+        </w:rPr>
+        <w:t> doc </w:t>
+      </w:r>
+      <w:proofErr w:type="spellStart"/>
+      <w:r>
+        <w:rPr>
+          <w:sz w:val="24"/>
+          <w:szCs w:val="24"/>
+        </w:rPr>
+        <w:t>chứa</w:t>
+      </w:r>
+      <w:proofErr w:type="spellEnd"/>
+      <w:r>
+        <w:rPr>
+          <w:sz w:val="24"/>
+          <w:szCs w:val="24"/>
+        </w:rPr>
+        <w:t xml:space="preserve"> </w:t>
+      </w:r>
+      <w:proofErr w:type="spellStart"/>
+      <w:r>
+        <w:rPr>
+          <w:sz w:val="24"/>
+          <w:szCs w:val="24"/>
+        </w:rPr>
+        <w:t>văn</w:t>
+      </w:r>
+      <w:proofErr w:type="spellEnd"/>
+      <w:r>
+        <w:rPr>
+          <w:sz w:val="24"/>
+          <w:szCs w:val="24"/>
+        </w:rPr>
+        <w:t xml:space="preserve"> </w:t>
+      </w:r>
+      <w:proofErr w:type="spellStart"/>
+      <w:r>
+        <w:rPr>
+          <w:sz w:val="24"/>
+          <w:szCs w:val="24"/>
+        </w:rPr>
+        <w:t>bản</w:t>
+      </w:r>
+      <w:proofErr w:type="spellEnd"/>
+      <w:r>
+        <w:rPr>
+          <w:sz w:val="24"/>
+          <w:szCs w:val="24"/>
+        </w:rPr>
+        <w:t xml:space="preserve"> </w:t>
+      </w:r>
+      <w:proofErr w:type="spellStart"/>
+      <w:r>
+        <w:rPr>
+          <w:sz w:val="24"/>
+          <w:szCs w:val="24"/>
+        </w:rPr>
+        <w:t>mô</w:t>
+      </w:r>
+      <w:proofErr w:type="spellEnd"/>
+      <w:r>
+        <w:rPr>
+          <w:sz w:val="24"/>
+          <w:szCs w:val="24"/>
+        </w:rPr>
+        <w:t xml:space="preserve"> </w:t>
+      </w:r>
+      <w:proofErr w:type="spellStart"/>
+      <w:r>
+        <w:rPr>
+          <w:sz w:val="24"/>
+          <w:szCs w:val="24"/>
+        </w:rPr>
+        <w:t>tả</w:t>
+      </w:r>
+      <w:proofErr w:type="spellEnd"/>
+      <w:r>
+        <w:rPr>
+          <w:sz w:val="24"/>
+          <w:szCs w:val="24"/>
+        </w:rPr>
+        <w:t xml:space="preserve"> chi </w:t>
+      </w:r>
+      <w:proofErr w:type="spellStart"/>
+      <w:r>
+        <w:rPr>
+          <w:sz w:val="24"/>
+          <w:szCs w:val="24"/>
+        </w:rPr>
+        <w:t>tiết</w:t>
+      </w:r>
+      <w:proofErr w:type="spellEnd"/>
+      <w:r>
+        <w:rPr>
+          <w:sz w:val="24"/>
+          <w:szCs w:val="24"/>
+        </w:rPr>
+        <w:t xml:space="preserve"> ý </w:t>
+      </w:r>
+      <w:proofErr w:type="spellStart"/>
+      <w:r>
+        <w:rPr>
+          <w:sz w:val="24"/>
+          <w:szCs w:val="24"/>
+        </w:rPr>
+        <w:t>nghĩa</w:t>
+      </w:r>
+      <w:proofErr w:type="spellEnd"/>
+      <w:r>
+        <w:rPr>
+          <w:sz w:val="24"/>
+          <w:szCs w:val="24"/>
+        </w:rPr>
+        <w:t xml:space="preserve"> </w:t>
+      </w:r>
+      <w:proofErr w:type="spellStart"/>
+      <w:r>
+        <w:rPr>
+          <w:sz w:val="24"/>
+          <w:szCs w:val="24"/>
+        </w:rPr>
+        <w:t>nghiệp</w:t>
+      </w:r>
+      <w:proofErr w:type="spellEnd"/>
+      <w:r>
+        <w:rPr>
+          <w:sz w:val="24"/>
+          <w:szCs w:val="24"/>
+        </w:rPr>
+        <w:t xml:space="preserve"> </w:t>
+      </w:r>
+      <w:proofErr w:type="spellStart"/>
+      <w:r>
+        <w:rPr>
+          <w:sz w:val="24"/>
+          <w:szCs w:val="24"/>
+        </w:rPr>
+        <w:t>vụ</w:t>
+      </w:r>
+      <w:proofErr w:type="spellEnd"/>
+      <w:r>
+        <w:rPr>
+          <w:sz w:val="24"/>
+          <w:szCs w:val="24"/>
+        </w:rPr>
+        <w:t xml:space="preserve"> </w:t>
+      </w:r>
+      <w:proofErr w:type="spellStart"/>
+      <w:r>
+        <w:rPr>
+          <w:sz w:val="24"/>
+          <w:szCs w:val="24"/>
+        </w:rPr>
+        <w:t>của</w:t>
+      </w:r>
+      <w:proofErr w:type="spellEnd"/>
+      <w:r>
+        <w:rPr>
+          <w:sz w:val="24"/>
+          <w:szCs w:val="24"/>
+        </w:rPr>
+        <w:t xml:space="preserve"> </w:t>
+      </w:r>
+      <w:proofErr w:type="spellStart"/>
+      <w:r>
+        <w:rPr>
+          <w:sz w:val="24"/>
+          <w:szCs w:val="24"/>
+        </w:rPr>
+        <w:t>chỉ</w:t>
+      </w:r>
+      <w:proofErr w:type="spellEnd"/>
+      <w:r>
+        <w:rPr>
+          <w:sz w:val="24"/>
+          <w:szCs w:val="24"/>
+        </w:rPr>
+        <w:t xml:space="preserve"> </w:t>
+      </w:r>
+      <w:proofErr w:type="spellStart"/>
+      <w:r>
+        <w:rPr>
+          <w:sz w:val="24"/>
+          <w:szCs w:val="24"/>
+        </w:rPr>
+        <w:t>số</w:t>
+      </w:r>
+      <w:proofErr w:type="spellEnd"/>
+      <w:r>
+        <w:rPr>
+          <w:sz w:val="24"/>
+          <w:szCs w:val="24"/>
+        </w:rPr>
+        <w:t>.</w:t>
       </w:r>
     </w:p>
     <w:p>
-      <w:r>
-        <w:t xml:space="preserve">+ </w:t>
-      </w:r>
-      <w:r>
-        <w:t>qtrs = 0: Dành cho các chỉ số chốt tại 1 thời điểm như Bảng Cân đối Kế toán (Tổng tài sản, Tổng nợ).</w:t>
+      <w:pPr>
+        <w:rPr>
+          <w:sz w:val="24"/>
+          <w:szCs w:val="24"/>
+        </w:rPr>
+      </w:pPr>
+      <w:r>
+        <w:rPr>
+          <w:b/>
+          <w:bCs/>
+          <w:sz w:val="24"/>
+          <w:szCs w:val="24"/>
+        </w:rPr>
+        <w:t>4. pre.txt </w:t>
+      </w:r>
+      <w:r>
+        <w:rPr>
+          <w:sz w:val="24"/>
+          <w:szCs w:val="24"/>
+        </w:rPr>
+        <w:t>(</w:t>
+      </w:r>
+      <w:proofErr w:type="spellStart"/>
+      <w:r>
+        <w:rPr>
+          <w:sz w:val="24"/>
+          <w:szCs w:val="24"/>
+        </w:rPr>
+        <w:t>Cấu</w:t>
+      </w:r>
+      <w:proofErr w:type="spellEnd"/>
+      <w:r>
+        <w:rPr>
+          <w:sz w:val="24"/>
+          <w:szCs w:val="24"/>
+        </w:rPr>
+        <w:t xml:space="preserve"> </w:t>
+      </w:r>
+      <w:proofErr w:type="spellStart"/>
+      <w:r>
+        <w:rPr>
+          <w:sz w:val="24"/>
+          <w:szCs w:val="24"/>
+        </w:rPr>
+        <w:t>trúc</w:t>
+      </w:r>
+      <w:proofErr w:type="spellEnd"/>
+      <w:r>
+        <w:rPr>
+          <w:sz w:val="24"/>
+          <w:szCs w:val="24"/>
+        </w:rPr>
+        <w:t xml:space="preserve"> </w:t>
+      </w:r>
+      <w:proofErr w:type="spellStart"/>
+      <w:r>
+        <w:rPr>
+          <w:sz w:val="24"/>
+          <w:szCs w:val="24"/>
+        </w:rPr>
+        <w:t>Trình</w:t>
+      </w:r>
+      <w:proofErr w:type="spellEnd"/>
+      <w:r>
+        <w:rPr>
+          <w:sz w:val="24"/>
+          <w:szCs w:val="24"/>
+        </w:rPr>
+        <w:t xml:space="preserve"> </w:t>
+      </w:r>
+      <w:proofErr w:type="spellStart"/>
+      <w:r>
+        <w:rPr>
+          <w:sz w:val="24"/>
+          <w:szCs w:val="24"/>
+        </w:rPr>
+        <w:t>bày</w:t>
+      </w:r>
+      <w:proofErr w:type="spellEnd"/>
+      <w:r>
+        <w:rPr>
+          <w:sz w:val="24"/>
+          <w:szCs w:val="24"/>
+        </w:rPr>
+        <w:t xml:space="preserve"> - Presentation)</w:t>
       </w:r>
     </w:p>
     <w:p>
-      <w:r>
-        <w:t xml:space="preserve">+ </w:t>
-      </w:r>
-      <w:r>
-        <w:t>qtrs = 1: Dành cho các chỉ số phát sinh trong 1 quý như Kết quả Kinh doanh (Doanh thu, Lợi nhuận).</w:t>
+      <w:pPr>
+        <w:rPr>
+          <w:sz w:val="24"/>
+          <w:szCs w:val="24"/>
+        </w:rPr>
+      </w:pPr>
+      <w:r>
+        <w:rPr>
+          <w:sz w:val="24"/>
+          <w:szCs w:val="24"/>
+        </w:rPr>
+        <w:t>-</w:t>
+      </w:r>
+      <w:r>
+        <w:rPr>
+          <w:sz w:val="24"/>
+          <w:szCs w:val="24"/>
+        </w:rPr>
+        <w:t xml:space="preserve"> </w:t>
+      </w:r>
+      <w:proofErr w:type="spellStart"/>
+      <w:r>
+        <w:rPr>
+          <w:sz w:val="24"/>
+          <w:szCs w:val="24"/>
+        </w:rPr>
+        <w:t>Giúp</w:t>
+      </w:r>
+      <w:proofErr w:type="spellEnd"/>
+      <w:r>
+        <w:rPr>
+          <w:sz w:val="24"/>
+          <w:szCs w:val="24"/>
+        </w:rPr>
+        <w:t xml:space="preserve"> </w:t>
+      </w:r>
+      <w:proofErr w:type="spellStart"/>
+      <w:r>
+        <w:rPr>
+          <w:sz w:val="24"/>
+          <w:szCs w:val="24"/>
+        </w:rPr>
+        <w:t>tái</w:t>
+      </w:r>
+      <w:proofErr w:type="spellEnd"/>
+      <w:r>
+        <w:rPr>
+          <w:sz w:val="24"/>
+          <w:szCs w:val="24"/>
+        </w:rPr>
+        <w:t xml:space="preserve"> </w:t>
+      </w:r>
+      <w:proofErr w:type="spellStart"/>
+      <w:r>
+        <w:rPr>
+          <w:sz w:val="24"/>
+          <w:szCs w:val="24"/>
+        </w:rPr>
+        <w:t>tạo</w:t>
+      </w:r>
+      <w:proofErr w:type="spellEnd"/>
+      <w:r>
+        <w:rPr>
+          <w:sz w:val="24"/>
+          <w:szCs w:val="24"/>
+        </w:rPr>
+        <w:t xml:space="preserve"> </w:t>
+      </w:r>
+      <w:proofErr w:type="spellStart"/>
+      <w:r>
+        <w:rPr>
+          <w:sz w:val="24"/>
+          <w:szCs w:val="24"/>
+        </w:rPr>
+        <w:t>lại</w:t>
+      </w:r>
+      <w:proofErr w:type="spellEnd"/>
+      <w:r>
+        <w:rPr>
+          <w:sz w:val="24"/>
+          <w:szCs w:val="24"/>
+        </w:rPr>
+        <w:t xml:space="preserve"> </w:t>
+      </w:r>
+      <w:proofErr w:type="spellStart"/>
+      <w:r>
+        <w:rPr>
+          <w:sz w:val="24"/>
+          <w:szCs w:val="24"/>
+        </w:rPr>
+        <w:t>nguyên</w:t>
+      </w:r>
+      <w:proofErr w:type="spellEnd"/>
+      <w:r>
+        <w:rPr>
+          <w:sz w:val="24"/>
+          <w:szCs w:val="24"/>
+        </w:rPr>
+        <w:t xml:space="preserve"> </w:t>
+      </w:r>
+      <w:proofErr w:type="spellStart"/>
+      <w:r>
+        <w:rPr>
+          <w:sz w:val="24"/>
+          <w:szCs w:val="24"/>
+        </w:rPr>
+        <w:t>bản</w:t>
+      </w:r>
+      <w:proofErr w:type="spellEnd"/>
+      <w:r>
+        <w:rPr>
+          <w:sz w:val="24"/>
+          <w:szCs w:val="24"/>
+        </w:rPr>
+        <w:t xml:space="preserve"> </w:t>
+      </w:r>
+      <w:proofErr w:type="spellStart"/>
+      <w:r>
+        <w:rPr>
+          <w:sz w:val="24"/>
+          <w:szCs w:val="24"/>
+        </w:rPr>
+        <w:t>giao</w:t>
+      </w:r>
+      <w:proofErr w:type="spellEnd"/>
+      <w:r>
+        <w:rPr>
+          <w:sz w:val="24"/>
+          <w:szCs w:val="24"/>
+        </w:rPr>
+        <w:t xml:space="preserve"> </w:t>
+      </w:r>
+      <w:proofErr w:type="spellStart"/>
+      <w:r>
+        <w:rPr>
+          <w:sz w:val="24"/>
+          <w:szCs w:val="24"/>
+        </w:rPr>
+        <w:t>diện</w:t>
+      </w:r>
+      <w:proofErr w:type="spellEnd"/>
+      <w:r>
+        <w:rPr>
+          <w:sz w:val="24"/>
+          <w:szCs w:val="24"/>
+        </w:rPr>
+        <w:t xml:space="preserve"> </w:t>
+      </w:r>
+      <w:proofErr w:type="spellStart"/>
+      <w:r>
+        <w:rPr>
+          <w:sz w:val="24"/>
+          <w:szCs w:val="24"/>
+        </w:rPr>
+        <w:t>tờ</w:t>
+      </w:r>
+      <w:proofErr w:type="spellEnd"/>
+      <w:r>
+        <w:rPr>
+          <w:sz w:val="24"/>
+          <w:szCs w:val="24"/>
+        </w:rPr>
+        <w:t xml:space="preserve"> </w:t>
+      </w:r>
+      <w:proofErr w:type="spellStart"/>
+      <w:r>
+        <w:rPr>
+          <w:sz w:val="24"/>
+          <w:szCs w:val="24"/>
+        </w:rPr>
+        <w:t>báo</w:t>
+      </w:r>
+      <w:proofErr w:type="spellEnd"/>
+      <w:r>
+        <w:rPr>
+          <w:sz w:val="24"/>
+          <w:szCs w:val="24"/>
+        </w:rPr>
+        <w:t xml:space="preserve"> </w:t>
+      </w:r>
+      <w:proofErr w:type="spellStart"/>
+      <w:r>
+        <w:rPr>
+          <w:sz w:val="24"/>
+          <w:szCs w:val="24"/>
+        </w:rPr>
+        <w:t>cáo</w:t>
+      </w:r>
+      <w:proofErr w:type="spellEnd"/>
+      <w:r>
+        <w:rPr>
+          <w:sz w:val="24"/>
+          <w:szCs w:val="24"/>
+        </w:rPr>
+        <w:t xml:space="preserve"> </w:t>
+      </w:r>
+      <w:proofErr w:type="spellStart"/>
+      <w:r>
+        <w:rPr>
+          <w:sz w:val="24"/>
+          <w:szCs w:val="24"/>
+        </w:rPr>
+        <w:t>nếu</w:t>
+      </w:r>
+      <w:proofErr w:type="spellEnd"/>
+      <w:r>
+        <w:rPr>
+          <w:sz w:val="24"/>
+          <w:szCs w:val="24"/>
+        </w:rPr>
+        <w:t xml:space="preserve"> </w:t>
+      </w:r>
+      <w:proofErr w:type="spellStart"/>
+      <w:r>
+        <w:rPr>
+          <w:sz w:val="24"/>
+          <w:szCs w:val="24"/>
+        </w:rPr>
+        <w:t>muốn</w:t>
+      </w:r>
+      <w:proofErr w:type="spellEnd"/>
+      <w:r>
+        <w:rPr>
+          <w:sz w:val="24"/>
+          <w:szCs w:val="24"/>
+        </w:rPr>
+        <w:t xml:space="preserve"> in </w:t>
+      </w:r>
+      <w:proofErr w:type="spellStart"/>
+      <w:r>
+        <w:rPr>
+          <w:sz w:val="24"/>
+          <w:szCs w:val="24"/>
+        </w:rPr>
+        <w:t>ra</w:t>
+      </w:r>
+      <w:proofErr w:type="spellEnd"/>
+      <w:r>
+        <w:rPr>
+          <w:sz w:val="24"/>
+          <w:szCs w:val="24"/>
+        </w:rPr>
+        <w:t xml:space="preserve"> </w:t>
+      </w:r>
+      <w:proofErr w:type="spellStart"/>
+      <w:r>
+        <w:rPr>
+          <w:sz w:val="24"/>
+          <w:szCs w:val="24"/>
+        </w:rPr>
+        <w:t>màn</w:t>
+      </w:r>
+      <w:proofErr w:type="spellEnd"/>
+      <w:r>
+        <w:rPr>
+          <w:sz w:val="24"/>
+          <w:szCs w:val="24"/>
+        </w:rPr>
+        <w:t xml:space="preserve"> </w:t>
+      </w:r>
+      <w:proofErr w:type="spellStart"/>
+      <w:r>
+        <w:rPr>
+          <w:sz w:val="24"/>
+          <w:szCs w:val="24"/>
+        </w:rPr>
+        <w:t>hình</w:t>
+      </w:r>
+      <w:proofErr w:type="spellEnd"/>
+      <w:r>
+        <w:rPr>
+          <w:sz w:val="24"/>
+          <w:szCs w:val="24"/>
+        </w:rPr>
+        <w:t>.</w:t>
       </w:r>
     </w:p>
     <w:p>
-      <w:r>
-        <w:t xml:space="preserve">+ </w:t>
-      </w:r>
-      <w:r>
-        <w:t>qtrs = 4: Phát sinh trong cả 1 năm (dành cho báo cáo 10-K).</w:t>
+      <w:pPr>
+        <w:rPr>
+          <w:sz w:val="24"/>
+          <w:szCs w:val="24"/>
+        </w:rPr>
+      </w:pPr>
+      <w:r>
+        <w:rPr>
+          <w:sz w:val="24"/>
+          <w:szCs w:val="24"/>
+        </w:rPr>
+        <w:t xml:space="preserve">- </w:t>
+      </w:r>
+      <w:proofErr w:type="spellStart"/>
+      <w:r>
+        <w:rPr>
+          <w:sz w:val="24"/>
+          <w:szCs w:val="24"/>
+        </w:rPr>
+        <w:t>stmt</w:t>
+      </w:r>
+      <w:proofErr w:type="spellEnd"/>
+      <w:r>
+        <w:rPr>
+          <w:sz w:val="24"/>
+          <w:szCs w:val="24"/>
+        </w:rPr>
+        <w:t> (Statement Type): </w:t>
+      </w:r>
+      <w:r>
+        <w:rPr>
+          <w:sz w:val="24"/>
+          <w:szCs w:val="24"/>
+        </w:rPr>
+        <w:t>Cho</w:t>
+      </w:r>
+      <w:r>
+        <w:rPr>
+          <w:sz w:val="24"/>
+          <w:szCs w:val="24"/>
+        </w:rPr>
+        <w:t xml:space="preserve"> </w:t>
+      </w:r>
+      <w:proofErr w:type="spellStart"/>
+      <w:r>
+        <w:rPr>
+          <w:sz w:val="24"/>
+          <w:szCs w:val="24"/>
+        </w:rPr>
+        <w:t>biết</w:t>
+      </w:r>
+      <w:proofErr w:type="spellEnd"/>
+      <w:r>
+        <w:rPr>
+          <w:sz w:val="24"/>
+          <w:szCs w:val="24"/>
+        </w:rPr>
+        <w:t xml:space="preserve"> con </w:t>
+      </w:r>
+      <w:proofErr w:type="spellStart"/>
+      <w:r>
+        <w:rPr>
+          <w:sz w:val="24"/>
+          <w:szCs w:val="24"/>
+        </w:rPr>
+        <w:t>số</w:t>
+      </w:r>
+      <w:proofErr w:type="spellEnd"/>
+      <w:r>
+        <w:rPr>
+          <w:sz w:val="24"/>
+          <w:szCs w:val="24"/>
+        </w:rPr>
+        <w:t xml:space="preserve"> </w:t>
+      </w:r>
+      <w:proofErr w:type="spellStart"/>
+      <w:r>
+        <w:rPr>
+          <w:sz w:val="24"/>
+          <w:szCs w:val="24"/>
+        </w:rPr>
+        <w:t>này</w:t>
+      </w:r>
+      <w:proofErr w:type="spellEnd"/>
+      <w:r>
+        <w:rPr>
+          <w:sz w:val="24"/>
+          <w:szCs w:val="24"/>
+        </w:rPr>
+        <w:t xml:space="preserve"> </w:t>
+      </w:r>
+      <w:proofErr w:type="spellStart"/>
+      <w:r>
+        <w:rPr>
+          <w:sz w:val="24"/>
+          <w:szCs w:val="24"/>
+        </w:rPr>
+        <w:t>nằm</w:t>
+      </w:r>
+      <w:proofErr w:type="spellEnd"/>
+      <w:r>
+        <w:rPr>
+          <w:sz w:val="24"/>
+          <w:szCs w:val="24"/>
+        </w:rPr>
+        <w:t xml:space="preserve"> ở </w:t>
+      </w:r>
+      <w:proofErr w:type="spellStart"/>
+      <w:r>
+        <w:rPr>
+          <w:sz w:val="24"/>
+          <w:szCs w:val="24"/>
+        </w:rPr>
+        <w:t>bảng</w:t>
+      </w:r>
+      <w:proofErr w:type="spellEnd"/>
+      <w:r>
+        <w:rPr>
+          <w:sz w:val="24"/>
+          <w:szCs w:val="24"/>
+        </w:rPr>
+        <w:t xml:space="preserve"> </w:t>
+      </w:r>
+      <w:proofErr w:type="spellStart"/>
+      <w:r>
+        <w:rPr>
+          <w:sz w:val="24"/>
+          <w:szCs w:val="24"/>
+        </w:rPr>
+        <w:t>nào</w:t>
+      </w:r>
+      <w:proofErr w:type="spellEnd"/>
+      <w:r>
+        <w:rPr>
+          <w:sz w:val="24"/>
+          <w:szCs w:val="24"/>
+        </w:rPr>
+        <w:t xml:space="preserve">. BS (Balance Sheet - </w:t>
+      </w:r>
+      <w:proofErr w:type="spellStart"/>
+      <w:r>
+        <w:rPr>
+          <w:sz w:val="24"/>
+          <w:szCs w:val="24"/>
+        </w:rPr>
+        <w:t>Cân</w:t>
+      </w:r>
+      <w:proofErr w:type="spellEnd"/>
+      <w:r>
+        <w:rPr>
+          <w:sz w:val="24"/>
+          <w:szCs w:val="24"/>
+        </w:rPr>
+        <w:t xml:space="preserve"> </w:t>
+      </w:r>
+      <w:proofErr w:type="spellStart"/>
+      <w:r>
+        <w:rPr>
+          <w:sz w:val="24"/>
+          <w:szCs w:val="24"/>
+        </w:rPr>
+        <w:t>đối</w:t>
+      </w:r>
+      <w:proofErr w:type="spellEnd"/>
+      <w:r>
+        <w:rPr>
+          <w:sz w:val="24"/>
+          <w:szCs w:val="24"/>
+        </w:rPr>
+        <w:t xml:space="preserve"> </w:t>
+      </w:r>
+      <w:proofErr w:type="spellStart"/>
+      <w:r>
+        <w:rPr>
+          <w:sz w:val="24"/>
+          <w:szCs w:val="24"/>
+        </w:rPr>
+        <w:t>kế</w:t>
+      </w:r>
+      <w:proofErr w:type="spellEnd"/>
+      <w:r>
+        <w:rPr>
+          <w:sz w:val="24"/>
+          <w:szCs w:val="24"/>
+        </w:rPr>
+        <w:t xml:space="preserve"> </w:t>
+      </w:r>
+      <w:proofErr w:type="spellStart"/>
+      <w:r>
+        <w:rPr>
+          <w:sz w:val="24"/>
+          <w:szCs w:val="24"/>
+        </w:rPr>
+        <w:t>toán</w:t>
+      </w:r>
+      <w:proofErr w:type="spellEnd"/>
+      <w:r>
+        <w:rPr>
+          <w:sz w:val="24"/>
+          <w:szCs w:val="24"/>
+        </w:rPr>
+        <w:t xml:space="preserve">), IS (Income Statement - KQ Kinh </w:t>
+      </w:r>
+      <w:proofErr w:type="spellStart"/>
+      <w:r>
+        <w:rPr>
+          <w:sz w:val="24"/>
+          <w:szCs w:val="24"/>
+        </w:rPr>
+        <w:t>doanh</w:t>
+      </w:r>
+      <w:proofErr w:type="spellEnd"/>
+      <w:r>
+        <w:rPr>
+          <w:sz w:val="24"/>
+          <w:szCs w:val="24"/>
+        </w:rPr>
+        <w:t xml:space="preserve">), CF (Cash Flows - Lưu </w:t>
+      </w:r>
+      <w:proofErr w:type="spellStart"/>
+      <w:r>
+        <w:rPr>
+          <w:sz w:val="24"/>
+          <w:szCs w:val="24"/>
+        </w:rPr>
+        <w:t>chuyển</w:t>
+      </w:r>
+      <w:proofErr w:type="spellEnd"/>
+      <w:r>
+        <w:rPr>
+          <w:sz w:val="24"/>
+          <w:szCs w:val="24"/>
+        </w:rPr>
+        <w:t xml:space="preserve"> </w:t>
+      </w:r>
+      <w:proofErr w:type="spellStart"/>
+      <w:r>
+        <w:rPr>
+          <w:sz w:val="24"/>
+          <w:szCs w:val="24"/>
+        </w:rPr>
+        <w:t>tiền</w:t>
+      </w:r>
+      <w:proofErr w:type="spellEnd"/>
+      <w:r>
+        <w:rPr>
+          <w:sz w:val="24"/>
+          <w:szCs w:val="24"/>
+        </w:rPr>
+        <w:t xml:space="preserve"> </w:t>
+      </w:r>
+      <w:proofErr w:type="spellStart"/>
+      <w:r>
+        <w:rPr>
+          <w:sz w:val="24"/>
+          <w:szCs w:val="24"/>
+        </w:rPr>
+        <w:t>tệ</w:t>
+      </w:r>
+      <w:proofErr w:type="spellEnd"/>
+      <w:r>
+        <w:rPr>
+          <w:sz w:val="24"/>
+          <w:szCs w:val="24"/>
+        </w:rPr>
+        <w:t>).</w:t>
       </w:r>
     </w:p>
     <w:p>
-      <w:r>
+      <w:pPr>
+        <w:rPr>
+          <w:sz w:val="24"/>
+          <w:szCs w:val="24"/>
+        </w:rPr>
+      </w:pPr>
+      <w:r>
+        <w:rPr>
+          <w:sz w:val="24"/>
+          <w:szCs w:val="24"/>
+        </w:rPr>
         <w:t xml:space="preserve">- </w:t>
       </w:r>
       <w:r>
-        <w:t>uom (Unit of Measure): Đơn vị tính (thường là USD, hoặc shares nếu là số lượng cổ phiếu).</w:t>
+        <w:rPr>
+          <w:sz w:val="24"/>
+          <w:szCs w:val="24"/>
+        </w:rPr>
+        <w:t>line: </w:t>
+      </w:r>
+      <w:proofErr w:type="spellStart"/>
+      <w:r>
+        <w:rPr>
+          <w:sz w:val="24"/>
+          <w:szCs w:val="24"/>
+        </w:rPr>
+        <w:t>Thứ</w:t>
+      </w:r>
+      <w:proofErr w:type="spellEnd"/>
+      <w:r>
+        <w:rPr>
+          <w:sz w:val="24"/>
+          <w:szCs w:val="24"/>
+        </w:rPr>
+        <w:t xml:space="preserve"> </w:t>
+      </w:r>
+      <w:proofErr w:type="spellStart"/>
+      <w:r>
+        <w:rPr>
+          <w:sz w:val="24"/>
+          <w:szCs w:val="24"/>
+        </w:rPr>
+        <w:t>tự</w:t>
+      </w:r>
+      <w:proofErr w:type="spellEnd"/>
+      <w:r>
+        <w:rPr>
+          <w:sz w:val="24"/>
+          <w:szCs w:val="24"/>
+        </w:rPr>
+        <w:t xml:space="preserve"> </w:t>
+      </w:r>
+      <w:proofErr w:type="spellStart"/>
+      <w:r>
+        <w:rPr>
+          <w:sz w:val="24"/>
+          <w:szCs w:val="24"/>
+        </w:rPr>
+        <w:t>dòng</w:t>
+      </w:r>
+      <w:proofErr w:type="spellEnd"/>
+      <w:r>
+        <w:rPr>
+          <w:sz w:val="24"/>
+          <w:szCs w:val="24"/>
+        </w:rPr>
+        <w:t xml:space="preserve"> </w:t>
+      </w:r>
+      <w:proofErr w:type="spellStart"/>
+      <w:r>
+        <w:rPr>
+          <w:sz w:val="24"/>
+          <w:szCs w:val="24"/>
+        </w:rPr>
+        <w:t>hiển</w:t>
+      </w:r>
+      <w:proofErr w:type="spellEnd"/>
+      <w:r>
+        <w:rPr>
+          <w:sz w:val="24"/>
+          <w:szCs w:val="24"/>
+        </w:rPr>
+        <w:t xml:space="preserve"> </w:t>
+      </w:r>
+      <w:proofErr w:type="spellStart"/>
+      <w:r>
+        <w:rPr>
+          <w:sz w:val="24"/>
+          <w:szCs w:val="24"/>
+        </w:rPr>
+        <w:t>thị</w:t>
+      </w:r>
+      <w:proofErr w:type="spellEnd"/>
+      <w:r>
+        <w:rPr>
+          <w:sz w:val="24"/>
+          <w:szCs w:val="24"/>
+        </w:rPr>
+        <w:t xml:space="preserve"> </w:t>
+      </w:r>
+      <w:proofErr w:type="spellStart"/>
+      <w:r>
+        <w:rPr>
+          <w:sz w:val="24"/>
+          <w:szCs w:val="24"/>
+        </w:rPr>
+        <w:t>từ</w:t>
+      </w:r>
+      <w:proofErr w:type="spellEnd"/>
+      <w:r>
+        <w:rPr>
+          <w:sz w:val="24"/>
+          <w:szCs w:val="24"/>
+        </w:rPr>
+        <w:t xml:space="preserve"> </w:t>
+      </w:r>
+      <w:proofErr w:type="spellStart"/>
+      <w:r>
+        <w:rPr>
+          <w:sz w:val="24"/>
+          <w:szCs w:val="24"/>
+        </w:rPr>
+        <w:t>trên</w:t>
+      </w:r>
+      <w:proofErr w:type="spellEnd"/>
+      <w:r>
+        <w:rPr>
+          <w:sz w:val="24"/>
+          <w:szCs w:val="24"/>
+        </w:rPr>
+        <w:t xml:space="preserve"> </w:t>
+      </w:r>
+      <w:proofErr w:type="spellStart"/>
+      <w:r>
+        <w:rPr>
+          <w:sz w:val="24"/>
+          <w:szCs w:val="24"/>
+        </w:rPr>
+        <w:t>xuống</w:t>
+      </w:r>
+      <w:proofErr w:type="spellEnd"/>
+      <w:r>
+        <w:rPr>
+          <w:sz w:val="24"/>
+          <w:szCs w:val="24"/>
+        </w:rPr>
+        <w:t xml:space="preserve"> </w:t>
+      </w:r>
+      <w:proofErr w:type="spellStart"/>
+      <w:r>
+        <w:rPr>
+          <w:sz w:val="24"/>
+          <w:szCs w:val="24"/>
+        </w:rPr>
+        <w:t>dưới</w:t>
+      </w:r>
+      <w:proofErr w:type="spellEnd"/>
+      <w:r>
+        <w:rPr>
+          <w:sz w:val="24"/>
+          <w:szCs w:val="24"/>
+        </w:rPr>
+        <w:t>.</w:t>
       </w:r>
     </w:p>
     <w:p>
-      <w:r>
+      <w:pPr>
+        <w:rPr>
+          <w:sz w:val="24"/>
+          <w:szCs w:val="24"/>
+        </w:rPr>
+      </w:pPr>
+      <w:r>
+        <w:rPr>
+          <w:sz w:val="24"/>
+          <w:szCs w:val="24"/>
+        </w:rPr>
         <w:t xml:space="preserve">- </w:t>
       </w:r>
-      <w:r>
-        <w:t>value: Giá trị thực tế của con số.</w:t>
-      </w:r>
-    </w:p>
-    <w:p/>
-    <w:p>
-      <w:pPr>
-        <w:rPr>
-          <w:b/>
-          <w:bCs/>
-        </w:rPr>
-      </w:pPr>
-      <w:r>
-        <w:rPr>
-          <w:b/>
-          <w:bCs/>
-        </w:rPr>
-        <w:lastRenderedPageBreak/>
-        <w:t>3. tag.txt</w:t>
+      <w:proofErr w:type="spellStart"/>
+      <w:r>
+        <w:rPr>
+          <w:sz w:val="24"/>
+          <w:szCs w:val="24"/>
+        </w:rPr>
+        <w:t>inpth</w:t>
+      </w:r>
+      <w:proofErr w:type="spellEnd"/>
+      <w:r>
+        <w:rPr>
+          <w:sz w:val="24"/>
+          <w:szCs w:val="24"/>
+        </w:rPr>
+        <w:t> (Indent Depth): </w:t>
+      </w:r>
+      <w:proofErr w:type="spellStart"/>
+      <w:r>
+        <w:rPr>
+          <w:sz w:val="24"/>
+          <w:szCs w:val="24"/>
+        </w:rPr>
+        <w:t>Độ</w:t>
+      </w:r>
+      <w:proofErr w:type="spellEnd"/>
+      <w:r>
+        <w:rPr>
+          <w:sz w:val="24"/>
+          <w:szCs w:val="24"/>
+        </w:rPr>
+        <w:t xml:space="preserve"> </w:t>
+      </w:r>
+      <w:proofErr w:type="spellStart"/>
+      <w:r>
+        <w:rPr>
+          <w:sz w:val="24"/>
+          <w:szCs w:val="24"/>
+        </w:rPr>
+        <w:t>thụt</w:t>
+      </w:r>
+      <w:proofErr w:type="spellEnd"/>
+      <w:r>
+        <w:rPr>
+          <w:sz w:val="24"/>
+          <w:szCs w:val="24"/>
+        </w:rPr>
+        <w:t xml:space="preserve"> </w:t>
+      </w:r>
+      <w:proofErr w:type="spellStart"/>
+      <w:r>
+        <w:rPr>
+          <w:sz w:val="24"/>
+          <w:szCs w:val="24"/>
+        </w:rPr>
+        <w:t>lề</w:t>
+      </w:r>
+      <w:proofErr w:type="spellEnd"/>
+      <w:r>
+        <w:rPr>
+          <w:sz w:val="24"/>
+          <w:szCs w:val="24"/>
+        </w:rPr>
+        <w:t xml:space="preserve">. </w:t>
+      </w:r>
+      <w:proofErr w:type="spellStart"/>
+      <w:r>
+        <w:rPr>
+          <w:sz w:val="24"/>
+          <w:szCs w:val="24"/>
+        </w:rPr>
+        <w:t>Ví</w:t>
+      </w:r>
+      <w:proofErr w:type="spellEnd"/>
+      <w:r>
+        <w:rPr>
+          <w:sz w:val="24"/>
+          <w:szCs w:val="24"/>
+        </w:rPr>
+        <w:t xml:space="preserve"> </w:t>
+      </w:r>
+      <w:proofErr w:type="spellStart"/>
+      <w:r>
+        <w:rPr>
+          <w:sz w:val="24"/>
+          <w:szCs w:val="24"/>
+        </w:rPr>
+        <w:t>dụ</w:t>
+      </w:r>
+      <w:proofErr w:type="spellEnd"/>
+      <w:r>
+        <w:rPr>
+          <w:sz w:val="24"/>
+          <w:szCs w:val="24"/>
+        </w:rPr>
+        <w:t xml:space="preserve"> "Tài </w:t>
+      </w:r>
+      <w:proofErr w:type="spellStart"/>
+      <w:r>
+        <w:rPr>
+          <w:sz w:val="24"/>
+          <w:szCs w:val="24"/>
+        </w:rPr>
+        <w:t>sản</w:t>
+      </w:r>
+      <w:proofErr w:type="spellEnd"/>
+      <w:r>
+        <w:rPr>
+          <w:sz w:val="24"/>
+          <w:szCs w:val="24"/>
+        </w:rPr>
+        <w:t xml:space="preserve"> </w:t>
+      </w:r>
+      <w:proofErr w:type="spellStart"/>
+      <w:r>
+        <w:rPr>
+          <w:sz w:val="24"/>
+          <w:szCs w:val="24"/>
+        </w:rPr>
+        <w:t>ngắn</w:t>
+      </w:r>
+      <w:proofErr w:type="spellEnd"/>
+      <w:r>
+        <w:rPr>
+          <w:sz w:val="24"/>
+          <w:szCs w:val="24"/>
+        </w:rPr>
+        <w:t xml:space="preserve"> </w:t>
+      </w:r>
+      <w:proofErr w:type="spellStart"/>
+      <w:r>
+        <w:rPr>
+          <w:sz w:val="24"/>
+          <w:szCs w:val="24"/>
+        </w:rPr>
+        <w:t>hạn</w:t>
+      </w:r>
+      <w:proofErr w:type="spellEnd"/>
+      <w:r>
+        <w:rPr>
+          <w:sz w:val="24"/>
+          <w:szCs w:val="24"/>
+        </w:rPr>
+        <w:t xml:space="preserve">" </w:t>
+      </w:r>
+      <w:proofErr w:type="spellStart"/>
+      <w:r>
+        <w:rPr>
+          <w:sz w:val="24"/>
+          <w:szCs w:val="24"/>
+        </w:rPr>
+        <w:t>thụt</w:t>
+      </w:r>
+      <w:proofErr w:type="spellEnd"/>
+      <w:r>
+        <w:rPr>
+          <w:sz w:val="24"/>
+          <w:szCs w:val="24"/>
+        </w:rPr>
+        <w:t xml:space="preserve"> </w:t>
+      </w:r>
+      <w:proofErr w:type="spellStart"/>
+      <w:r>
+        <w:rPr>
+          <w:sz w:val="24"/>
+          <w:szCs w:val="24"/>
+        </w:rPr>
+        <w:t>lề</w:t>
+      </w:r>
+      <w:proofErr w:type="spellEnd"/>
+      <w:r>
+        <w:rPr>
+          <w:sz w:val="24"/>
+          <w:szCs w:val="24"/>
+        </w:rPr>
+        <w:t xml:space="preserve"> </w:t>
+      </w:r>
+      <w:proofErr w:type="spellStart"/>
+      <w:r>
+        <w:rPr>
+          <w:sz w:val="24"/>
+          <w:szCs w:val="24"/>
+        </w:rPr>
+        <w:t>cấp</w:t>
+      </w:r>
+      <w:proofErr w:type="spellEnd"/>
+      <w:r>
+        <w:rPr>
+          <w:sz w:val="24"/>
+          <w:szCs w:val="24"/>
+        </w:rPr>
+        <w:t xml:space="preserve"> 1, </w:t>
+      </w:r>
+      <w:proofErr w:type="spellStart"/>
+      <w:r>
+        <w:rPr>
+          <w:sz w:val="24"/>
+          <w:szCs w:val="24"/>
+        </w:rPr>
+        <w:t>bên</w:t>
+      </w:r>
+      <w:proofErr w:type="spellEnd"/>
+      <w:r>
+        <w:rPr>
+          <w:sz w:val="24"/>
+          <w:szCs w:val="24"/>
+        </w:rPr>
+        <w:t xml:space="preserve"> </w:t>
+      </w:r>
+      <w:proofErr w:type="spellStart"/>
+      <w:r>
+        <w:rPr>
+          <w:sz w:val="24"/>
+          <w:szCs w:val="24"/>
+        </w:rPr>
+        <w:t>trong</w:t>
+      </w:r>
+      <w:proofErr w:type="spellEnd"/>
+      <w:r>
+        <w:rPr>
+          <w:sz w:val="24"/>
+          <w:szCs w:val="24"/>
+        </w:rPr>
+        <w:t xml:space="preserve"> </w:t>
+      </w:r>
+      <w:proofErr w:type="spellStart"/>
+      <w:r>
+        <w:rPr>
+          <w:sz w:val="24"/>
+          <w:szCs w:val="24"/>
+        </w:rPr>
+        <w:t>có</w:t>
+      </w:r>
+      <w:proofErr w:type="spellEnd"/>
+      <w:r>
+        <w:rPr>
+          <w:sz w:val="24"/>
+          <w:szCs w:val="24"/>
+        </w:rPr>
+        <w:t xml:space="preserve"> "</w:t>
+      </w:r>
+      <w:proofErr w:type="spellStart"/>
+      <w:r>
+        <w:rPr>
+          <w:sz w:val="24"/>
+          <w:szCs w:val="24"/>
+        </w:rPr>
+        <w:t>Tiền</w:t>
+      </w:r>
+      <w:proofErr w:type="spellEnd"/>
+      <w:r>
+        <w:rPr>
+          <w:sz w:val="24"/>
+          <w:szCs w:val="24"/>
+        </w:rPr>
+        <w:t xml:space="preserve"> </w:t>
+      </w:r>
+      <w:proofErr w:type="spellStart"/>
+      <w:r>
+        <w:rPr>
+          <w:sz w:val="24"/>
+          <w:szCs w:val="24"/>
+        </w:rPr>
+        <w:t>mặt</w:t>
+      </w:r>
+      <w:proofErr w:type="spellEnd"/>
+      <w:r>
+        <w:rPr>
+          <w:sz w:val="24"/>
+          <w:szCs w:val="24"/>
+        </w:rPr>
+        <w:t xml:space="preserve">" </w:t>
+      </w:r>
+      <w:proofErr w:type="spellStart"/>
+      <w:r>
+        <w:rPr>
+          <w:sz w:val="24"/>
+          <w:szCs w:val="24"/>
+        </w:rPr>
+        <w:t>thụt</w:t>
+      </w:r>
+      <w:proofErr w:type="spellEnd"/>
+      <w:r>
+        <w:rPr>
+          <w:sz w:val="24"/>
+          <w:szCs w:val="24"/>
+        </w:rPr>
+        <w:t xml:space="preserve"> </w:t>
+      </w:r>
+      <w:proofErr w:type="spellStart"/>
+      <w:r>
+        <w:rPr>
+          <w:sz w:val="24"/>
+          <w:szCs w:val="24"/>
+        </w:rPr>
+        <w:t>lề</w:t>
+      </w:r>
+      <w:proofErr w:type="spellEnd"/>
+      <w:r>
+        <w:rPr>
+          <w:sz w:val="24"/>
+          <w:szCs w:val="24"/>
+        </w:rPr>
+        <w:t xml:space="preserve"> </w:t>
+      </w:r>
+      <w:proofErr w:type="spellStart"/>
+      <w:r>
+        <w:rPr>
+          <w:sz w:val="24"/>
+          <w:szCs w:val="24"/>
+        </w:rPr>
+        <w:t>cấp</w:t>
+      </w:r>
+      <w:proofErr w:type="spellEnd"/>
+      <w:r>
+        <w:rPr>
+          <w:sz w:val="24"/>
+          <w:szCs w:val="24"/>
+        </w:rPr>
+        <w:t xml:space="preserve"> 2.</w:t>
       </w:r>
     </w:p>
     <w:p>
-      <w:r>
-        <w:t>- B</w:t>
-      </w:r>
-      <w:r>
-        <w:t xml:space="preserve">ảng danh mục tham chiếu (Reference Table), có chức năng cung cấp định nghĩa cấu trúc cho các chỉ số tài chính. </w:t>
+      <w:pPr>
+        <w:rPr>
+          <w:sz w:val="24"/>
+          <w:szCs w:val="24"/>
+        </w:rPr>
+      </w:pPr>
+      <w:r>
+        <w:rPr>
+          <w:sz w:val="24"/>
+          <w:szCs w:val="24"/>
+        </w:rPr>
+        <w:t xml:space="preserve">- </w:t>
+      </w:r>
+      <w:r>
+        <w:rPr>
+          <w:sz w:val="24"/>
+          <w:szCs w:val="24"/>
+        </w:rPr>
+        <w:t>negating: </w:t>
+      </w:r>
+      <w:proofErr w:type="spellStart"/>
+      <w:r>
+        <w:rPr>
+          <w:sz w:val="24"/>
+          <w:szCs w:val="24"/>
+        </w:rPr>
+        <w:t>Nếu</w:t>
+      </w:r>
+      <w:proofErr w:type="spellEnd"/>
+      <w:r>
+        <w:rPr>
+          <w:sz w:val="24"/>
+          <w:szCs w:val="24"/>
+        </w:rPr>
+        <w:t xml:space="preserve"> </w:t>
+      </w:r>
+      <w:proofErr w:type="spellStart"/>
+      <w:r>
+        <w:rPr>
+          <w:sz w:val="24"/>
+          <w:szCs w:val="24"/>
+        </w:rPr>
+        <w:t>bằng</w:t>
+      </w:r>
+      <w:proofErr w:type="spellEnd"/>
+      <w:r>
+        <w:rPr>
+          <w:sz w:val="24"/>
+          <w:szCs w:val="24"/>
+        </w:rPr>
+        <w:t xml:space="preserve"> 1, </w:t>
+      </w:r>
+      <w:proofErr w:type="spellStart"/>
+      <w:r>
+        <w:rPr>
+          <w:sz w:val="24"/>
+          <w:szCs w:val="24"/>
+        </w:rPr>
+        <w:t>khi</w:t>
+      </w:r>
+      <w:proofErr w:type="spellEnd"/>
+      <w:r>
+        <w:rPr>
+          <w:sz w:val="24"/>
+          <w:szCs w:val="24"/>
+        </w:rPr>
+        <w:t xml:space="preserve"> </w:t>
+      </w:r>
+      <w:proofErr w:type="spellStart"/>
+      <w:r>
+        <w:rPr>
+          <w:sz w:val="24"/>
+          <w:szCs w:val="24"/>
+        </w:rPr>
+        <w:t>hiển</w:t>
+      </w:r>
+      <w:proofErr w:type="spellEnd"/>
+      <w:r>
+        <w:rPr>
+          <w:sz w:val="24"/>
+          <w:szCs w:val="24"/>
+        </w:rPr>
+        <w:t xml:space="preserve"> </w:t>
+      </w:r>
+      <w:proofErr w:type="spellStart"/>
+      <w:r>
+        <w:rPr>
+          <w:sz w:val="24"/>
+          <w:szCs w:val="24"/>
+        </w:rPr>
+        <w:t>thị</w:t>
+      </w:r>
+      <w:proofErr w:type="spellEnd"/>
+      <w:r>
+        <w:rPr>
+          <w:sz w:val="24"/>
+          <w:szCs w:val="24"/>
+        </w:rPr>
+        <w:t xml:space="preserve"> </w:t>
+      </w:r>
+      <w:proofErr w:type="spellStart"/>
+      <w:r>
+        <w:rPr>
+          <w:sz w:val="24"/>
+          <w:szCs w:val="24"/>
+        </w:rPr>
+        <w:t>ra</w:t>
+      </w:r>
+      <w:proofErr w:type="spellEnd"/>
+      <w:r>
+        <w:rPr>
+          <w:sz w:val="24"/>
+          <w:szCs w:val="24"/>
+        </w:rPr>
+        <w:t xml:space="preserve"> </w:t>
+      </w:r>
+      <w:proofErr w:type="spellStart"/>
+      <w:r>
+        <w:rPr>
+          <w:sz w:val="24"/>
+          <w:szCs w:val="24"/>
+        </w:rPr>
+        <w:t>màn</w:t>
+      </w:r>
+      <w:proofErr w:type="spellEnd"/>
+      <w:r>
+        <w:rPr>
+          <w:sz w:val="24"/>
+          <w:szCs w:val="24"/>
+        </w:rPr>
+        <w:t xml:space="preserve"> </w:t>
+      </w:r>
+      <w:proofErr w:type="spellStart"/>
+      <w:r>
+        <w:rPr>
+          <w:sz w:val="24"/>
+          <w:szCs w:val="24"/>
+        </w:rPr>
+        <w:t>hình</w:t>
+      </w:r>
+      <w:proofErr w:type="spellEnd"/>
+      <w:r>
+        <w:rPr>
+          <w:sz w:val="24"/>
+          <w:szCs w:val="24"/>
+        </w:rPr>
+        <w:t xml:space="preserve"> UI </w:t>
+      </w:r>
+      <w:proofErr w:type="spellStart"/>
+      <w:r>
+        <w:rPr>
+          <w:sz w:val="24"/>
+          <w:szCs w:val="24"/>
+        </w:rPr>
+        <w:t>phải</w:t>
+      </w:r>
+      <w:proofErr w:type="spellEnd"/>
+      <w:r>
+        <w:rPr>
+          <w:sz w:val="24"/>
+          <w:szCs w:val="24"/>
+        </w:rPr>
+        <w:t xml:space="preserve"> </w:t>
+      </w:r>
+      <w:proofErr w:type="spellStart"/>
+      <w:r>
+        <w:rPr>
+          <w:sz w:val="24"/>
+          <w:szCs w:val="24"/>
+        </w:rPr>
+        <w:t>đổi</w:t>
+      </w:r>
+      <w:proofErr w:type="spellEnd"/>
+      <w:r>
+        <w:rPr>
+          <w:sz w:val="24"/>
+          <w:szCs w:val="24"/>
+        </w:rPr>
+        <w:t xml:space="preserve"> </w:t>
+      </w:r>
+      <w:proofErr w:type="spellStart"/>
+      <w:r>
+        <w:rPr>
+          <w:sz w:val="24"/>
+          <w:szCs w:val="24"/>
+        </w:rPr>
+        <w:t>dấu</w:t>
+      </w:r>
+      <w:proofErr w:type="spellEnd"/>
+      <w:r>
+        <w:rPr>
+          <w:sz w:val="24"/>
+          <w:szCs w:val="24"/>
+        </w:rPr>
+        <w:t xml:space="preserve"> </w:t>
+      </w:r>
+      <w:proofErr w:type="spellStart"/>
+      <w:r>
+        <w:rPr>
+          <w:sz w:val="24"/>
+          <w:szCs w:val="24"/>
+        </w:rPr>
+        <w:t>giá</w:t>
+      </w:r>
+      <w:proofErr w:type="spellEnd"/>
+      <w:r>
+        <w:rPr>
+          <w:sz w:val="24"/>
+          <w:szCs w:val="24"/>
+        </w:rPr>
+        <w:t xml:space="preserve"> </w:t>
+      </w:r>
+      <w:proofErr w:type="spellStart"/>
+      <w:r>
+        <w:rPr>
+          <w:sz w:val="24"/>
+          <w:szCs w:val="24"/>
+        </w:rPr>
+        <w:t>trị</w:t>
+      </w:r>
+      <w:proofErr w:type="spellEnd"/>
+      <w:r>
+        <w:rPr>
+          <w:sz w:val="24"/>
+          <w:szCs w:val="24"/>
+        </w:rPr>
+        <w:t xml:space="preserve"> </w:t>
+      </w:r>
+      <w:proofErr w:type="spellStart"/>
+      <w:r>
+        <w:rPr>
+          <w:sz w:val="24"/>
+          <w:szCs w:val="24"/>
+        </w:rPr>
+        <w:t>đó</w:t>
+      </w:r>
+      <w:proofErr w:type="spellEnd"/>
+      <w:r>
+        <w:rPr>
+          <w:sz w:val="24"/>
+          <w:szCs w:val="24"/>
+        </w:rPr>
+        <w:t xml:space="preserve"> (</w:t>
+      </w:r>
+      <w:proofErr w:type="spellStart"/>
+      <w:r>
+        <w:rPr>
+          <w:sz w:val="24"/>
+          <w:szCs w:val="24"/>
+        </w:rPr>
+        <w:t>ví</w:t>
+      </w:r>
+      <w:proofErr w:type="spellEnd"/>
+      <w:r>
+        <w:rPr>
+          <w:sz w:val="24"/>
+          <w:szCs w:val="24"/>
+        </w:rPr>
+        <w:t xml:space="preserve"> </w:t>
+      </w:r>
+      <w:proofErr w:type="spellStart"/>
+      <w:r>
+        <w:rPr>
+          <w:sz w:val="24"/>
+          <w:szCs w:val="24"/>
+        </w:rPr>
+        <w:t>dụ</w:t>
+      </w:r>
+      <w:proofErr w:type="spellEnd"/>
+      <w:r>
+        <w:rPr>
+          <w:sz w:val="24"/>
+          <w:szCs w:val="24"/>
+        </w:rPr>
+        <w:t xml:space="preserve"> </w:t>
+      </w:r>
+      <w:proofErr w:type="spellStart"/>
+      <w:r>
+        <w:rPr>
+          <w:sz w:val="24"/>
+          <w:szCs w:val="24"/>
+        </w:rPr>
+        <w:t>hiển</w:t>
+      </w:r>
+      <w:proofErr w:type="spellEnd"/>
+      <w:r>
+        <w:rPr>
+          <w:sz w:val="24"/>
+          <w:szCs w:val="24"/>
+        </w:rPr>
+        <w:t xml:space="preserve"> </w:t>
+      </w:r>
+      <w:proofErr w:type="spellStart"/>
+      <w:r>
+        <w:rPr>
+          <w:sz w:val="24"/>
+          <w:szCs w:val="24"/>
+        </w:rPr>
+        <w:t>thị</w:t>
+      </w:r>
+      <w:proofErr w:type="spellEnd"/>
+      <w:r>
+        <w:rPr>
+          <w:sz w:val="24"/>
+          <w:szCs w:val="24"/>
+        </w:rPr>
+        <w:t xml:space="preserve"> </w:t>
+      </w:r>
+      <w:proofErr w:type="spellStart"/>
+      <w:r>
+        <w:rPr>
+          <w:sz w:val="24"/>
+          <w:szCs w:val="24"/>
+        </w:rPr>
+        <w:t>số</w:t>
+      </w:r>
+      <w:proofErr w:type="spellEnd"/>
+      <w:r>
+        <w:rPr>
+          <w:sz w:val="24"/>
+          <w:szCs w:val="24"/>
+        </w:rPr>
+        <w:t xml:space="preserve"> </w:t>
+      </w:r>
+      <w:proofErr w:type="spellStart"/>
+      <w:r>
+        <w:rPr>
+          <w:sz w:val="24"/>
+          <w:szCs w:val="24"/>
+        </w:rPr>
+        <w:t>âm</w:t>
+      </w:r>
+      <w:proofErr w:type="spellEnd"/>
+      <w:r>
+        <w:rPr>
+          <w:sz w:val="24"/>
+          <w:szCs w:val="24"/>
+        </w:rPr>
+        <w:t xml:space="preserve"> </w:t>
+      </w:r>
+      <w:proofErr w:type="spellStart"/>
+      <w:r>
+        <w:rPr>
+          <w:sz w:val="24"/>
+          <w:szCs w:val="24"/>
+        </w:rPr>
+        <w:t>cho</w:t>
+      </w:r>
+      <w:proofErr w:type="spellEnd"/>
+      <w:r>
+        <w:rPr>
+          <w:sz w:val="24"/>
+          <w:szCs w:val="24"/>
+        </w:rPr>
+        <w:t xml:space="preserve"> </w:t>
+      </w:r>
+      <w:proofErr w:type="spellStart"/>
+      <w:r>
+        <w:rPr>
+          <w:sz w:val="24"/>
+          <w:szCs w:val="24"/>
+        </w:rPr>
+        <w:t>khoản</w:t>
+      </w:r>
+      <w:proofErr w:type="spellEnd"/>
+      <w:r>
+        <w:rPr>
+          <w:sz w:val="24"/>
+          <w:szCs w:val="24"/>
+        </w:rPr>
+        <w:t xml:space="preserve"> </w:t>
+      </w:r>
+      <w:proofErr w:type="spellStart"/>
+      <w:r>
+        <w:rPr>
+          <w:sz w:val="24"/>
+          <w:szCs w:val="24"/>
+        </w:rPr>
+        <w:t>mục</w:t>
+      </w:r>
+      <w:proofErr w:type="spellEnd"/>
+      <w:r>
+        <w:rPr>
+          <w:sz w:val="24"/>
+          <w:szCs w:val="24"/>
+        </w:rPr>
+        <w:t xml:space="preserve"> Chi </w:t>
+      </w:r>
+      <w:proofErr w:type="spellStart"/>
+      <w:r>
+        <w:rPr>
+          <w:sz w:val="24"/>
+          <w:szCs w:val="24"/>
+        </w:rPr>
+        <w:t>phí</w:t>
+      </w:r>
+      <w:proofErr w:type="spellEnd"/>
+      <w:r>
+        <w:rPr>
+          <w:sz w:val="24"/>
+          <w:szCs w:val="24"/>
+        </w:rPr>
+        <w:t xml:space="preserve"> </w:t>
+      </w:r>
+      <w:proofErr w:type="spellStart"/>
+      <w:r>
+        <w:rPr>
+          <w:sz w:val="24"/>
+          <w:szCs w:val="24"/>
+        </w:rPr>
+        <w:t>mặc</w:t>
+      </w:r>
+      <w:proofErr w:type="spellEnd"/>
+      <w:r>
+        <w:rPr>
+          <w:sz w:val="24"/>
+          <w:szCs w:val="24"/>
+        </w:rPr>
+        <w:t xml:space="preserve"> </w:t>
+      </w:r>
+      <w:proofErr w:type="spellStart"/>
+      <w:r>
+        <w:rPr>
+          <w:sz w:val="24"/>
+          <w:szCs w:val="24"/>
+        </w:rPr>
+        <w:t>dù</w:t>
+      </w:r>
+      <w:proofErr w:type="spellEnd"/>
+      <w:r>
+        <w:rPr>
+          <w:sz w:val="24"/>
+          <w:szCs w:val="24"/>
+        </w:rPr>
+        <w:t xml:space="preserve"> </w:t>
+      </w:r>
+      <w:proofErr w:type="spellStart"/>
+      <w:r>
+        <w:rPr>
+          <w:sz w:val="24"/>
+          <w:szCs w:val="24"/>
+        </w:rPr>
+        <w:t>trong</w:t>
+      </w:r>
+      <w:proofErr w:type="spellEnd"/>
+      <w:r>
+        <w:rPr>
+          <w:sz w:val="24"/>
+          <w:szCs w:val="24"/>
+        </w:rPr>
+        <w:t> num.txt </w:t>
+      </w:r>
+      <w:proofErr w:type="spellStart"/>
+      <w:r>
+        <w:rPr>
+          <w:sz w:val="24"/>
+          <w:szCs w:val="24"/>
+        </w:rPr>
+        <w:t>nó</w:t>
+      </w:r>
+      <w:proofErr w:type="spellEnd"/>
+      <w:r>
+        <w:rPr>
+          <w:sz w:val="24"/>
+          <w:szCs w:val="24"/>
+        </w:rPr>
+        <w:t xml:space="preserve"> </w:t>
+      </w:r>
+      <w:proofErr w:type="spellStart"/>
+      <w:r>
+        <w:rPr>
+          <w:sz w:val="24"/>
+          <w:szCs w:val="24"/>
+        </w:rPr>
+        <w:t>được</w:t>
+      </w:r>
+      <w:proofErr w:type="spellEnd"/>
+      <w:r>
+        <w:rPr>
+          <w:sz w:val="24"/>
+          <w:szCs w:val="24"/>
+        </w:rPr>
+        <w:t xml:space="preserve"> </w:t>
+      </w:r>
+      <w:proofErr w:type="spellStart"/>
+      <w:r>
+        <w:rPr>
+          <w:sz w:val="24"/>
+          <w:szCs w:val="24"/>
+        </w:rPr>
+        <w:t>lưu</w:t>
+      </w:r>
+      <w:proofErr w:type="spellEnd"/>
+      <w:r>
+        <w:rPr>
+          <w:sz w:val="24"/>
+          <w:szCs w:val="24"/>
+        </w:rPr>
+        <w:t xml:space="preserve"> </w:t>
+      </w:r>
+      <w:proofErr w:type="spellStart"/>
+      <w:r>
+        <w:rPr>
+          <w:sz w:val="24"/>
+          <w:szCs w:val="24"/>
+        </w:rPr>
+        <w:t>là</w:t>
+      </w:r>
+      <w:proofErr w:type="spellEnd"/>
+      <w:r>
+        <w:rPr>
+          <w:sz w:val="24"/>
+          <w:szCs w:val="24"/>
+        </w:rPr>
+        <w:t xml:space="preserve"> </w:t>
+      </w:r>
+      <w:proofErr w:type="spellStart"/>
+      <w:r>
+        <w:rPr>
+          <w:sz w:val="24"/>
+          <w:szCs w:val="24"/>
+        </w:rPr>
+        <w:t>số</w:t>
+      </w:r>
+      <w:proofErr w:type="spellEnd"/>
+      <w:r>
+        <w:rPr>
+          <w:sz w:val="24"/>
+          <w:szCs w:val="24"/>
+        </w:rPr>
+        <w:t xml:space="preserve"> </w:t>
+      </w:r>
+      <w:proofErr w:type="spellStart"/>
+      <w:r>
+        <w:rPr>
+          <w:sz w:val="24"/>
+          <w:szCs w:val="24"/>
+        </w:rPr>
+        <w:t>dương</w:t>
+      </w:r>
+      <w:proofErr w:type="spellEnd"/>
+      <w:r>
+        <w:rPr>
+          <w:sz w:val="24"/>
+          <w:szCs w:val="24"/>
+        </w:rPr>
+        <w:t>).</w:t>
       </w:r>
     </w:p>
     <w:p>
-      <w:r>
-        <w:t xml:space="preserve">- </w:t>
-      </w:r>
-      <w:r>
-        <w:t>tag (Khóa chính): sử dụng để liên kết (join) với tập dữ liệu num.txt.</w:t>
-      </w:r>
+      <w:pPr>
+        <w:rPr>
+          <w:sz w:val="24"/>
+          <w:szCs w:val="24"/>
+        </w:rPr>
+      </w:pPr>
     </w:p>
-    <w:p>
-      <w:r>
-        <w:t xml:space="preserve">- </w:t>
-      </w:r>
-      <w:r>
-        <w:t>datatype (Kiểu dữ liệu): Xác định định dạng của giá trị (ví dụ: monetary - tiền tệ, shares - cổ phiếu, pure - tỷ lệ) nhằm phục vụ quá trình parse và chuẩn hóa dữ liệu.</w:t>
-      </w:r>
-    </w:p>
-    <w:p>
-      <w:r>
-        <w:t xml:space="preserve">- </w:t>
-      </w:r>
-      <w:r>
-        <w:t>crdr (Cờ quy đổi): Chứa giá trị C (Credit) hoặc D (Debit), đóng vai trò là tham số logic để xác định việc chuyển đổi dấu (âm/dương) trong các thuật toán tổng hợp dữ liệu.</w:t>
-      </w:r>
-    </w:p>
-    <w:p>
-      <w:r>
-        <w:t xml:space="preserve">- </w:t>
-      </w:r>
-      <w:r>
-        <w:t>tlabel &amp; doc (Dữ liệu hiển thị): Cột tlabel cung cấp nhãn hiển thị rút gọn dành cho giao diện người dùng (UI). Cột doc chứa văn bản mô tả chi tiết ý nghĩa nghiệp vụ của chỉ số.</w:t>
-      </w:r>
-    </w:p>
-    <w:p>
-      <w:r>
-        <w:rPr>
-          <w:b/>
-          <w:bCs/>
-        </w:rPr>
-        <w:t>4. pre.txt </w:t>
-      </w:r>
-      <w:r>
-        <w:t>(Cấu trúc Trình bày - Presentation)</w:t>
-      </w:r>
-    </w:p>
-    <w:p>
-      <w:r>
-        <w:t>-</w:t>
-      </w:r>
-      <w:r>
-        <w:t xml:space="preserve"> </w:t>
-      </w:r>
-      <w:r>
-        <w:t>Giúp</w:t>
-      </w:r>
-      <w:r>
-        <w:t xml:space="preserve"> tái tạo lại nguyên bản giao diện tờ báo cáo nếu muốn in ra màn hình.</w:t>
-      </w:r>
-    </w:p>
-    <w:p>
-      <w:r>
-        <w:t xml:space="preserve">- </w:t>
-      </w:r>
-      <w:r>
-        <w:t>stmt (Statement Type): </w:t>
-      </w:r>
-      <w:r>
-        <w:t>Cho</w:t>
-      </w:r>
-      <w:r>
-        <w:t xml:space="preserve"> biết con số này nằm ở bảng nào. BS (Balance Sheet - Cân đối kế toán), IS (Income Statement - KQ Kinh doanh), CF (Cash Flows - Lưu chuyển tiền tệ).</w:t>
-      </w:r>
-    </w:p>
-    <w:p>
-      <w:r>
-        <w:t xml:space="preserve">- </w:t>
-      </w:r>
-      <w:r>
-        <w:t>line: Thứ tự dòng hiển thị từ trên xuống dưới.</w:t>
-      </w:r>
-    </w:p>
-    <w:p>
-      <w:r>
-        <w:t xml:space="preserve">- </w:t>
-      </w:r>
-      <w:r>
-        <w:t>inpth (Indent Depth): Độ thụt lề. Ví dụ "Tài sản ngắn hạn" thụt lề cấp 1, bên trong có "Tiền mặt" thụt lề cấp 2.</w:t>
-      </w:r>
-    </w:p>
-    <w:p>
-      <w:r>
-        <w:t xml:space="preserve">- </w:t>
-      </w:r>
-      <w:r>
-        <w:t>negating: Nếu bằng 1, khi hiển thị ra màn hình UI phải đổi dấu giá trị đó (ví dụ hiển thị số âm cho khoản mục Chi phí mặc dù trong num.txt nó được lưu là số dương).</w:t>
-      </w:r>
-    </w:p>
-    <w:p/>
     <w:sectPr>
       <w:pgSz w:w="11907" w:h="16840" w:code="9"/>
       <w:pgMar w:top="1134" w:right="1134" w:bottom="1134" w:left="1701" w:header="720" w:footer="720" w:gutter="0"/>
@@ -355,7 +7781,7 @@
 </file>
 
 <file path=word/numbering.xml><?xml version="1.0" encoding="utf-8"?>
-<w:numbering xmlns:wpc="http://schemas.microsoft.com/office/word/2010/wordprocessingCanvas" xmlns:cx="http://schemas.microsoft.com/office/drawing/2014/chartex" xmlns:cx1="http://schemas.microsoft.com/office/drawing/2015/9/8/chartex" xmlns:cx2="http://schemas.microsoft.com/office/drawing/2015/10/21/chartex" xmlns:cx3="http://schemas.microsoft.com/office/drawing/2016/5/9/chartex" xmlns:cx4="http://schemas.microsoft.com/office/drawing/2016/5/10/chartex" xmlns:cx5="http://schemas.microsoft.com/office/drawing/2016/5/11/chartex" xmlns:cx6="http://schemas.microsoft.com/office/drawing/2016/5/12/chartex" xmlns:cx7="http://schemas.microsoft.com/office/drawing/2016/5/13/chartex" xmlns:cx8="http://schemas.microsoft.com/office/drawing/2016/5/14/chartex" xmlns:mc="http://schemas.openxmlformats.org/markup-compatibility/2006" xmlns:aink="http://schemas.microsoft.com/office/drawing/2016/ink" xmlns:am3d="http://schemas.microsoft.com/office/drawing/2017/model3d" xmlns:o="urn:schemas-microsoft-com:office:office" xmlns:oel="http://schemas.microsoft.com/office/2019/extlst" xmlns:r="http://schemas.openxmlformats.org/officeDocument/2006/relationships" xmlns:m="http://schemas.openxmlformats.org/officeDocument/2006/math" xmlns:v="urn:schemas-microsoft-com:vml" xmlns:wp14="http://schemas.microsoft.com/office/word/2010/wordprocessingDrawing" xmlns:wp="http://schemas.openxmlformats.org/drawingml/2006/wordprocessingDrawing" xmlns:w10="urn:schemas-microsoft-com:office:word" xmlns:w="http://schemas.openxmlformats.org/wordprocessingml/2006/main" xmlns:w14="http://schemas.microsoft.com/office/word/2010/wordml" xmlns:w15="http://schemas.microsoft.com/office/word/2012/wordml" xmlns:w16cex="http://schemas.microsoft.com/office/word/2018/wordml/cex" xmlns:w16cid="http://schemas.microsoft.com/office/word/2016/wordml/cid" xmlns:w16="http://schemas.microsoft.com/office/word/2018/wordml" xmlns:w16du="http://schemas.microsoft.com/office/word/2023/wordml/word16du" xmlns:w16sdtdh="http://schemas.microsoft.com/office/word/2020/wordml/sdtdatahash" xmlns:w16sdtfl="http://schemas.microsoft.com/office/word/2024/wordml/sdtformatlock" xmlns:w16se="http://schemas.microsoft.com/office/word/2015/wordml/symex" xmlns:wpg="http://schemas.microsoft.com/office/word/2010/wordprocessingGroup" xmlns:wpi="http://schemas.microsoft.com/office/word/2010/wordprocessingInk" xmlns:wne="http://schemas.microsoft.com/office/word/2006/wordml" xmlns:wps="http://schemas.microsoft.com/office/word/2010/wordprocessingShape" mc:Ignorable="w14 w15 w16se w16cid w16 w16cex w16sdtdh w16sdtfl w16du wp14">
+<w:numbering xmlns:wpc="http://schemas.microsoft.com/office/word/2010/wordprocessingCanvas" xmlns:cx="http://schemas.microsoft.com/office/drawing/2014/chartex" xmlns:cx1="http://schemas.microsoft.com/office/drawing/2015/9/8/chartex" xmlns:cx2="http://schemas.microsoft.com/office/drawing/2015/10/21/chartex" xmlns:cx3="http://schemas.microsoft.com/office/drawing/2016/5/9/chartex" xmlns:cx4="http://schemas.microsoft.com/office/drawing/2016/5/10/chartex" xmlns:cx5="http://schemas.microsoft.com/office/drawing/2016/5/11/chartex" xmlns:cx6="http://schemas.microsoft.com/office/drawing/2016/5/12/chartex" xmlns:cx7="http://schemas.microsoft.com/office/drawing/2016/5/13/chartex" xmlns:cx8="http://schemas.microsoft.com/office/drawing/2016/5/14/chartex" xmlns:mc="http://schemas.openxmlformats.org/markup-compatibility/2006" xmlns:m="http://schemas.openxmlformats.org/officeDocument/2006/math" xmlns:aink="http://schemas.microsoft.com/office/drawing/2016/ink" xmlns:am3d="http://schemas.microsoft.com/office/drawing/2017/model3d" xmlns:oel="http://schemas.microsoft.com/office/2019/extlst" xmlns:r="http://schemas.openxmlformats.org/officeDocument/2006/relationships" xmlns:wp14="http://schemas.microsoft.com/office/word/2010/wordprocessingDrawing" xmlns:wp="http://schemas.openxmlformats.org/drawingml/2006/wordprocessingDrawing" xmlns:wpg="http://schemas.microsoft.com/office/word/2010/wordprocessingGroup" xmlns:wpi="http://schemas.microsoft.com/office/word/2010/wordprocessingInk" xmlns:wps="http://schemas.microsoft.com/office/word/2010/wordprocessingShape" xmlns:o="urn:schemas-microsoft-com:office:office" xmlns:v="urn:schemas-microsoft-com:vml" xmlns:w10="urn:schemas-microsoft-com:office:word" xmlns:w="http://schemas.openxmlformats.org/wordprocessingml/2006/main" xmlns:w14="http://schemas.microsoft.com/office/word/2010/wordml" xmlns:w15="http://schemas.microsoft.com/office/word/2012/wordml" xmlns:w16cex="http://schemas.microsoft.com/office/word/2018/wordml/cex" xmlns:w16cid="http://schemas.microsoft.com/office/word/2016/wordml/cid" xmlns:w16="http://schemas.microsoft.com/office/word/2018/wordml" xmlns:w16sdtdh="http://schemas.microsoft.com/office/word/2020/wordml/sdtdatahash" xmlns:w16sdtfl="http://schemas.microsoft.com/office/word/2024/wordml/sdtformatlock" xmlns:w16se="http://schemas.microsoft.com/office/word/2015/wordml/symex" xmlns:w16du="http://schemas.microsoft.com/office/word/2023/wordml/word16du" xmlns:wne="http://schemas.microsoft.com/office/word/2006/wordml" mc:Ignorable="w14 w15 w16se w16cid w16 w16cex w16sdtdh w16sdtfl w16du wp14">
   <w:abstractNum w:abstractNumId="0" w15:restartNumberingAfterBreak="0">
     <w:nsid w:val="00C41DBB"/>
     <w:multiLevelType w:val="multilevel"/>
@@ -1633,7 +9059,7 @@
 </file>
 
 <file path=word/styles.xml><?xml version="1.0" encoding="utf-8"?>
-<w:styles xmlns:mc="http://schemas.openxmlformats.org/markup-compatibility/2006" xmlns:r="http://schemas.openxmlformats.org/officeDocument/2006/relationships" xmlns:w="http://schemas.openxmlformats.org/wordprocessingml/2006/main" xmlns:w14="http://schemas.microsoft.com/office/word/2010/wordml" xmlns:w15="http://schemas.microsoft.com/office/word/2012/wordml" xmlns:w16cex="http://schemas.microsoft.com/office/word/2018/wordml/cex" xmlns:w16cid="http://schemas.microsoft.com/office/word/2016/wordml/cid" xmlns:w16="http://schemas.microsoft.com/office/word/2018/wordml" xmlns:w16du="http://schemas.microsoft.com/office/word/2023/wordml/word16du" xmlns:w16sdtdh="http://schemas.microsoft.com/office/word/2020/wordml/sdtdatahash" xmlns:w16sdtfl="http://schemas.microsoft.com/office/word/2024/wordml/sdtformatlock" xmlns:w16se="http://schemas.microsoft.com/office/word/2015/wordml/symex" mc:Ignorable="w14 w15 w16se w16cid w16 w16cex w16sdtdh w16sdtfl w16du">
+<w:styles xmlns:mc="http://schemas.openxmlformats.org/markup-compatibility/2006" xmlns:r="http://schemas.openxmlformats.org/officeDocument/2006/relationships" xmlns:w="http://schemas.openxmlformats.org/wordprocessingml/2006/main" xmlns:w14="http://schemas.microsoft.com/office/word/2010/wordml" xmlns:w15="http://schemas.microsoft.com/office/word/2012/wordml" xmlns:w16cex="http://schemas.microsoft.com/office/word/2018/wordml/cex" xmlns:w16cid="http://schemas.microsoft.com/office/word/2016/wordml/cid" xmlns:w16="http://schemas.microsoft.com/office/word/2018/wordml" xmlns:w16sdtdh="http://schemas.microsoft.com/office/word/2020/wordml/sdtdatahash" xmlns:w16sdtfl="http://schemas.microsoft.com/office/word/2024/wordml/sdtformatlock" xmlns:w16se="http://schemas.microsoft.com/office/word/2015/wordml/symex" xmlns:w16du="http://schemas.microsoft.com/office/word/2023/wordml/word16du" mc:Ignorable="w14 w15 w16se w16cid w16 w16cex w16sdtdh w16sdtfl w16du">
   <w:docDefaults>
     <w:rPrDefault>
       <w:rPr>
@@ -2248,6 +9674,7 @@
   <w:style w:type="character" w:default="1" w:styleId="DefaultParagraphFont">
     <w:name w:val="Default Paragraph Font"/>
     <w:uiPriority w:val="1"/>
+    <w:semiHidden/>
     <w:unhideWhenUsed/>
   </w:style>
   <w:style w:type="table" w:default="1" w:styleId="TableNormal">
